--- a/guj/docx/60.content.docx
+++ b/guj/docx/60.content.docx
@@ -1042,6 +1042,21 @@
           <w:b/>
           <w:lang w:val="gu_IN" w:bidi="gu_IN"/>
         </w:rPr>
+        <w:t>Πέτρος</w:t>
+      </w:r>
+    </w:p>
+    <w:p>
+      <w:pPr/>
+      <w:r>
+        <w:rPr>
+          <w:lang w:val="gu_IN" w:bidi="gu_IN"/>
+        </w:rPr>
+      </w:r>
+      <w:r>
+        <w:rPr>
+          <w:b/>
+          <w:lang w:val="gu_IN" w:bidi="gu_IN"/>
+        </w:rPr>
         <w:t>"પિતર"</w:t>
       </w:r>
     </w:p>
@@ -1192,6 +1207,21 @@
           <w:b/>
           <w:lang w:val="gu_IN" w:bidi="gu_IN"/>
         </w:rPr>
+        <w:t>ἐκλεκτοῖς παρεπιδήμοις</w:t>
+      </w:r>
+    </w:p>
+    <w:p>
+      <w:pPr/>
+      <w:r>
+        <w:rPr>
+          <w:lang w:val="gu_IN" w:bidi="gu_IN"/>
+        </w:rPr>
+      </w:r>
+      <w:r>
+        <w:rPr>
+          <w:b/>
+          <w:lang w:val="gu_IN" w:bidi="gu_IN"/>
+        </w:rPr>
         <w:t>"પસંદ કરવામાં આવેલા &amp; બંદીવાનો તરીકે રહેનારા"</w:t>
       </w:r>
     </w:p>
@@ -1267,6 +1297,21 @@
           <w:b/>
           <w:lang w:val="gu_IN" w:bidi="gu_IN"/>
         </w:rPr>
+        <w:t>ἐκλεκτοῖς παρεπιδήμοις διασπορᾶς</w:t>
+      </w:r>
+    </w:p>
+    <w:p>
+      <w:pPr/>
+      <w:r>
+        <w:rPr>
+          <w:lang w:val="gu_IN" w:bidi="gu_IN"/>
+        </w:rPr>
+      </w:r>
+      <w:r>
+        <w:rPr>
+          <w:b/>
+          <w:lang w:val="gu_IN" w:bidi="gu_IN"/>
+        </w:rPr>
         <w:t>"પસંદ કરવામાં આવેલા &amp; વિખેરાયેલા બંદીવાનો તરીકે રહેનારા"</w:t>
       </w:r>
     </w:p>
@@ -1362,6 +1407,21 @@
           <w:b/>
           <w:lang w:val="gu_IN" w:bidi="gu_IN"/>
         </w:rPr>
+        <w:t>ἐκλεκτοῖς παρεπιδήμοις διασπορᾶς</w:t>
+      </w:r>
+    </w:p>
+    <w:p>
+      <w:pPr/>
+      <w:r>
+        <w:rPr>
+          <w:lang w:val="gu_IN" w:bidi="gu_IN"/>
+        </w:rPr>
+      </w:r>
+      <w:r>
+        <w:rPr>
+          <w:b/>
+          <w:lang w:val="gu_IN" w:bidi="gu_IN"/>
+        </w:rPr>
         <w:t>"પસંદ કરવામાં આવેલા &amp; વિખેરાયેલા બંદીવાનો તરીકે રહેનારા"</w:t>
       </w:r>
     </w:p>
@@ -1476,6 +1536,21 @@
           <w:b/>
           <w:lang w:val="gu_IN" w:bidi="gu_IN"/>
         </w:rPr>
+        <w:t>διασπορᾶς</w:t>
+      </w:r>
+    </w:p>
+    <w:p>
+      <w:pPr/>
+      <w:r>
+        <w:rPr>
+          <w:lang w:val="gu_IN" w:bidi="gu_IN"/>
+        </w:rPr>
+      </w:r>
+      <w:r>
+        <w:rPr>
+          <w:b/>
+          <w:lang w:val="gu_IN" w:bidi="gu_IN"/>
+        </w:rPr>
         <w:t>"વિખેરાયેલા"</w:t>
       </w:r>
     </w:p>
@@ -1754,6 +1829,21 @@
           <w:b/>
           <w:lang w:val="gu_IN" w:bidi="gu_IN"/>
         </w:rPr>
+        <w:t>πρόγνωσιν Θεοῦ Πατρός</w:t>
+      </w:r>
+    </w:p>
+    <w:p>
+      <w:pPr/>
+      <w:r>
+        <w:rPr>
+          <w:lang w:val="gu_IN" w:bidi="gu_IN"/>
+        </w:rPr>
+      </w:r>
+      <w:r>
+        <w:rPr>
+          <w:b/>
+          <w:lang w:val="gu_IN" w:bidi="gu_IN"/>
+        </w:rPr>
         <w:t>"દેવ પિતાના પૂર્વજ્ઞાન"</w:t>
       </w:r>
     </w:p>
@@ -1993,6 +2083,21 @@
           <w:b/>
           <w:lang w:val="gu_IN" w:bidi="gu_IN"/>
         </w:rPr>
+        <w:t>ἐν ἁγιασμῷ Πνεύματος</w:t>
+      </w:r>
+    </w:p>
+    <w:p>
+      <w:pPr/>
+      <w:r>
+        <w:rPr>
+          <w:lang w:val="gu_IN" w:bidi="gu_IN"/>
+        </w:rPr>
+      </w:r>
+      <w:r>
+        <w:rPr>
+          <w:b/>
+          <w:lang w:val="gu_IN" w:bidi="gu_IN"/>
+        </w:rPr>
         <w:t>"આત્માના પવિત્રીકરણથી"</w:t>
       </w:r>
     </w:p>
@@ -2182,6 +2287,21 @@
           <w:b/>
           <w:lang w:val="gu_IN" w:bidi="gu_IN"/>
         </w:rPr>
+        <w:t>εἰς ὑπακοὴν</w:t>
+      </w:r>
+    </w:p>
+    <w:p>
+      <w:pPr/>
+      <w:r>
+        <w:rPr>
+          <w:lang w:val="gu_IN" w:bidi="gu_IN"/>
+        </w:rPr>
+      </w:r>
+      <w:r>
+        <w:rPr>
+          <w:b/>
+          <w:lang w:val="gu_IN" w:bidi="gu_IN"/>
+        </w:rPr>
         <w:t>"આજ્ઞાંકિત થવા માટે"</w:t>
       </w:r>
     </w:p>
@@ -2264,6 +2384,21 @@
           <w:b/>
           <w:lang w:val="gu_IN" w:bidi="gu_IN"/>
         </w:rPr>
+        <w:t>εἰς ὑπακοὴν</w:t>
+      </w:r>
+    </w:p>
+    <w:p>
+      <w:pPr/>
+      <w:r>
+        <w:rPr>
+          <w:lang w:val="gu_IN" w:bidi="gu_IN"/>
+        </w:rPr>
+      </w:r>
+      <w:r>
+        <w:rPr>
+          <w:b/>
+          <w:lang w:val="gu_IN" w:bidi="gu_IN"/>
+        </w:rPr>
         <w:t>"આજ્ઞાંકિત થવા માટે"</w:t>
       </w:r>
     </w:p>
@@ -2352,6 +2487,21 @@
           <w:b/>
           <w:lang w:val="gu_IN" w:bidi="gu_IN"/>
         </w:rPr>
+        <w:t>ῥαντισμὸν αἵματος Ἰησοῦ Χριστοῦ</w:t>
+      </w:r>
+    </w:p>
+    <w:p>
+      <w:pPr/>
+      <w:r>
+        <w:rPr>
+          <w:lang w:val="gu_IN" w:bidi="gu_IN"/>
+        </w:rPr>
+      </w:r>
+      <w:r>
+        <w:rPr>
+          <w:b/>
+          <w:lang w:val="gu_IN" w:bidi="gu_IN"/>
+        </w:rPr>
         <w:t>"ઈસુ ખ્રિસ્તના રક્તથી છંટાવા માટે"</w:t>
       </w:r>
     </w:p>
@@ -2440,6 +2590,21 @@
           <w:b/>
           <w:lang w:val="gu_IN" w:bidi="gu_IN"/>
         </w:rPr>
+        <w:t>αἵματος Ἰησοῦ Χριστοῦ</w:t>
+      </w:r>
+    </w:p>
+    <w:p>
+      <w:pPr/>
+      <w:r>
+        <w:rPr>
+          <w:lang w:val="gu_IN" w:bidi="gu_IN"/>
+        </w:rPr>
+      </w:r>
+      <w:r>
+        <w:rPr>
+          <w:b/>
+          <w:lang w:val="gu_IN" w:bidi="gu_IN"/>
+        </w:rPr>
         <w:t>"ઈસુ ખ્રિસ્તના રક્તથી"</w:t>
       </w:r>
     </w:p>
@@ -2528,6 +2693,21 @@
           <w:b/>
           <w:lang w:val="gu_IN" w:bidi="gu_IN"/>
         </w:rPr>
+        <w:t>χάρις ὑμῖν καὶ εἰρήνη πληθυνθείη</w:t>
+      </w:r>
+    </w:p>
+    <w:p>
+      <w:pPr/>
+      <w:r>
+        <w:rPr>
+          <w:lang w:val="gu_IN" w:bidi="gu_IN"/>
+        </w:rPr>
+      </w:r>
+      <w:r>
+        <w:rPr>
+          <w:b/>
+          <w:lang w:val="gu_IN" w:bidi="gu_IN"/>
+        </w:rPr>
         <w:t>"તમારા પર પુષ્કળ કૃપા તથા શાંતિ થાઓ"</w:t>
       </w:r>
     </w:p>
@@ -2603,6 +2783,21 @@
           <w:b/>
           <w:lang w:val="gu_IN" w:bidi="gu_IN"/>
         </w:rPr>
+        <w:t>χάρις ὑμῖν καὶ εἰρήνη πληθυνθείη</w:t>
+      </w:r>
+    </w:p>
+    <w:p>
+      <w:pPr/>
+      <w:r>
+        <w:rPr>
+          <w:lang w:val="gu_IN" w:bidi="gu_IN"/>
+        </w:rPr>
+      </w:r>
+      <w:r>
+        <w:rPr>
+          <w:b/>
+          <w:lang w:val="gu_IN" w:bidi="gu_IN"/>
+        </w:rPr>
         <w:t>"તમારા પર પુષ્કળ કૃપા તથા શાંતિ થાઓ"</w:t>
       </w:r>
     </w:p>
@@ -2704,6 +2899,21 @@
           <w:b/>
           <w:lang w:val="gu_IN" w:bidi="gu_IN"/>
         </w:rPr>
+        <w:t>χάρις ὑμῖν καὶ εἰρήνη πληθυνθείη</w:t>
+      </w:r>
+    </w:p>
+    <w:p>
+      <w:pPr/>
+      <w:r>
+        <w:rPr>
+          <w:lang w:val="gu_IN" w:bidi="gu_IN"/>
+        </w:rPr>
+      </w:r>
+      <w:r>
+        <w:rPr>
+          <w:b/>
+          <w:lang w:val="gu_IN" w:bidi="gu_IN"/>
+        </w:rPr>
         <w:t>"તમારા પર પુષ્કળ કૃપા તથા શાંતિ થાઓ"</w:t>
       </w:r>
     </w:p>
@@ -2880,6 +3090,21 @@
           <w:b/>
           <w:lang w:val="gu_IN" w:bidi="gu_IN"/>
         </w:rPr>
+        <w:t>εὐλογητὸς</w:t>
+      </w:r>
+    </w:p>
+    <w:p>
+      <w:pPr/>
+      <w:r>
+        <w:rPr>
+          <w:lang w:val="gu_IN" w:bidi="gu_IN"/>
+        </w:rPr>
+      </w:r>
+      <w:r>
+        <w:rPr>
+          <w:b/>
+          <w:lang w:val="gu_IN" w:bidi="gu_IN"/>
+        </w:rPr>
         <w:t>"ધન્યવાદ {હો"</w:t>
       </w:r>
     </w:p>
@@ -3037,6 +3262,21 @@
           <w:b/>
           <w:lang w:val="gu_IN" w:bidi="gu_IN"/>
         </w:rPr>
+        <w:t>ἡμῶν &amp; ἡμᾶς</w:t>
+      </w:r>
+    </w:p>
+    <w:p>
+      <w:pPr/>
+      <w:r>
+        <w:rPr>
+          <w:lang w:val="gu_IN" w:bidi="gu_IN"/>
+        </w:rPr>
+      </w:r>
+      <w:r>
+        <w:rPr>
+          <w:b/>
+          <w:lang w:val="gu_IN" w:bidi="gu_IN"/>
+        </w:rPr>
         <w:t>"આપણા &amp; અમને"</w:t>
       </w:r>
     </w:p>
@@ -3132,6 +3372,21 @@
           <w:b/>
           <w:lang w:val="gu_IN" w:bidi="gu_IN"/>
         </w:rPr>
+        <w:t>τοῦ Κυρίου ἡμῶν</w:t>
+      </w:r>
+    </w:p>
+    <w:p>
+      <w:pPr/>
+      <w:r>
+        <w:rPr>
+          <w:lang w:val="gu_IN" w:bidi="gu_IN"/>
+        </w:rPr>
+      </w:r>
+      <w:r>
+        <w:rPr>
+          <w:b/>
+          <w:lang w:val="gu_IN" w:bidi="gu_IN"/>
+        </w:rPr>
         <w:t>"આપણા પ્રભુ"</w:t>
       </w:r>
     </w:p>
@@ -3220,6 +3475,21 @@
           <w:b/>
           <w:lang w:val="gu_IN" w:bidi="gu_IN"/>
         </w:rPr>
+        <w:t>κατὰ τὸ πολὺ αὐτοῦ ἔλεος</w:t>
+      </w:r>
+    </w:p>
+    <w:p>
+      <w:pPr/>
+      <w:r>
+        <w:rPr>
+          <w:lang w:val="gu_IN" w:bidi="gu_IN"/>
+        </w:rPr>
+      </w:r>
+      <w:r>
+        <w:rPr>
+          <w:b/>
+          <w:lang w:val="gu_IN" w:bidi="gu_IN"/>
+        </w:rPr>
         <w:t>"પોતે ઘણી દયા રાખીને"</w:t>
       </w:r>
     </w:p>
@@ -3302,6 +3572,21 @@
           <w:b/>
           <w:lang w:val="gu_IN" w:bidi="gu_IN"/>
         </w:rPr>
+        <w:t>ὁ &amp; ἀναγεννήσας ἡμᾶς</w:t>
+      </w:r>
+    </w:p>
+    <w:p>
+      <w:pPr/>
+      <w:r>
+        <w:rPr>
+          <w:lang w:val="gu_IN" w:bidi="gu_IN"/>
+        </w:rPr>
+      </w:r>
+      <w:r>
+        <w:rPr>
+          <w:b/>
+          <w:lang w:val="gu_IN" w:bidi="gu_IN"/>
+        </w:rPr>
         <w:t>"જેમણે &amp; અમને ફ઼રીથી નવો જન્મ પામવાનું કારણ બનાવ્યા છે"</w:t>
       </w:r>
     </w:p>
@@ -3479,6 +3764,21 @@
           <w:b/>
           <w:lang w:val="gu_IN" w:bidi="gu_IN"/>
         </w:rPr>
+        <w:t>εἰς ἐλπίδα ζῶσαν</w:t>
+      </w:r>
+    </w:p>
+    <w:p>
+      <w:pPr/>
+      <w:r>
+        <w:rPr>
+          <w:lang w:val="gu_IN" w:bidi="gu_IN"/>
+        </w:rPr>
+      </w:r>
+      <w:r>
+        <w:rPr>
+          <w:b/>
+          <w:lang w:val="gu_IN" w:bidi="gu_IN"/>
+        </w:rPr>
         <w:t>"જીવંત આશાને માટે"</w:t>
       </w:r>
     </w:p>
@@ -3567,6 +3867,21 @@
           <w:b/>
           <w:lang w:val="gu_IN" w:bidi="gu_IN"/>
         </w:rPr>
+        <w:t>εἰς ἐλπίδα ζῶσαν</w:t>
+      </w:r>
+    </w:p>
+    <w:p>
+      <w:pPr/>
+      <w:r>
+        <w:rPr>
+          <w:lang w:val="gu_IN" w:bidi="gu_IN"/>
+        </w:rPr>
+      </w:r>
+      <w:r>
+        <w:rPr>
+          <w:b/>
+          <w:lang w:val="gu_IN" w:bidi="gu_IN"/>
+        </w:rPr>
         <w:t>"જીવંત આશાને માટે"</w:t>
       </w:r>
     </w:p>
@@ -3824,6 +4139,21 @@
           <w:b/>
           <w:lang w:val="gu_IN" w:bidi="gu_IN"/>
         </w:rPr>
+        <w:t>εἰς κληρονομίαν ἄφθαρτον, καὶ ἀμίαντον, καὶ ἀμάραντον</w:t>
+      </w:r>
+    </w:p>
+    <w:p>
+      <w:pPr/>
+      <w:r>
+        <w:rPr>
+          <w:lang w:val="gu_IN" w:bidi="gu_IN"/>
+        </w:rPr>
+      </w:r>
+      <w:r>
+        <w:rPr>
+          <w:b/>
+          <w:lang w:val="gu_IN" w:bidi="gu_IN"/>
+        </w:rPr>
         <w:t>"અવિનાશી, નિર્મળ તથા કરમાઈ ન જનારા વતનને માટે"</w:t>
       </w:r>
     </w:p>
@@ -3994,6 +4324,21 @@
           <w:b/>
           <w:lang w:val="gu_IN" w:bidi="gu_IN"/>
         </w:rPr>
+        <w:t>κληρονομίαν ἄφθαρτον, καὶ ἀμίαντον, καὶ ἀμάραντον</w:t>
+      </w:r>
+    </w:p>
+    <w:p>
+      <w:pPr/>
+      <w:r>
+        <w:rPr>
+          <w:lang w:val="gu_IN" w:bidi="gu_IN"/>
+        </w:rPr>
+      </w:r>
+      <w:r>
+        <w:rPr>
+          <w:b/>
+          <w:lang w:val="gu_IN" w:bidi="gu_IN"/>
+        </w:rPr>
         <w:t>"અવિનાશી, નિર્મળ તથા કરમાઈ ન જનારા વતનને માટે"</w:t>
       </w:r>
     </w:p>
@@ -4232,6 +4577,21 @@
           <w:b/>
           <w:lang w:val="gu_IN" w:bidi="gu_IN"/>
         </w:rPr>
+        <w:t>διὰ πίστεως</w:t>
+      </w:r>
+    </w:p>
+    <w:p>
+      <w:pPr/>
+      <w:r>
+        <w:rPr>
+          <w:lang w:val="gu_IN" w:bidi="gu_IN"/>
+        </w:rPr>
+      </w:r>
+      <w:r>
+        <w:rPr>
+          <w:b/>
+          <w:lang w:val="gu_IN" w:bidi="gu_IN"/>
+        </w:rPr>
         <w:t>"વિશ્વાસથી"</w:t>
       </w:r>
     </w:p>
@@ -4314,6 +4674,21 @@
           <w:b/>
           <w:lang w:val="gu_IN" w:bidi="gu_IN"/>
         </w:rPr>
+        <w:t>εἰς σωτηρίαν</w:t>
+      </w:r>
+    </w:p>
+    <w:p>
+      <w:pPr/>
+      <w:r>
+        <w:rPr>
+          <w:lang w:val="gu_IN" w:bidi="gu_IN"/>
+        </w:rPr>
+      </w:r>
+      <w:r>
+        <w:rPr>
+          <w:b/>
+          <w:lang w:val="gu_IN" w:bidi="gu_IN"/>
+        </w:rPr>
         <w:t>"અને જે તારણ"</w:t>
       </w:r>
     </w:p>
@@ -4484,6 +4859,21 @@
           <w:b/>
           <w:lang w:val="gu_IN" w:bidi="gu_IN"/>
         </w:rPr>
+        <w:t>ἑτοίμην ἀποκαλυφθῆναι</w:t>
+      </w:r>
+    </w:p>
+    <w:p>
+      <w:pPr/>
+      <w:r>
+        <w:rPr>
+          <w:lang w:val="gu_IN" w:bidi="gu_IN"/>
+        </w:rPr>
+      </w:r>
+      <w:r>
+        <w:rPr>
+          <w:b/>
+          <w:lang w:val="gu_IN" w:bidi="gu_IN"/>
+        </w:rPr>
         <w:t>"પ્રગટ થવાની તૈયારીમાં છે"</w:t>
       </w:r>
     </w:p>
@@ -4559,6 +4949,21 @@
           <w:b/>
           <w:lang w:val="gu_IN" w:bidi="gu_IN"/>
         </w:rPr>
+        <w:t>ἐν καιρῷ ἐσχάτῳ</w:t>
+      </w:r>
+    </w:p>
+    <w:p>
+      <w:pPr/>
+      <w:r>
+        <w:rPr>
+          <w:lang w:val="gu_IN" w:bidi="gu_IN"/>
+        </w:rPr>
+      </w:r>
+      <w:r>
+        <w:rPr>
+          <w:b/>
+          <w:lang w:val="gu_IN" w:bidi="gu_IN"/>
+        </w:rPr>
         <w:t>"છેલ્લા સમયમાં"</w:t>
       </w:r>
     </w:p>
@@ -4659,6 +5064,21 @@
           <w:b/>
           <w:lang w:val="gu_IN" w:bidi="gu_IN"/>
         </w:rPr>
+        <w:t>ἐν ᾧ</w:t>
+      </w:r>
+    </w:p>
+    <w:p>
+      <w:pPr/>
+      <w:r>
+        <w:rPr>
+          <w:lang w:val="gu_IN" w:bidi="gu_IN"/>
+        </w:rPr>
+      </w:r>
+      <w:r>
+        <w:rPr>
+          <w:b/>
+          <w:lang w:val="gu_IN" w:bidi="gu_IN"/>
+        </w:rPr>
         <w:t>"એમાં"</w:t>
       </w:r>
     </w:p>
@@ -4747,6 +5167,21 @@
           <w:b/>
           <w:lang w:val="gu_IN" w:bidi="gu_IN"/>
         </w:rPr>
+        <w:t>ἐν ᾧ ἀγαλλιᾶσθε</w:t>
+      </w:r>
+    </w:p>
+    <w:p>
+      <w:pPr/>
+      <w:r>
+        <w:rPr>
+          <w:lang w:val="gu_IN" w:bidi="gu_IN"/>
+        </w:rPr>
+      </w:r>
+      <w:r>
+        <w:rPr>
+          <w:b/>
+          <w:lang w:val="gu_IN" w:bidi="gu_IN"/>
+        </w:rPr>
         <w:t>"એમાં તમે બહુ આનંદ કરો છો"</w:t>
       </w:r>
     </w:p>
@@ -4829,6 +5264,21 @@
           <w:b/>
           <w:lang w:val="gu_IN" w:bidi="gu_IN"/>
         </w:rPr>
+        <w:t>ἄρτι, εἰ δέον λυπηθέντες</w:t>
+      </w:r>
+    </w:p>
+    <w:p>
+      <w:pPr/>
+      <w:r>
+        <w:rPr>
+          <w:lang w:val="gu_IN" w:bidi="gu_IN"/>
+        </w:rPr>
+      </w:r>
+      <w:r>
+        <w:rPr>
+          <w:b/>
+          <w:lang w:val="gu_IN" w:bidi="gu_IN"/>
+        </w:rPr>
         <w:t>"જોકે હમણાં &amp; અગત્યના કારણથી જુદા જુદા પ્રકારનાં પરીક્ષણ થયાથી તમે દુ:ખી થયા છો"</w:t>
       </w:r>
     </w:p>
@@ -4979,6 +5429,21 @@
           <w:b/>
           <w:lang w:val="gu_IN" w:bidi="gu_IN"/>
         </w:rPr>
+        <w:t>τὸ δοκίμιον ὑμῶν τῆς πίστεως &amp; διὰ πυρὸς δὲ δοκιμαζομένου</w:t>
+      </w:r>
+    </w:p>
+    <w:p>
+      <w:pPr/>
+      <w:r>
+        <w:rPr>
+          <w:lang w:val="gu_IN" w:bidi="gu_IN"/>
+        </w:rPr>
+      </w:r>
+      <w:r>
+        <w:rPr>
+          <w:b/>
+          <w:lang w:val="gu_IN" w:bidi="gu_IN"/>
+        </w:rPr>
         <w:t>"તમારા વિશ્વાસની પરીક્ષા જે અગ્નિથી પરખાયેલા"</w:t>
       </w:r>
     </w:p>
@@ -5093,6 +5558,21 @@
           <w:b/>
           <w:lang w:val="gu_IN" w:bidi="gu_IN"/>
         </w:rPr>
+        <w:t>τὸ δοκίμιον ὑμῶν τῆς πίστεως</w:t>
+      </w:r>
+    </w:p>
+    <w:p>
+      <w:pPr/>
+      <w:r>
+        <w:rPr>
+          <w:lang w:val="gu_IN" w:bidi="gu_IN"/>
+        </w:rPr>
+      </w:r>
+      <w:r>
+        <w:rPr>
+          <w:b/>
+          <w:lang w:val="gu_IN" w:bidi="gu_IN"/>
+        </w:rPr>
         <w:t>"તમારા વિશ્વાસની પરીક્ષા"</w:t>
       </w:r>
     </w:p>
@@ -5263,6 +5743,21 @@
           <w:b/>
           <w:lang w:val="gu_IN" w:bidi="gu_IN"/>
         </w:rPr>
+        <w:t>ὑμῶν τῆς πίστεως πολυτιμότερον χρυσίου τοῦ ἀπολλυμένου, διὰ πυρὸς δὲ δοκιμαζομένου</w:t>
+      </w:r>
+    </w:p>
+    <w:p>
+      <w:pPr/>
+      <w:r>
+        <w:rPr>
+          <w:lang w:val="gu_IN" w:bidi="gu_IN"/>
+        </w:rPr>
+      </w:r>
+      <w:r>
+        <w:rPr>
+          <w:b/>
+          <w:lang w:val="gu_IN" w:bidi="gu_IN"/>
+        </w:rPr>
         <w:t>"તમારા વિશ્વાસની &amp; જે અગ્નિથી પરખાયેલા નાશવંત સોના કરતાં બહુ મૂલ્યવાન છે"</w:t>
       </w:r>
     </w:p>
@@ -5452,6 +5947,21 @@
           <w:b/>
           <w:lang w:val="gu_IN" w:bidi="gu_IN"/>
         </w:rPr>
+        <w:t>ἐν ἀποκαλύψει Ἰησοῦ Χριστοῦ</w:t>
+      </w:r>
+    </w:p>
+    <w:p>
+      <w:pPr/>
+      <w:r>
+        <w:rPr>
+          <w:lang w:val="gu_IN" w:bidi="gu_IN"/>
+        </w:rPr>
+      </w:r>
+      <w:r>
+        <w:rPr>
+          <w:b/>
+          <w:lang w:val="gu_IN" w:bidi="gu_IN"/>
+        </w:rPr>
         <w:t>"ઈસુ ખ્રિસ્તના પ્રગટ થવાને સમયે"</w:t>
       </w:r>
     </w:p>
@@ -5622,6 +6132,21 @@
           <w:b/>
           <w:lang w:val="gu_IN" w:bidi="gu_IN"/>
         </w:rPr>
+        <w:t>χαρᾷ ἀνεκλαλήτῳ καὶ δεδοξασμένῃ</w:t>
+      </w:r>
+    </w:p>
+    <w:p>
+      <w:pPr/>
+      <w:r>
+        <w:rPr>
+          <w:lang w:val="gu_IN" w:bidi="gu_IN"/>
+        </w:rPr>
+      </w:r>
+      <w:r>
+        <w:rPr>
+          <w:b/>
+          <w:lang w:val="gu_IN" w:bidi="gu_IN"/>
+        </w:rPr>
         <w:t>"અવાચ્ય તથા મહિમાથી ભરપૂર આનંદથી"</w:t>
       </w:r>
     </w:p>
@@ -5811,6 +6336,21 @@
           <w:b/>
           <w:lang w:val="gu_IN" w:bidi="gu_IN"/>
         </w:rPr>
+        <w:t>τῆς πίστεως ὑμῶν</w:t>
+      </w:r>
+    </w:p>
+    <w:p>
+      <w:pPr/>
+      <w:r>
+        <w:rPr>
+          <w:lang w:val="gu_IN" w:bidi="gu_IN"/>
+        </w:rPr>
+      </w:r>
+      <w:r>
+        <w:rPr>
+          <w:b/>
+          <w:lang w:val="gu_IN" w:bidi="gu_IN"/>
+        </w:rPr>
         <w:t>"તમારા વિશ્વાસનું"</w:t>
       </w:r>
     </w:p>
@@ -5893,6 +6433,21 @@
           <w:b/>
           <w:lang w:val="gu_IN" w:bidi="gu_IN"/>
         </w:rPr>
+        <w:t>σωτηρίαν ψυχῶν</w:t>
+      </w:r>
+    </w:p>
+    <w:p>
+      <w:pPr/>
+      <w:r>
+        <w:rPr>
+          <w:lang w:val="gu_IN" w:bidi="gu_IN"/>
+        </w:rPr>
+      </w:r>
+      <w:r>
+        <w:rPr>
+          <w:b/>
+          <w:lang w:val="gu_IN" w:bidi="gu_IN"/>
+        </w:rPr>
         <w:t>"તમારા} આત્માઓનું તારણ"</w:t>
       </w:r>
     </w:p>
@@ -5975,6 +6530,21 @@
           <w:b/>
           <w:lang w:val="gu_IN" w:bidi="gu_IN"/>
         </w:rPr>
+        <w:t>σωτηρίαν ψυχῶν</w:t>
+      </w:r>
+    </w:p>
+    <w:p>
+      <w:pPr/>
+      <w:r>
+        <w:rPr>
+          <w:lang w:val="gu_IN" w:bidi="gu_IN"/>
+        </w:rPr>
+      </w:r>
+      <w:r>
+        <w:rPr>
+          <w:b/>
+          <w:lang w:val="gu_IN" w:bidi="gu_IN"/>
+        </w:rPr>
         <w:t>"તમારા} આત્માઓનું તારણ"</w:t>
       </w:r>
     </w:p>
@@ -6063,6 +6633,21 @@
           <w:b/>
           <w:lang w:val="gu_IN" w:bidi="gu_IN"/>
         </w:rPr>
+        <w:t>ἐξεζήτησαν καὶ ἐξηραύνησαν</w:t>
+      </w:r>
+    </w:p>
+    <w:p>
+      <w:pPr/>
+      <w:r>
+        <w:rPr>
+          <w:lang w:val="gu_IN" w:bidi="gu_IN"/>
+        </w:rPr>
+      </w:r>
+      <w:r>
+        <w:rPr>
+          <w:b/>
+          <w:lang w:val="gu_IN" w:bidi="gu_IN"/>
+        </w:rPr>
         <w:t>"તેઓએ &amp; ખંતથી કાળજીપુર્વક તપાસીને શોધ કરી"</w:t>
       </w:r>
     </w:p>
@@ -6158,6 +6743,21 @@
           <w:b/>
           <w:lang w:val="gu_IN" w:bidi="gu_IN"/>
         </w:rPr>
+        <w:t>ἧς σωτηρίας</w:t>
+      </w:r>
+    </w:p>
+    <w:p>
+      <w:pPr/>
+      <w:r>
+        <w:rPr>
+          <w:lang w:val="gu_IN" w:bidi="gu_IN"/>
+        </w:rPr>
+      </w:r>
+      <w:r>
+        <w:rPr>
+          <w:b/>
+          <w:lang w:val="gu_IN" w:bidi="gu_IN"/>
+        </w:rPr>
         <w:t>"તે તારણ"</w:t>
       </w:r>
     </w:p>
@@ -6240,6 +6840,21 @@
           <w:b/>
           <w:lang w:val="gu_IN" w:bidi="gu_IN"/>
         </w:rPr>
+        <w:t>τῆς εἰς ὑμᾶς χάριτος</w:t>
+      </w:r>
+    </w:p>
+    <w:p>
+      <w:pPr/>
+      <w:r>
+        <w:rPr>
+          <w:lang w:val="gu_IN" w:bidi="gu_IN"/>
+        </w:rPr>
+      </w:r>
+      <w:r>
+        <w:rPr>
+          <w:b/>
+          <w:lang w:val="gu_IN" w:bidi="gu_IN"/>
+        </w:rPr>
         <w:t>"જે &amp; તમારા પર થવાની કૃપા વિષે"</w:t>
       </w:r>
     </w:p>
@@ -6354,6 +6969,21 @@
           <w:b/>
           <w:lang w:val="gu_IN" w:bidi="gu_IN"/>
         </w:rPr>
+        <w:t>εἰς τίνα ἢ ποῖον καιρὸν</w:t>
+      </w:r>
+    </w:p>
+    <w:p>
+      <w:pPr/>
+      <w:r>
+        <w:rPr>
+          <w:lang w:val="gu_IN" w:bidi="gu_IN"/>
+        </w:rPr>
+      </w:r>
+      <w:r>
+        <w:rPr>
+          <w:b/>
+          <w:lang w:val="gu_IN" w:bidi="gu_IN"/>
+        </w:rPr>
         <w:t>"તેણે કયો અથવા કેવો સમય"</w:t>
       </w:r>
     </w:p>
@@ -6462,6 +7092,21 @@
           <w:b/>
           <w:lang w:val="gu_IN" w:bidi="gu_IN"/>
         </w:rPr>
+        <w:t>τὸ &amp; Πνεῦμα Χριστοῦ</w:t>
+      </w:r>
+    </w:p>
+    <w:p>
+      <w:pPr/>
+      <w:r>
+        <w:rPr>
+          <w:lang w:val="gu_IN" w:bidi="gu_IN"/>
+        </w:rPr>
+      </w:r>
+      <w:r>
+        <w:rPr>
+          <w:b/>
+          <w:lang w:val="gu_IN" w:bidi="gu_IN"/>
+        </w:rPr>
         <w:t>"ખ્રિસ્તના આત્માએ"</w:t>
       </w:r>
     </w:p>
@@ -6557,6 +7202,21 @@
           <w:b/>
           <w:lang w:val="gu_IN" w:bidi="gu_IN"/>
         </w:rPr>
+        <w:t>προμαρτυρόμενον</w:t>
+      </w:r>
+    </w:p>
+    <w:p>
+      <w:pPr/>
+      <w:r>
+        <w:rPr>
+          <w:lang w:val="gu_IN" w:bidi="gu_IN"/>
+        </w:rPr>
+      </w:r>
+      <w:r>
+        <w:rPr>
+          <w:b/>
+          <w:lang w:val="gu_IN" w:bidi="gu_IN"/>
+        </w:rPr>
         <w:t>"અગાઉથી સાક્ષી પૂરી, ત્યારે"</w:t>
       </w:r>
     </w:p>
@@ -6741,6 +7401,21 @@
           <w:b/>
           <w:lang w:val="gu_IN" w:bidi="gu_IN"/>
         </w:rPr>
+        <w:t>οἷς ἀπεκαλύφθη</w:t>
+      </w:r>
+    </w:p>
+    <w:p>
+      <w:pPr/>
+      <w:r>
+        <w:rPr>
+          <w:lang w:val="gu_IN" w:bidi="gu_IN"/>
+        </w:rPr>
+      </w:r>
+      <w:r>
+        <w:rPr>
+          <w:b/>
+          <w:lang w:val="gu_IN" w:bidi="gu_IN"/>
+        </w:rPr>
         <w:t>"તે બાબતો પ્રસિદ્ધ કરીને તેઓએ &amp; નહિ &amp; એવું તેઓને પ્રગટ કરવામાં આવ્યું હતું"</w:t>
       </w:r>
     </w:p>
@@ -6891,6 +7566,21 @@
           <w:b/>
           <w:lang w:val="gu_IN" w:bidi="gu_IN"/>
         </w:rPr>
+        <w:t>Πνεύματι Ἁγίῳ, ἀποσταλέντι ἀπ’ οὐρανοῦ</w:t>
+      </w:r>
+    </w:p>
+    <w:p>
+      <w:pPr/>
+      <w:r>
+        <w:rPr>
+          <w:lang w:val="gu_IN" w:bidi="gu_IN"/>
+        </w:rPr>
+      </w:r>
+      <w:r>
+        <w:rPr>
+          <w:b/>
+          <w:lang w:val="gu_IN" w:bidi="gu_IN"/>
+        </w:rPr>
         <w:t>"સ્વર્ગમાંથી મોકલેલા પવિત્ર આત્માની સહાયથી"</w:t>
       </w:r>
     </w:p>
@@ -7054,6 +7744,21 @@
           <w:b/>
           <w:lang w:val="gu_IN" w:bidi="gu_IN"/>
         </w:rPr>
+        <w:t>εἰς ἃ</w:t>
+      </w:r>
+    </w:p>
+    <w:p>
+      <w:pPr/>
+      <w:r>
+        <w:rPr>
+          <w:lang w:val="gu_IN" w:bidi="gu_IN"/>
+        </w:rPr>
+      </w:r>
+      <w:r>
+        <w:rPr>
+          <w:b/>
+          <w:lang w:val="gu_IN" w:bidi="gu_IN"/>
+        </w:rPr>
         <w:t>"તે બાબતો જોવાની ઇચ્છા દૂતો પણ રાખે છે"</w:t>
       </w:r>
     </w:p>
@@ -7142,6 +7847,21 @@
           <w:b/>
           <w:lang w:val="gu_IN" w:bidi="gu_IN"/>
         </w:rPr>
+        <w:t>εἰς ἃ ἐπιθυμοῦσιν ἄγγελοι παρακύψαι</w:t>
+      </w:r>
+    </w:p>
+    <w:p>
+      <w:pPr/>
+      <w:r>
+        <w:rPr>
+          <w:lang w:val="gu_IN" w:bidi="gu_IN"/>
+        </w:rPr>
+      </w:r>
+      <w:r>
+        <w:rPr>
+          <w:b/>
+          <w:lang w:val="gu_IN" w:bidi="gu_IN"/>
+        </w:rPr>
         <w:t>"તે બાબતો જોવાની ઇચ્છા દૂતો પણ રાખે છે"</w:t>
       </w:r>
     </w:p>
@@ -7230,6 +7950,21 @@
           <w:b/>
           <w:lang w:val="gu_IN" w:bidi="gu_IN"/>
         </w:rPr>
+        <w:t>διὸ</w:t>
+      </w:r>
+    </w:p>
+    <w:p>
+      <w:pPr/>
+      <w:r>
+        <w:rPr>
+          <w:lang w:val="gu_IN" w:bidi="gu_IN"/>
+        </w:rPr>
+      </w:r>
+      <w:r>
+        <w:rPr>
+          <w:b/>
+          <w:lang w:val="gu_IN" w:bidi="gu_IN"/>
+        </w:rPr>
         <w:t>"માટે"</w:t>
       </w:r>
     </w:p>
@@ -7312,6 +8047,21 @@
           <w:b/>
           <w:lang w:val="gu_IN" w:bidi="gu_IN"/>
         </w:rPr>
+        <w:t>ἀναζωσάμενοι τὰς ὀσφύας τῆς διανοίας ὑμῶν, νήφοντες, τελείως ἐλπίσατε</w:t>
+      </w:r>
+    </w:p>
+    <w:p>
+      <w:pPr/>
+      <w:r>
+        <w:rPr>
+          <w:lang w:val="gu_IN" w:bidi="gu_IN"/>
+        </w:rPr>
+      </w:r>
+      <w:r>
+        <w:rPr>
+          <w:b/>
+          <w:lang w:val="gu_IN" w:bidi="gu_IN"/>
+        </w:rPr>
         <w:t>"પોતાના મનની કમર બાંધીને, સાવધ રહીને &amp; તેની સંપૂર્ણપણે આશા રાખો"</w:t>
       </w:r>
     </w:p>
@@ -7433,6 +8183,21 @@
           <w:b/>
           <w:lang w:val="gu_IN" w:bidi="gu_IN"/>
         </w:rPr>
+        <w:t>ἀναζωσάμενοι τὰς ὀσφύας τῆς διανοίας ὑμῶν</w:t>
+      </w:r>
+    </w:p>
+    <w:p>
+      <w:pPr/>
+      <w:r>
+        <w:rPr>
+          <w:lang w:val="gu_IN" w:bidi="gu_IN"/>
+        </w:rPr>
+      </w:r>
+      <w:r>
+        <w:rPr>
+          <w:b/>
+          <w:lang w:val="gu_IN" w:bidi="gu_IN"/>
+        </w:rPr>
         <w:t>"પોતાના મનની કમર બાંધીને"</w:t>
       </w:r>
     </w:p>
@@ -7515,6 +8280,21 @@
           <w:b/>
           <w:lang w:val="gu_IN" w:bidi="gu_IN"/>
         </w:rPr>
+        <w:t>νήφοντες</w:t>
+      </w:r>
+    </w:p>
+    <w:p>
+      <w:pPr/>
+      <w:r>
+        <w:rPr>
+          <w:lang w:val="gu_IN" w:bidi="gu_IN"/>
+        </w:rPr>
+      </w:r>
+      <w:r>
+        <w:rPr>
+          <w:b/>
+          <w:lang w:val="gu_IN" w:bidi="gu_IN"/>
+        </w:rPr>
         <w:t>"સાવધ રહીને"</w:t>
       </w:r>
     </w:p>
@@ -7603,6 +8383,21 @@
           <w:b/>
           <w:lang w:val="gu_IN" w:bidi="gu_IN"/>
         </w:rPr>
+        <w:t>τὴν φερομένην ὑμῖν χάριν</w:t>
+      </w:r>
+    </w:p>
+    <w:p>
+      <w:pPr/>
+      <w:r>
+        <w:rPr>
+          <w:lang w:val="gu_IN" w:bidi="gu_IN"/>
+        </w:rPr>
+      </w:r>
+      <w:r>
+        <w:rPr>
+          <w:b/>
+          <w:lang w:val="gu_IN" w:bidi="gu_IN"/>
+        </w:rPr>
         <w:t>"તમારા પર જે કૃપા થશે"</w:t>
       </w:r>
     </w:p>
@@ -7678,6 +8473,21 @@
           <w:b/>
           <w:lang w:val="gu_IN" w:bidi="gu_IN"/>
         </w:rPr>
+        <w:t>τὴν φερομένην ὑμῖν χάριν</w:t>
+      </w:r>
+    </w:p>
+    <w:p>
+      <w:pPr/>
+      <w:r>
+        <w:rPr>
+          <w:lang w:val="gu_IN" w:bidi="gu_IN"/>
+        </w:rPr>
+      </w:r>
+      <w:r>
+        <w:rPr>
+          <w:b/>
+          <w:lang w:val="gu_IN" w:bidi="gu_IN"/>
+        </w:rPr>
         <w:t>"તમારા પર જે કૃપા થશે"</w:t>
       </w:r>
     </w:p>
@@ -7766,6 +8576,21 @@
           <w:b/>
           <w:lang w:val="gu_IN" w:bidi="gu_IN"/>
         </w:rPr>
+        <w:t>τὴν φερομένην ὑμῖν χάριν</w:t>
+      </w:r>
+    </w:p>
+    <w:p>
+      <w:pPr/>
+      <w:r>
+        <w:rPr>
+          <w:lang w:val="gu_IN" w:bidi="gu_IN"/>
+        </w:rPr>
+      </w:r>
+      <w:r>
+        <w:rPr>
+          <w:b/>
+          <w:lang w:val="gu_IN" w:bidi="gu_IN"/>
+        </w:rPr>
         <w:t>"તમારા પર જે કૃપા થશે"</w:t>
       </w:r>
     </w:p>
@@ -7929,6 +8754,21 @@
           <w:b/>
           <w:lang w:val="gu_IN" w:bidi="gu_IN"/>
         </w:rPr>
+        <w:t>ὡς τέκνα ὑπακοῆς</w:t>
+      </w:r>
+    </w:p>
+    <w:p>
+      <w:pPr/>
+      <w:r>
+        <w:rPr>
+          <w:lang w:val="gu_IN" w:bidi="gu_IN"/>
+        </w:rPr>
+      </w:r>
+      <w:r>
+        <w:rPr>
+          <w:b/>
+          <w:lang w:val="gu_IN" w:bidi="gu_IN"/>
+        </w:rPr>
         <w:t>"આજ્ઞાંકિત છોકરાં જેવા"</w:t>
       </w:r>
     </w:p>
@@ -8017,6 +8857,21 @@
           <w:b/>
           <w:lang w:val="gu_IN" w:bidi="gu_IN"/>
         </w:rPr>
+        <w:t>τέκνα ὑπακοῆς</w:t>
+      </w:r>
+    </w:p>
+    <w:p>
+      <w:pPr/>
+      <w:r>
+        <w:rPr>
+          <w:lang w:val="gu_IN" w:bidi="gu_IN"/>
+        </w:rPr>
+      </w:r>
+      <w:r>
+        <w:rPr>
+          <w:b/>
+          <w:lang w:val="gu_IN" w:bidi="gu_IN"/>
+        </w:rPr>
         <w:t>"આજ્ઞાંકિત છોકરાં જેવા"</w:t>
       </w:r>
     </w:p>
@@ -8112,6 +8967,21 @@
           <w:b/>
           <w:lang w:val="gu_IN" w:bidi="gu_IN"/>
         </w:rPr>
+        <w:t>μὴ συνσχηματιζόμενοι ταῖς πρότερον &amp; ἐπιθυμίαις</w:t>
+      </w:r>
+    </w:p>
+    <w:p>
+      <w:pPr/>
+      <w:r>
+        <w:rPr>
+          <w:lang w:val="gu_IN" w:bidi="gu_IN"/>
+        </w:rPr>
+      </w:r>
+      <w:r>
+        <w:rPr>
+          <w:b/>
+          <w:lang w:val="gu_IN" w:bidi="gu_IN"/>
+        </w:rPr>
         <w:t>"તમારા} પૂર્વની અજ્ઞાન અવસ્થામાં રાખેલી દુર્વાસ્નાની રુએ નહિ"</w:t>
       </w:r>
     </w:p>
@@ -8275,6 +9145,21 @@
           <w:b/>
           <w:lang w:val="gu_IN" w:bidi="gu_IN"/>
         </w:rPr>
+        <w:t>ἐν τῇ ἀγνοίᾳ ὑμῶν</w:t>
+      </w:r>
+    </w:p>
+    <w:p>
+      <w:pPr/>
+      <w:r>
+        <w:rPr>
+          <w:lang w:val="gu_IN" w:bidi="gu_IN"/>
+        </w:rPr>
+      </w:r>
+      <w:r>
+        <w:rPr>
+          <w:b/>
+          <w:lang w:val="gu_IN" w:bidi="gu_IN"/>
+        </w:rPr>
         <w:t>"તમારા} પૂર્વની અજ્ઞાન અવસ્થામાં રાખેલી દુર્વાસ્નાની રુએ"</w:t>
       </w:r>
     </w:p>
@@ -8432,6 +9317,21 @@
           <w:b/>
           <w:lang w:val="gu_IN" w:bidi="gu_IN"/>
         </w:rPr>
+        <w:t>ἐν πάσῃ ἀναστροφῇ</w:t>
+      </w:r>
+    </w:p>
+    <w:p>
+      <w:pPr/>
+      <w:r>
+        <w:rPr>
+          <w:lang w:val="gu_IN" w:bidi="gu_IN"/>
+        </w:rPr>
+      </w:r>
+      <w:r>
+        <w:rPr>
+          <w:b/>
+          <w:lang w:val="gu_IN" w:bidi="gu_IN"/>
+        </w:rPr>
         <w:t>"સર્વ પ્રકારના આચરણમાં પવિત્ર થાઓ"</w:t>
       </w:r>
     </w:p>
@@ -8514,6 +9414,21 @@
           <w:b/>
           <w:lang w:val="gu_IN" w:bidi="gu_IN"/>
         </w:rPr>
+        <w:t>γέγραπται</w:t>
+      </w:r>
+    </w:p>
+    <w:p>
+      <w:pPr/>
+      <w:r>
+        <w:rPr>
+          <w:lang w:val="gu_IN" w:bidi="gu_IN"/>
+        </w:rPr>
+      </w:r>
+      <w:r>
+        <w:rPr>
+          <w:b/>
+          <w:lang w:val="gu_IN" w:bidi="gu_IN"/>
+        </w:rPr>
         <w:t>"લખેલું છે"</w:t>
       </w:r>
     </w:p>
@@ -8589,6 +9504,21 @@
           <w:b/>
           <w:lang w:val="gu_IN" w:bidi="gu_IN"/>
         </w:rPr>
+        <w:t>γέγραπται</w:t>
+      </w:r>
+    </w:p>
+    <w:p>
+      <w:pPr/>
+      <w:r>
+        <w:rPr>
+          <w:lang w:val="gu_IN" w:bidi="gu_IN"/>
+        </w:rPr>
+      </w:r>
+      <w:r>
+        <w:rPr>
+          <w:b/>
+          <w:lang w:val="gu_IN" w:bidi="gu_IN"/>
+        </w:rPr>
         <w:t>"લખેલું છે"</w:t>
       </w:r>
     </w:p>
@@ -8677,6 +9607,21 @@
           <w:b/>
           <w:lang w:val="gu_IN" w:bidi="gu_IN"/>
         </w:rPr>
+        <w:t>ἅγιοι ἔσεσθε</w:t>
+      </w:r>
+    </w:p>
+    <w:p>
+      <w:pPr/>
+      <w:r>
+        <w:rPr>
+          <w:lang w:val="gu_IN" w:bidi="gu_IN"/>
+        </w:rPr>
+      </w:r>
+      <w:r>
+        <w:rPr>
+          <w:b/>
+          <w:lang w:val="gu_IN" w:bidi="gu_IN"/>
+        </w:rPr>
         <w:t>"તમે પવિત્ર થાઓ"</w:t>
       </w:r>
     </w:p>
@@ -8752,6 +9697,21 @@
           <w:b/>
           <w:lang w:val="gu_IN" w:bidi="gu_IN"/>
         </w:rPr>
+        <w:t>ὅτι ἐγὼ ἅγιος</w:t>
+      </w:r>
+    </w:p>
+    <w:p>
+      <w:pPr/>
+      <w:r>
+        <w:rPr>
+          <w:lang w:val="gu_IN" w:bidi="gu_IN"/>
+        </w:rPr>
+      </w:r>
+      <w:r>
+        <w:rPr>
+          <w:b/>
+          <w:lang w:val="gu_IN" w:bidi="gu_IN"/>
+        </w:rPr>
         <w:t>"કેમકે હું પવિત્ર {છું"</w:t>
       </w:r>
     </w:p>
@@ -8840,6 +9800,21 @@
           <w:b/>
           <w:lang w:val="gu_IN" w:bidi="gu_IN"/>
         </w:rPr>
+        <w:t>εἰ &amp; ἐπικαλεῖσθε</w:t>
+      </w:r>
+    </w:p>
+    <w:p>
+      <w:pPr/>
+      <w:r>
+        <w:rPr>
+          <w:lang w:val="gu_IN" w:bidi="gu_IN"/>
+        </w:rPr>
+      </w:r>
+      <w:r>
+        <w:rPr>
+          <w:b/>
+          <w:lang w:val="gu_IN" w:bidi="gu_IN"/>
+        </w:rPr>
         <w:t>"જો તમે &amp; કહો છો"</w:t>
       </w:r>
     </w:p>
@@ -8990,6 +9965,21 @@
           <w:b/>
           <w:lang w:val="gu_IN" w:bidi="gu_IN"/>
         </w:rPr>
+        <w:t>τὸν τῆς παροικίας ὑμῶν χρόνον</w:t>
+      </w:r>
+    </w:p>
+    <w:p>
+      <w:pPr/>
+      <w:r>
+        <w:rPr>
+          <w:lang w:val="gu_IN" w:bidi="gu_IN"/>
+        </w:rPr>
+      </w:r>
+      <w:r>
+        <w:rPr>
+          <w:b/>
+          <w:lang w:val="gu_IN" w:bidi="gu_IN"/>
+        </w:rPr>
         <w:t>"તમારા અહીંના પ્રવાસનો વખત બીક માં કાઢો"</w:t>
       </w:r>
     </w:p>
@@ -9140,6 +10130,21 @@
           <w:b/>
           <w:lang w:val="gu_IN" w:bidi="gu_IN"/>
         </w:rPr>
+        <w:t>ἐλυτρώθητε</w:t>
+      </w:r>
+    </w:p>
+    <w:p>
+      <w:pPr/>
+      <w:r>
+        <w:rPr>
+          <w:lang w:val="gu_IN" w:bidi="gu_IN"/>
+        </w:rPr>
+      </w:r>
+      <w:r>
+        <w:rPr>
+          <w:b/>
+          <w:lang w:val="gu_IN" w:bidi="gu_IN"/>
+        </w:rPr>
         <w:t>"તમારો ઉધ્ધાર"</w:t>
       </w:r>
     </w:p>
@@ -9215,6 +10220,21 @@
           <w:b/>
           <w:lang w:val="gu_IN" w:bidi="gu_IN"/>
         </w:rPr>
+        <w:t>ἐκ τῆς ματαίας ὑμῶν ἀναστροφῆς πατροπαραδότου</w:t>
+      </w:r>
+    </w:p>
+    <w:p>
+      <w:pPr/>
+      <w:r>
+        <w:rPr>
+          <w:lang w:val="gu_IN" w:bidi="gu_IN"/>
+        </w:rPr>
+      </w:r>
+      <w:r>
+        <w:rPr>
+          <w:b/>
+          <w:lang w:val="gu_IN" w:bidi="gu_IN"/>
+        </w:rPr>
         <w:t>"તમારા} પિતુઓ તરફ઼્થી આપવામાં આવેલાં અવરથા આચરણથી"</w:t>
       </w:r>
     </w:p>
@@ -9316,6 +10336,21 @@
           <w:b/>
           <w:lang w:val="gu_IN" w:bidi="gu_IN"/>
         </w:rPr>
+        <w:t>ἐκ τῆς ματαίας ὑμῶν ἀναστροφῆς</w:t>
+      </w:r>
+    </w:p>
+    <w:p>
+      <w:pPr/>
+      <w:r>
+        <w:rPr>
+          <w:lang w:val="gu_IN" w:bidi="gu_IN"/>
+        </w:rPr>
+      </w:r>
+      <w:r>
+        <w:rPr>
+          <w:b/>
+          <w:lang w:val="gu_IN" w:bidi="gu_IN"/>
+        </w:rPr>
         <w:t>"તમારા} પિતુઓ તરફ઼્થી આપવામાં આવેલાં અવરથા આચરણથી"</w:t>
       </w:r>
     </w:p>
@@ -9398,6 +10433,21 @@
           <w:b/>
           <w:lang w:val="gu_IN" w:bidi="gu_IN"/>
         </w:rPr>
+        <w:t>πατροπαραδότου</w:t>
+      </w:r>
+    </w:p>
+    <w:p>
+      <w:pPr/>
+      <w:r>
+        <w:rPr>
+          <w:lang w:val="gu_IN" w:bidi="gu_IN"/>
+        </w:rPr>
+      </w:r>
+      <w:r>
+        <w:rPr>
+          <w:b/>
+          <w:lang w:val="gu_IN" w:bidi="gu_IN"/>
+        </w:rPr>
         <w:t>"તમારા} પિતુઓ તરફ઼્થી આપવામાં આવેલાં"</w:t>
       </w:r>
     </w:p>
@@ -9561,6 +10611,21 @@
           <w:b/>
           <w:lang w:val="gu_IN" w:bidi="gu_IN"/>
         </w:rPr>
+        <w:t>ὡς ἀμνοῦ ἀμώμου καὶ ἀσπίλου</w:t>
+      </w:r>
+    </w:p>
+    <w:p>
+      <w:pPr/>
+      <w:r>
+        <w:rPr>
+          <w:lang w:val="gu_IN" w:bidi="gu_IN"/>
+        </w:rPr>
+      </w:r>
+      <w:r>
+        <w:rPr>
+          <w:b/>
+          <w:lang w:val="gu_IN" w:bidi="gu_IN"/>
+        </w:rPr>
         <w:t>"જે નિષ્ક્લંક તથા નિર્દોષ હલવાન જેવો"</w:t>
       </w:r>
     </w:p>
@@ -9636,6 +10701,21 @@
           <w:b/>
           <w:lang w:val="gu_IN" w:bidi="gu_IN"/>
         </w:rPr>
+        <w:t>ἀμώμου καὶ ἀσπίλου</w:t>
+      </w:r>
+    </w:p>
+    <w:p>
+      <w:pPr/>
+      <w:r>
+        <w:rPr>
+          <w:lang w:val="gu_IN" w:bidi="gu_IN"/>
+        </w:rPr>
+      </w:r>
+      <w:r>
+        <w:rPr>
+          <w:b/>
+          <w:lang w:val="gu_IN" w:bidi="gu_IN"/>
+        </w:rPr>
         <w:t>"જે નિષ્ક્લંક તથા નિર્દોષ"</w:t>
       </w:r>
     </w:p>
@@ -9731,6 +10811,21 @@
           <w:b/>
           <w:lang w:val="gu_IN" w:bidi="gu_IN"/>
         </w:rPr>
+        <w:t>προεγνωσμένου</w:t>
+      </w:r>
+    </w:p>
+    <w:p>
+      <w:pPr/>
+      <w:r>
+        <w:rPr>
+          <w:lang w:val="gu_IN" w:bidi="gu_IN"/>
+        </w:rPr>
+      </w:r>
+      <w:r>
+        <w:rPr>
+          <w:b/>
+          <w:lang w:val="gu_IN" w:bidi="gu_IN"/>
+        </w:rPr>
         <w:t>"નિર્માણ થયેલો હતો ખરો"</w:t>
       </w:r>
     </w:p>
@@ -9806,6 +10901,21 @@
           <w:b/>
           <w:lang w:val="gu_IN" w:bidi="gu_IN"/>
         </w:rPr>
+        <w:t>προεγνωσμένου</w:t>
+      </w:r>
+    </w:p>
+    <w:p>
+      <w:pPr/>
+      <w:r>
+        <w:rPr>
+          <w:lang w:val="gu_IN" w:bidi="gu_IN"/>
+        </w:rPr>
+      </w:r>
+      <w:r>
+        <w:rPr>
+          <w:b/>
+          <w:lang w:val="gu_IN" w:bidi="gu_IN"/>
+        </w:rPr>
         <w:t>"નિર્માણ થયેલો હતો ખરો"</w:t>
       </w:r>
     </w:p>
@@ -9963,6 +11073,21 @@
           <w:b/>
           <w:lang w:val="gu_IN" w:bidi="gu_IN"/>
         </w:rPr>
+        <w:t>φανερωθέντος</w:t>
+      </w:r>
+    </w:p>
+    <w:p>
+      <w:pPr/>
+      <w:r>
+        <w:rPr>
+          <w:lang w:val="gu_IN" w:bidi="gu_IN"/>
+        </w:rPr>
+      </w:r>
+      <w:r>
+        <w:rPr>
+          <w:b/>
+          <w:lang w:val="gu_IN" w:bidi="gu_IN"/>
+        </w:rPr>
         <w:t>"તે પ્રગટ થયો"</w:t>
       </w:r>
     </w:p>
@@ -10038,6 +11163,21 @@
           <w:b/>
           <w:lang w:val="gu_IN" w:bidi="gu_IN"/>
         </w:rPr>
+        <w:t>φανερωθέντος</w:t>
+      </w:r>
+    </w:p>
+    <w:p>
+      <w:pPr/>
+      <w:r>
+        <w:rPr>
+          <w:lang w:val="gu_IN" w:bidi="gu_IN"/>
+        </w:rPr>
+      </w:r>
+      <w:r>
+        <w:rPr>
+          <w:b/>
+          <w:lang w:val="gu_IN" w:bidi="gu_IN"/>
+        </w:rPr>
         <w:t>"તે પ્રગટ થયો"</w:t>
       </w:r>
     </w:p>
@@ -10126,6 +11266,21 @@
           <w:b/>
           <w:lang w:val="gu_IN" w:bidi="gu_IN"/>
         </w:rPr>
+        <w:t>ἐπ’ ἐσχάτου τῶν χρόνων</w:t>
+      </w:r>
+    </w:p>
+    <w:p>
+      <w:pPr/>
+      <w:r>
+        <w:rPr>
+          <w:lang w:val="gu_IN" w:bidi="gu_IN"/>
+        </w:rPr>
+      </w:r>
+      <w:r>
+        <w:rPr>
+          <w:b/>
+          <w:lang w:val="gu_IN" w:bidi="gu_IN"/>
+        </w:rPr>
         <w:t>"આ છેલ્લા કાળમાં"</w:t>
       </w:r>
     </w:p>
@@ -10214,6 +11369,21 @@
           <w:b/>
           <w:lang w:val="gu_IN" w:bidi="gu_IN"/>
         </w:rPr>
+        <w:t>τὸν ἐγείραντα αὐτὸν ἐκ νεκρῶν</w:t>
+      </w:r>
+    </w:p>
+    <w:p>
+      <w:pPr/>
+      <w:r>
+        <w:rPr>
+          <w:lang w:val="gu_IN" w:bidi="gu_IN"/>
+        </w:rPr>
+      </w:r>
+      <w:r>
+        <w:rPr>
+          <w:b/>
+          <w:lang w:val="gu_IN" w:bidi="gu_IN"/>
+        </w:rPr>
         <w:t>"જેણે તેને એકવાર મૂએલામાંથી ઉઠાડયો"</w:t>
       </w:r>
     </w:p>
@@ -10302,6 +11472,21 @@
           <w:b/>
           <w:lang w:val="gu_IN" w:bidi="gu_IN"/>
         </w:rPr>
+        <w:t>δόξαν αὐτῷ δόντα</w:t>
+      </w:r>
+    </w:p>
+    <w:p>
+      <w:pPr/>
+      <w:r>
+        <w:rPr>
+          <w:lang w:val="gu_IN" w:bidi="gu_IN"/>
+        </w:rPr>
+      </w:r>
+      <w:r>
+        <w:rPr>
+          <w:b/>
+          <w:lang w:val="gu_IN" w:bidi="gu_IN"/>
+        </w:rPr>
         <w:t>"તેને મહિમા આપ્યો"</w:t>
       </w:r>
     </w:p>
@@ -10479,6 +11664,21 @@
           <w:b/>
           <w:lang w:val="gu_IN" w:bidi="gu_IN"/>
         </w:rPr>
+        <w:t>τὰς ψυχὰς ὑμῶν ἡγνικότες</w:t>
+      </w:r>
+    </w:p>
+    <w:p>
+      <w:pPr/>
+      <w:r>
+        <w:rPr>
+          <w:lang w:val="gu_IN" w:bidi="gu_IN"/>
+        </w:rPr>
+      </w:r>
+      <w:r>
+        <w:rPr>
+          <w:b/>
+          <w:lang w:val="gu_IN" w:bidi="gu_IN"/>
+        </w:rPr>
         <w:t>"તમારા આત્માઓને શુદ્ધ કર્યા પછી"</w:t>
       </w:r>
     </w:p>
@@ -10662,6 +11862,21 @@
           <w:b/>
           <w:lang w:val="gu_IN" w:bidi="gu_IN"/>
         </w:rPr>
+        <w:t>ἐν τῇ ὑπακοῇ τῆς ἀληθείας</w:t>
+      </w:r>
+    </w:p>
+    <w:p>
+      <w:pPr/>
+      <w:r>
+        <w:rPr>
+          <w:lang w:val="gu_IN" w:bidi="gu_IN"/>
+        </w:rPr>
+      </w:r>
+      <w:r>
+        <w:rPr>
+          <w:b/>
+          <w:lang w:val="gu_IN" w:bidi="gu_IN"/>
+        </w:rPr>
         <w:t>"સત્યની આજ્ઞાપાલન દ્વારા"</w:t>
       </w:r>
     </w:p>
@@ -10757,6 +11972,21 @@
           <w:b/>
           <w:lang w:val="gu_IN" w:bidi="gu_IN"/>
         </w:rPr>
+        <w:t>τῆς ἀληθείας</w:t>
+      </w:r>
+    </w:p>
+    <w:p>
+      <w:pPr/>
+      <w:r>
+        <w:rPr>
+          <w:lang w:val="gu_IN" w:bidi="gu_IN"/>
+        </w:rPr>
+      </w:r>
+      <w:r>
+        <w:rPr>
+          <w:b/>
+          <w:lang w:val="gu_IN" w:bidi="gu_IN"/>
+        </w:rPr>
         <w:t>"સત્યની"</w:t>
       </w:r>
     </w:p>
@@ -10845,6 +12075,21 @@
           <w:b/>
           <w:lang w:val="gu_IN" w:bidi="gu_IN"/>
         </w:rPr>
+        <w:t>φιλαδελφίαν</w:t>
+      </w:r>
+    </w:p>
+    <w:p>
+      <w:pPr/>
+      <w:r>
+        <w:rPr>
+          <w:lang w:val="gu_IN" w:bidi="gu_IN"/>
+        </w:rPr>
+      </w:r>
+      <w:r>
+        <w:rPr>
+          <w:b/>
+          <w:lang w:val="gu_IN" w:bidi="gu_IN"/>
+        </w:rPr>
         <w:t>"ભાઈચારો"</w:t>
       </w:r>
     </w:p>
@@ -10940,6 +12185,21 @@
           <w:b/>
           <w:lang w:val="gu_IN" w:bidi="gu_IN"/>
         </w:rPr>
+        <w:t>ἐκ καθαρᾶς καρδίας, ἀλλήλους ἀγαπήσατε ἐκτενῶς</w:t>
+      </w:r>
+    </w:p>
+    <w:p>
+      <w:pPr/>
+      <w:r>
+        <w:rPr>
+          <w:lang w:val="gu_IN" w:bidi="gu_IN"/>
+        </w:rPr>
+      </w:r>
+      <w:r>
+        <w:rPr>
+          <w:b/>
+          <w:lang w:val="gu_IN" w:bidi="gu_IN"/>
+        </w:rPr>
         <w:t>"શુદ્ધ હૃદયથી એકબીજાને નિષ્કપટ પ્રીતિ કરો"</w:t>
       </w:r>
     </w:p>
@@ -11155,6 +12415,21 @@
           <w:b/>
           <w:lang w:val="gu_IN" w:bidi="gu_IN"/>
         </w:rPr>
+        <w:t>οὐκ ἐκ σπορᾶς φθαρτῆς</w:t>
+      </w:r>
+    </w:p>
+    <w:p>
+      <w:pPr/>
+      <w:r>
+        <w:rPr>
+          <w:lang w:val="gu_IN" w:bidi="gu_IN"/>
+        </w:rPr>
+      </w:r>
+      <w:r>
+        <w:rPr>
+          <w:b/>
+          <w:lang w:val="gu_IN" w:bidi="gu_IN"/>
+        </w:rPr>
         <w:t>"વિનાશી બીજથી નહિ"</w:t>
       </w:r>
     </w:p>
@@ -11276,6 +12551,21 @@
           <w:b/>
           <w:lang w:val="gu_IN" w:bidi="gu_IN"/>
         </w:rPr>
+        <w:t>ἀφθάρτου</w:t>
+      </w:r>
+    </w:p>
+    <w:p>
+      <w:pPr/>
+      <w:r>
+        <w:rPr>
+          <w:lang w:val="gu_IN" w:bidi="gu_IN"/>
+        </w:rPr>
+      </w:r>
+      <w:r>
+        <w:rPr>
+          <w:b/>
+          <w:lang w:val="gu_IN" w:bidi="gu_IN"/>
+        </w:rPr>
         <w:t>"અવિનાશીથી"</w:t>
       </w:r>
     </w:p>
@@ -11351,6 +12641,21 @@
           <w:b/>
           <w:lang w:val="gu_IN" w:bidi="gu_IN"/>
         </w:rPr>
+        <w:t>λόγου ζῶντος Θεοῦ, καὶ μένοντος</w:t>
+      </w:r>
+    </w:p>
+    <w:p>
+      <w:pPr/>
+      <w:r>
+        <w:rPr>
+          <w:lang w:val="gu_IN" w:bidi="gu_IN"/>
+        </w:rPr>
+      </w:r>
+      <w:r>
+        <w:rPr>
+          <w:b/>
+          <w:lang w:val="gu_IN" w:bidi="gu_IN"/>
+        </w:rPr>
         <w:t>"દેવના જીવંત તથા સદાકાળ રેહનાર વચન"</w:t>
       </w:r>
     </w:p>
@@ -11439,6 +12744,21 @@
           <w:b/>
           <w:lang w:val="gu_IN" w:bidi="gu_IN"/>
         </w:rPr>
+        <w:t>ζῶντος &amp; καὶ μένοντος</w:t>
+      </w:r>
+    </w:p>
+    <w:p>
+      <w:pPr/>
+      <w:r>
+        <w:rPr>
+          <w:lang w:val="gu_IN" w:bidi="gu_IN"/>
+        </w:rPr>
+      </w:r>
+      <w:r>
+        <w:rPr>
+          <w:b/>
+          <w:lang w:val="gu_IN" w:bidi="gu_IN"/>
+        </w:rPr>
         <w:t>"જીવંત તથા સદાકાળ રેહનાર"</w:t>
       </w:r>
     </w:p>
@@ -11540,6 +12860,21 @@
           <w:b/>
           <w:lang w:val="gu_IN" w:bidi="gu_IN"/>
         </w:rPr>
+        <w:t>διότι</w:t>
+      </w:r>
+    </w:p>
+    <w:p>
+      <w:pPr/>
+      <w:r>
+        <w:rPr>
+          <w:lang w:val="gu_IN" w:bidi="gu_IN"/>
+        </w:rPr>
+      </w:r>
+      <w:r>
+        <w:rPr>
+          <w:b/>
+          <w:lang w:val="gu_IN" w:bidi="gu_IN"/>
+        </w:rPr>
         <w:t>"કેમકે"</w:t>
       </w:r>
     </w:p>
@@ -11697,6 +13032,21 @@
           <w:b/>
           <w:lang w:val="gu_IN" w:bidi="gu_IN"/>
         </w:rPr>
+        <w:t>πᾶσα σὰρξ</w:t>
+      </w:r>
+    </w:p>
+    <w:p>
+      <w:pPr/>
+      <w:r>
+        <w:rPr>
+          <w:lang w:val="gu_IN" w:bidi="gu_IN"/>
+        </w:rPr>
+      </w:r>
+      <w:r>
+        <w:rPr>
+          <w:b/>
+          <w:lang w:val="gu_IN" w:bidi="gu_IN"/>
+        </w:rPr>
         <w:t>"સઘળાં પ્રાણી"</w:t>
       </w:r>
     </w:p>
@@ -11785,6 +13135,21 @@
           <w:b/>
           <w:lang w:val="gu_IN" w:bidi="gu_IN"/>
         </w:rPr>
+        <w:t>πᾶσα δόξα αὐτῆς</w:t>
+      </w:r>
+    </w:p>
+    <w:p>
+      <w:pPr/>
+      <w:r>
+        <w:rPr>
+          <w:lang w:val="gu_IN" w:bidi="gu_IN"/>
+        </w:rPr>
+      </w:r>
+      <w:r>
+        <w:rPr>
+          <w:b/>
+          <w:lang w:val="gu_IN" w:bidi="gu_IN"/>
+        </w:rPr>
         <w:t>"તેઓનું સઘળું ગૌરવ"</w:t>
       </w:r>
     </w:p>
@@ -11987,6 +13352,21 @@
           <w:b/>
           <w:lang w:val="gu_IN" w:bidi="gu_IN"/>
         </w:rPr>
+        <w:t>ἄνθος χόρτου</w:t>
+      </w:r>
+    </w:p>
+    <w:p>
+      <w:pPr/>
+      <w:r>
+        <w:rPr>
+          <w:lang w:val="gu_IN" w:bidi="gu_IN"/>
+        </w:rPr>
+      </w:r>
+      <w:r>
+        <w:rPr>
+          <w:b/>
+          <w:lang w:val="gu_IN" w:bidi="gu_IN"/>
+        </w:rPr>
         <w:t>"ઘાસનાં ફૂલ"</w:t>
       </w:r>
     </w:p>
@@ -12082,6 +13462,21 @@
           <w:b/>
           <w:lang w:val="gu_IN" w:bidi="gu_IN"/>
         </w:rPr>
+        <w:t>ἐξηράνθη ὁ χόρτος</w:t>
+      </w:r>
+    </w:p>
+    <w:p>
+      <w:pPr/>
+      <w:r>
+        <w:rPr>
+          <w:lang w:val="gu_IN" w:bidi="gu_IN"/>
+        </w:rPr>
+      </w:r>
+      <w:r>
+        <w:rPr>
+          <w:b/>
+          <w:lang w:val="gu_IN" w:bidi="gu_IN"/>
+        </w:rPr>
         <w:t>"ઘાસ સુકાઈ જાય છે"</w:t>
       </w:r>
     </w:p>
@@ -12183,6 +13578,21 @@
           <w:b/>
           <w:lang w:val="gu_IN" w:bidi="gu_IN"/>
         </w:rPr>
+        <w:t>τὸ ἄνθος ἐξέπεσεν</w:t>
+      </w:r>
+    </w:p>
+    <w:p>
+      <w:pPr/>
+      <w:r>
+        <w:rPr>
+          <w:lang w:val="gu_IN" w:bidi="gu_IN"/>
+        </w:rPr>
+      </w:r>
+      <w:r>
+        <w:rPr>
+          <w:b/>
+          <w:lang w:val="gu_IN" w:bidi="gu_IN"/>
+        </w:rPr>
         <w:t>"ફૂલ ખરી પડે છે"</w:t>
       </w:r>
     </w:p>
@@ -12271,6 +13681,21 @@
           <w:b/>
           <w:lang w:val="gu_IN" w:bidi="gu_IN"/>
         </w:rPr>
+        <w:t>τὸ δὲ ῥῆμα Κυρίου μένει εἰς τὸν αἰῶνα</w:t>
+      </w:r>
+    </w:p>
+    <w:p>
+      <w:pPr/>
+      <w:r>
+        <w:rPr>
+          <w:lang w:val="gu_IN" w:bidi="gu_IN"/>
+        </w:rPr>
+      </w:r>
+      <w:r>
+        <w:rPr>
+          <w:b/>
+          <w:lang w:val="gu_IN" w:bidi="gu_IN"/>
+        </w:rPr>
         <w:t>"પણ પ્રભુનું વચન સદાકાળ અનંત રહે છે"</w:t>
       </w:r>
     </w:p>
@@ -12346,6 +13771,21 @@
           <w:b/>
           <w:lang w:val="gu_IN" w:bidi="gu_IN"/>
         </w:rPr>
+        <w:t>τὸ &amp; ῥῆμα Κυρίου</w:t>
+      </w:r>
+    </w:p>
+    <w:p>
+      <w:pPr/>
+      <w:r>
+        <w:rPr>
+          <w:lang w:val="gu_IN" w:bidi="gu_IN"/>
+        </w:rPr>
+      </w:r>
+      <w:r>
+        <w:rPr>
+          <w:b/>
+          <w:lang w:val="gu_IN" w:bidi="gu_IN"/>
+        </w:rPr>
         <w:t>"પ્રભુનું વચન"</w:t>
       </w:r>
     </w:p>
@@ -12420,6 +13860,21 @@
         <w:rPr>
           <w:lang w:val="gu_IN" w:bidi="gu_IN"/>
         </w:rPr>
+      </w:r>
+    </w:p>
+    <w:p>
+      <w:pPr/>
+      <w:r>
+        <w:rPr>
+          <w:lang w:val="gu_IN" w:bidi="gu_IN"/>
+        </w:rPr>
+      </w:r>
+      <w:r>
+        <w:rPr>
+          <w:b/>
+          <w:lang w:val="gu_IN" w:bidi="gu_IN"/>
+        </w:rPr>
+        <w:t>τοῦτο δέ ἐστιν τὸ ῥῆμα</w:t>
       </w:r>
     </w:p>
     <w:p>
@@ -12831,6 +14286,21 @@
           <w:b/>
           <w:lang w:val="gu_IN" w:bidi="gu_IN"/>
         </w:rPr>
+        <w:t>οὖν</w:t>
+      </w:r>
+    </w:p>
+    <w:p>
+      <w:pPr/>
+      <w:r>
+        <w:rPr>
+          <w:lang w:val="gu_IN" w:bidi="gu_IN"/>
+        </w:rPr>
+      </w:r>
+      <w:r>
+        <w:rPr>
+          <w:b/>
+          <w:lang w:val="gu_IN" w:bidi="gu_IN"/>
+        </w:rPr>
         <w:t>"માટે"</w:t>
       </w:r>
     </w:p>
@@ -13222,6 +14692,21 @@
           <w:b/>
           <w:lang w:val="gu_IN" w:bidi="gu_IN"/>
         </w:rPr>
+        <w:t>ὡς ἀρτιγέννητα βρέφη τὸ λογικὸν ἄδολον γάλα ἐπιποθήσατε</w:t>
+      </w:r>
+    </w:p>
+    <w:p>
+      <w:pPr/>
+      <w:r>
+        <w:rPr>
+          <w:lang w:val="gu_IN" w:bidi="gu_IN"/>
+        </w:rPr>
+      </w:r>
+      <w:r>
+        <w:rPr>
+          <w:b/>
+          <w:lang w:val="gu_IN" w:bidi="gu_IN"/>
+        </w:rPr>
         <w:t>"નવા જન્મેલાં બાળકની પેઠે, નિષ્કપટ આત્મિક દુધની ઇચ્છા રાખો"</w:t>
       </w:r>
     </w:p>
@@ -13373,6 +14858,21 @@
           <w:b/>
           <w:lang w:val="gu_IN" w:bidi="gu_IN"/>
         </w:rPr>
+        <w:t>τὸ λογικὸν ἄδολον γάλα</w:t>
+      </w:r>
+    </w:p>
+    <w:p>
+      <w:pPr/>
+      <w:r>
+        <w:rPr>
+          <w:lang w:val="gu_IN" w:bidi="gu_IN"/>
+        </w:rPr>
+      </w:r>
+      <w:r>
+        <w:rPr>
+          <w:b/>
+          <w:lang w:val="gu_IN" w:bidi="gu_IN"/>
+        </w:rPr>
         <w:t>"નિષ્કપટ આત્મિક દુધની"</w:t>
       </w:r>
     </w:p>
@@ -13468,6 +14968,21 @@
           <w:b/>
           <w:lang w:val="gu_IN" w:bidi="gu_IN"/>
         </w:rPr>
+        <w:t>αὐξηθῆτε</w:t>
+      </w:r>
+    </w:p>
+    <w:p>
+      <w:pPr/>
+      <w:r>
+        <w:rPr>
+          <w:lang w:val="gu_IN" w:bidi="gu_IN"/>
+        </w:rPr>
+      </w:r>
+      <w:r>
+        <w:rPr>
+          <w:b/>
+          <w:lang w:val="gu_IN" w:bidi="gu_IN"/>
+        </w:rPr>
         <w:t>"તમે &amp; વધો"</w:t>
       </w:r>
     </w:p>
@@ -13543,6 +15058,21 @@
           <w:b/>
           <w:lang w:val="gu_IN" w:bidi="gu_IN"/>
         </w:rPr>
+        <w:t>εἰς σωτηρίαν</w:t>
+      </w:r>
+    </w:p>
+    <w:p>
+      <w:pPr/>
+      <w:r>
+        <w:rPr>
+          <w:lang w:val="gu_IN" w:bidi="gu_IN"/>
+        </w:rPr>
+      </w:r>
+      <w:r>
+        <w:rPr>
+          <w:b/>
+          <w:lang w:val="gu_IN" w:bidi="gu_IN"/>
+        </w:rPr>
         <w:t>"તારણ સુધી"</w:t>
       </w:r>
     </w:p>
@@ -13625,6 +15155,21 @@
           <w:b/>
           <w:lang w:val="gu_IN" w:bidi="gu_IN"/>
         </w:rPr>
+        <w:t>εἰς σωτηρίαν</w:t>
+      </w:r>
+    </w:p>
+    <w:p>
+      <w:pPr/>
+      <w:r>
+        <w:rPr>
+          <w:lang w:val="gu_IN" w:bidi="gu_IN"/>
+        </w:rPr>
+      </w:r>
+      <w:r>
+        <w:rPr>
+          <w:b/>
+          <w:lang w:val="gu_IN" w:bidi="gu_IN"/>
+        </w:rPr>
         <w:t>"તારણ સુધી"</w:t>
       </w:r>
     </w:p>
@@ -13739,6 +15284,21 @@
           <w:b/>
           <w:lang w:val="gu_IN" w:bidi="gu_IN"/>
         </w:rPr>
+        <w:t>εἰ ἐγεύσασθε</w:t>
+      </w:r>
+    </w:p>
+    <w:p>
+      <w:pPr/>
+      <w:r>
+        <w:rPr>
+          <w:lang w:val="gu_IN" w:bidi="gu_IN"/>
+        </w:rPr>
+      </w:r>
+      <w:r>
+        <w:rPr>
+          <w:b/>
+          <w:lang w:val="gu_IN" w:bidi="gu_IN"/>
+        </w:rPr>
         <w:t>"જો તમને એવો અનુભવ થયો હોય"</w:t>
       </w:r>
     </w:p>
@@ -13814,6 +15374,21 @@
           <w:b/>
           <w:lang w:val="gu_IN" w:bidi="gu_IN"/>
         </w:rPr>
+        <w:t>εἰ ἐγεύσασθε</w:t>
+      </w:r>
+    </w:p>
+    <w:p>
+      <w:pPr/>
+      <w:r>
+        <w:rPr>
+          <w:lang w:val="gu_IN" w:bidi="gu_IN"/>
+        </w:rPr>
+      </w:r>
+      <w:r>
+        <w:rPr>
+          <w:b/>
+          <w:lang w:val="gu_IN" w:bidi="gu_IN"/>
+        </w:rPr>
         <w:t>"જો તમને એવો અનુભવ થયો હોય"</w:t>
       </w:r>
     </w:p>
@@ -13977,6 +15552,21 @@
           <w:b/>
           <w:lang w:val="gu_IN" w:bidi="gu_IN"/>
         </w:rPr>
+        <w:t>πρὸς ὃν προσερχόμενοι</w:t>
+      </w:r>
+    </w:p>
+    <w:p>
+      <w:pPr/>
+      <w:r>
+        <w:rPr>
+          <w:lang w:val="gu_IN" w:bidi="gu_IN"/>
+        </w:rPr>
+      </w:r>
+      <w:r>
+        <w:rPr>
+          <w:b/>
+          <w:lang w:val="gu_IN" w:bidi="gu_IN"/>
+        </w:rPr>
         <w:t>"તેની પાસે આવીને"</w:t>
       </w:r>
     </w:p>
@@ -14065,6 +15655,21 @@
           <w:b/>
           <w:lang w:val="gu_IN" w:bidi="gu_IN"/>
         </w:rPr>
+        <w:t>πρὸς ὃν</w:t>
+      </w:r>
+    </w:p>
+    <w:p>
+      <w:pPr/>
+      <w:r>
+        <w:rPr>
+          <w:lang w:val="gu_IN" w:bidi="gu_IN"/>
+        </w:rPr>
+      </w:r>
+      <w:r>
+        <w:rPr>
+          <w:b/>
+          <w:lang w:val="gu_IN" w:bidi="gu_IN"/>
+        </w:rPr>
         <w:t>"તેની પાસે"</w:t>
       </w:r>
     </w:p>
@@ -14147,6 +15752,21 @@
           <w:b/>
           <w:lang w:val="gu_IN" w:bidi="gu_IN"/>
         </w:rPr>
+        <w:t>πρὸς ὃν προσερχόμενοι λίθον ζῶντα</w:t>
+      </w:r>
+    </w:p>
+    <w:p>
+      <w:pPr/>
+      <w:r>
+        <w:rPr>
+          <w:lang w:val="gu_IN" w:bidi="gu_IN"/>
+        </w:rPr>
+      </w:r>
+      <w:r>
+        <w:rPr>
+          <w:b/>
+          <w:lang w:val="gu_IN" w:bidi="gu_IN"/>
+        </w:rPr>
         <w:t>"તેની પાસે આવીને, જીવંત પથ્થર"</w:t>
       </w:r>
     </w:p>
@@ -14235,6 +15855,21 @@
           <w:b/>
           <w:lang w:val="gu_IN" w:bidi="gu_IN"/>
         </w:rPr>
+        <w:t>λίθον ζῶντα</w:t>
+      </w:r>
+    </w:p>
+    <w:p>
+      <w:pPr/>
+      <w:r>
+        <w:rPr>
+          <w:lang w:val="gu_IN" w:bidi="gu_IN"/>
+        </w:rPr>
+      </w:r>
+      <w:r>
+        <w:rPr>
+          <w:b/>
+          <w:lang w:val="gu_IN" w:bidi="gu_IN"/>
+        </w:rPr>
         <w:t>"જીવંત પથ્થર"</w:t>
       </w:r>
     </w:p>
@@ -14336,6 +15971,21 @@
           <w:b/>
           <w:lang w:val="gu_IN" w:bidi="gu_IN"/>
         </w:rPr>
+        <w:t>ὑπὸ ἀνθρώπων &amp; ἀποδεδοκιμασμένον</w:t>
+      </w:r>
+    </w:p>
+    <w:p>
+      <w:pPr/>
+      <w:r>
+        <w:rPr>
+          <w:lang w:val="gu_IN" w:bidi="gu_IN"/>
+        </w:rPr>
+      </w:r>
+      <w:r>
+        <w:rPr>
+          <w:b/>
+          <w:lang w:val="gu_IN" w:bidi="gu_IN"/>
+        </w:rPr>
         <w:t>"માણસોએ નકાર કરેલ ખરો"</w:t>
       </w:r>
     </w:p>
@@ -14411,6 +16061,21 @@
           <w:b/>
           <w:lang w:val="gu_IN" w:bidi="gu_IN"/>
         </w:rPr>
+        <w:t>ὑπὸ ἀνθρώπων</w:t>
+      </w:r>
+    </w:p>
+    <w:p>
+      <w:pPr/>
+      <w:r>
+        <w:rPr>
+          <w:lang w:val="gu_IN" w:bidi="gu_IN"/>
+        </w:rPr>
+      </w:r>
+      <w:r>
+        <w:rPr>
+          <w:b/>
+          <w:lang w:val="gu_IN" w:bidi="gu_IN"/>
+        </w:rPr>
         <w:t>"માણસોએ"</w:t>
       </w:r>
     </w:p>
@@ -14493,6 +16158,21 @@
           <w:b/>
           <w:lang w:val="gu_IN" w:bidi="gu_IN"/>
         </w:rPr>
+        <w:t>παρὰ δὲ Θεῷ ἐκλεκτὸν</w:t>
+      </w:r>
+    </w:p>
+    <w:p>
+      <w:pPr/>
+      <w:r>
+        <w:rPr>
+          <w:lang w:val="gu_IN" w:bidi="gu_IN"/>
+        </w:rPr>
+      </w:r>
+      <w:r>
+        <w:rPr>
+          <w:b/>
+          <w:lang w:val="gu_IN" w:bidi="gu_IN"/>
+        </w:rPr>
         <w:t>"માણસોએ &amp; પરંતુ દેવથી પસંદ કરાયેલો"</w:t>
       </w:r>
     </w:p>
@@ -14568,6 +16248,21 @@
           <w:b/>
           <w:lang w:val="gu_IN" w:bidi="gu_IN"/>
         </w:rPr>
+        <w:t>αὐτοὶ ὡς λίθοι ζῶντες οἰκοδομεῖσθε, οἶκος πνευματικὸς</w:t>
+      </w:r>
+    </w:p>
+    <w:p>
+      <w:pPr/>
+      <w:r>
+        <w:rPr>
+          <w:lang w:val="gu_IN" w:bidi="gu_IN"/>
+        </w:rPr>
+      </w:r>
+      <w:r>
+        <w:rPr>
+          <w:b/>
+          <w:lang w:val="gu_IN" w:bidi="gu_IN"/>
+        </w:rPr>
         <w:t>"તમે પોતે, જીવંત પથ્થરોના જેવા, આત્મિક ઘરના {જેવા} ચણાયા છો"</w:t>
       </w:r>
     </w:p>
@@ -14669,6 +16364,21 @@
           <w:b/>
           <w:lang w:val="gu_IN" w:bidi="gu_IN"/>
         </w:rPr>
+        <w:t>αὐτοὶ ὡς λίθοι ζῶντες</w:t>
+      </w:r>
+    </w:p>
+    <w:p>
+      <w:pPr/>
+      <w:r>
+        <w:rPr>
+          <w:lang w:val="gu_IN" w:bidi="gu_IN"/>
+        </w:rPr>
+      </w:r>
+      <w:r>
+        <w:rPr>
+          <w:b/>
+          <w:lang w:val="gu_IN" w:bidi="gu_IN"/>
+        </w:rPr>
         <w:t>"પોતે, જીવંત પથ્થરોના જેવા"</w:t>
       </w:r>
     </w:p>
@@ -14858,6 +16568,21 @@
           <w:b/>
           <w:lang w:val="gu_IN" w:bidi="gu_IN"/>
         </w:rPr>
+        <w:t>οἰκοδομεῖσθε</w:t>
+      </w:r>
+    </w:p>
+    <w:p>
+      <w:pPr/>
+      <w:r>
+        <w:rPr>
+          <w:lang w:val="gu_IN" w:bidi="gu_IN"/>
+        </w:rPr>
+      </w:r>
+      <w:r>
+        <w:rPr>
+          <w:b/>
+          <w:lang w:val="gu_IN" w:bidi="gu_IN"/>
+        </w:rPr>
         <w:t>"તમે &amp; ચણાયા છો"</w:t>
       </w:r>
     </w:p>
@@ -14946,6 +16671,21 @@
           <w:b/>
           <w:lang w:val="gu_IN" w:bidi="gu_IN"/>
         </w:rPr>
+        <w:t>εἰς ἱεράτευμα ἅγιον ἀνενέγκαι πνευματικὰς θυσίας</w:t>
+      </w:r>
+    </w:p>
+    <w:p>
+      <w:pPr/>
+      <w:r>
+        <w:rPr>
+          <w:lang w:val="gu_IN" w:bidi="gu_IN"/>
+        </w:rPr>
+      </w:r>
+      <w:r>
+        <w:rPr>
+          <w:b/>
+          <w:lang w:val="gu_IN" w:bidi="gu_IN"/>
+        </w:rPr>
         <w:t>"આત્મિક બલિદાનો &amp; કરવાને માટે પવિત્ર યાજકવર્ગ થયા છો"</w:t>
       </w:r>
     </w:p>
@@ -15047,6 +16787,21 @@
           <w:b/>
           <w:lang w:val="gu_IN" w:bidi="gu_IN"/>
         </w:rPr>
+        <w:t>εἰς ἱεράτευμα ἅγιον</w:t>
+      </w:r>
+    </w:p>
+    <w:p>
+      <w:pPr/>
+      <w:r>
+        <w:rPr>
+          <w:lang w:val="gu_IN" w:bidi="gu_IN"/>
+        </w:rPr>
+      </w:r>
+      <w:r>
+        <w:rPr>
+          <w:b/>
+          <w:lang w:val="gu_IN" w:bidi="gu_IN"/>
+        </w:rPr>
         <w:t>"માટે પવિત્ર યાજકવર્ગ થયા છો"</w:t>
       </w:r>
     </w:p>
@@ -15129,6 +16884,21 @@
           <w:b/>
           <w:lang w:val="gu_IN" w:bidi="gu_IN"/>
         </w:rPr>
+        <w:t>πνευματικὰς θυσίας εὐπροσδέκτους</w:t>
+      </w:r>
+    </w:p>
+    <w:p>
+      <w:pPr/>
+      <w:r>
+        <w:rPr>
+          <w:lang w:val="gu_IN" w:bidi="gu_IN"/>
+        </w:rPr>
+      </w:r>
+      <w:r>
+        <w:rPr>
+          <w:b/>
+          <w:lang w:val="gu_IN" w:bidi="gu_IN"/>
+        </w:rPr>
         <w:t>"આત્મિક બલિદાનો &amp; માન્ય છે કરવાને"</w:t>
       </w:r>
     </w:p>
@@ -15230,6 +17000,21 @@
           <w:b/>
           <w:lang w:val="gu_IN" w:bidi="gu_IN"/>
         </w:rPr>
+        <w:t>περιέχει ἐν Γραφῇ</w:t>
+      </w:r>
+    </w:p>
+    <w:p>
+      <w:pPr/>
+      <w:r>
+        <w:rPr>
+          <w:lang w:val="gu_IN" w:bidi="gu_IN"/>
+        </w:rPr>
+      </w:r>
+      <w:r>
+        <w:rPr>
+          <w:b/>
+          <w:lang w:val="gu_IN" w:bidi="gu_IN"/>
+        </w:rPr>
         <w:t>"તે શાસ્ત્રમાં છે"</w:t>
       </w:r>
     </w:p>
@@ -15331,6 +17116,21 @@
           <w:b/>
           <w:lang w:val="gu_IN" w:bidi="gu_IN"/>
         </w:rPr>
+        <w:t>περιέχει ἐν Γραφῇ</w:t>
+      </w:r>
+    </w:p>
+    <w:p>
+      <w:pPr/>
+      <w:r>
+        <w:rPr>
+          <w:lang w:val="gu_IN" w:bidi="gu_IN"/>
+        </w:rPr>
+      </w:r>
+      <w:r>
+        <w:rPr>
+          <w:b/>
+          <w:lang w:val="gu_IN" w:bidi="gu_IN"/>
+        </w:rPr>
         <w:t>"તે શાસ્ત્રમાં છે"</w:t>
       </w:r>
     </w:p>
@@ -15481,6 +17281,21 @@
           <w:b/>
           <w:lang w:val="gu_IN" w:bidi="gu_IN"/>
         </w:rPr>
+        <w:t>ἰδοὺ</w:t>
+      </w:r>
+    </w:p>
+    <w:p>
+      <w:pPr/>
+      <w:r>
+        <w:rPr>
+          <w:lang w:val="gu_IN" w:bidi="gu_IN"/>
+        </w:rPr>
+      </w:r>
+      <w:r>
+        <w:rPr>
+          <w:b/>
+          <w:lang w:val="gu_IN" w:bidi="gu_IN"/>
+        </w:rPr>
         <w:t>"જુઓ"</w:t>
       </w:r>
     </w:p>
@@ -15569,6 +17384,21 @@
           <w:b/>
           <w:lang w:val="gu_IN" w:bidi="gu_IN"/>
         </w:rPr>
+        <w:t>τίθημι</w:t>
+      </w:r>
+    </w:p>
+    <w:p>
+      <w:pPr/>
+      <w:r>
+        <w:rPr>
+          <w:lang w:val="gu_IN" w:bidi="gu_IN"/>
+        </w:rPr>
+      </w:r>
+      <w:r>
+        <w:rPr>
+          <w:b/>
+          <w:lang w:val="gu_IN" w:bidi="gu_IN"/>
+        </w:rPr>
         <w:t>"હું &amp; મૂકું છું"</w:t>
       </w:r>
     </w:p>
@@ -15657,6 +17487,21 @@
           <w:b/>
           <w:lang w:val="gu_IN" w:bidi="gu_IN"/>
         </w:rPr>
+        <w:t>λίθον, ἀκρογωνιαῖον</w:t>
+      </w:r>
+    </w:p>
+    <w:p>
+      <w:pPr/>
+      <w:r>
+        <w:rPr>
+          <w:lang w:val="gu_IN" w:bidi="gu_IN"/>
+        </w:rPr>
+      </w:r>
+      <w:r>
+        <w:rPr>
+          <w:b/>
+          <w:lang w:val="gu_IN" w:bidi="gu_IN"/>
+        </w:rPr>
         <w:t>"પથ્થર &amp; ખૂણાનો મુખ્ય પથ્થર"</w:t>
       </w:r>
     </w:p>
@@ -15771,6 +17616,21 @@
           <w:b/>
           <w:lang w:val="gu_IN" w:bidi="gu_IN"/>
         </w:rPr>
+        <w:t>λίθον, ἀκρογωνιαῖον ἐκλεκτὸν ἔντιμον</w:t>
+      </w:r>
+    </w:p>
+    <w:p>
+      <w:pPr/>
+      <w:r>
+        <w:rPr>
+          <w:lang w:val="gu_IN" w:bidi="gu_IN"/>
+        </w:rPr>
+      </w:r>
+      <w:r>
+        <w:rPr>
+          <w:b/>
+          <w:lang w:val="gu_IN" w:bidi="gu_IN"/>
+        </w:rPr>
         <w:t>"પથ્થર &amp; ખૂણાનો મુખ્ય પથ્થર, પસંદ કરેલો, મુલ્યવાન"</w:t>
       </w:r>
     </w:p>
@@ -15898,6 +17758,21 @@
           <w:b/>
           <w:lang w:val="gu_IN" w:bidi="gu_IN"/>
         </w:rPr>
+        <w:t>οὐ μὴ</w:t>
+      </w:r>
+    </w:p>
+    <w:p>
+      <w:pPr/>
+      <w:r>
+        <w:rPr>
+          <w:lang w:val="gu_IN" w:bidi="gu_IN"/>
+        </w:rPr>
+      </w:r>
+      <w:r>
+        <w:rPr>
+          <w:b/>
+          <w:lang w:val="gu_IN" w:bidi="gu_IN"/>
+        </w:rPr>
         <w:t>"કદાપી &amp; નહિ"</w:t>
       </w:r>
     </w:p>
@@ -15980,6 +17855,21 @@
           <w:b/>
           <w:lang w:val="gu_IN" w:bidi="gu_IN"/>
         </w:rPr>
+        <w:t>ἡ τιμὴ</w:t>
+      </w:r>
+    </w:p>
+    <w:p>
+      <w:pPr/>
+      <w:r>
+        <w:rPr>
+          <w:lang w:val="gu_IN" w:bidi="gu_IN"/>
+        </w:rPr>
+      </w:r>
+      <w:r>
+        <w:rPr>
+          <w:b/>
+          <w:lang w:val="gu_IN" w:bidi="gu_IN"/>
+        </w:rPr>
         <w:t>"સન્માન &amp; છે"</w:t>
       </w:r>
     </w:p>
@@ -16068,6 +17958,21 @@
           <w:b/>
           <w:lang w:val="gu_IN" w:bidi="gu_IN"/>
         </w:rPr>
+        <w:t>ἡ τιμὴ</w:t>
+      </w:r>
+    </w:p>
+    <w:p>
+      <w:pPr/>
+      <w:r>
+        <w:rPr>
+          <w:lang w:val="gu_IN" w:bidi="gu_IN"/>
+        </w:rPr>
+      </w:r>
+      <w:r>
+        <w:rPr>
+          <w:b/>
+          <w:lang w:val="gu_IN" w:bidi="gu_IN"/>
+        </w:rPr>
         <w:t>"સન્માન &amp; છે"</w:t>
       </w:r>
     </w:p>
@@ -16156,6 +18061,21 @@
           <w:b/>
           <w:lang w:val="gu_IN" w:bidi="gu_IN"/>
         </w:rPr>
+        <w:t>ἀπιστοῦσιν δὲ</w:t>
+      </w:r>
+    </w:p>
+    <w:p>
+      <w:pPr/>
+      <w:r>
+        <w:rPr>
+          <w:lang w:val="gu_IN" w:bidi="gu_IN"/>
+        </w:rPr>
+      </w:r>
+      <w:r>
+        <w:rPr>
+          <w:b/>
+          <w:lang w:val="gu_IN" w:bidi="gu_IN"/>
+        </w:rPr>
         <w:t>"પણ જેઓ વિશ્વાસ નથી કરતા"</w:t>
       </w:r>
     </w:p>
@@ -16306,6 +18226,21 @@
           <w:b/>
           <w:lang w:val="gu_IN" w:bidi="gu_IN"/>
         </w:rPr>
+        <w:t>λίθος ὃν ἀπεδοκίμασαν οἱ οἰκοδομοῦντες</w:t>
+      </w:r>
+    </w:p>
+    <w:p>
+      <w:pPr/>
+      <w:r>
+        <w:rPr>
+          <w:lang w:val="gu_IN" w:bidi="gu_IN"/>
+        </w:rPr>
+      </w:r>
+      <w:r>
+        <w:rPr>
+          <w:b/>
+          <w:lang w:val="gu_IN" w:bidi="gu_IN"/>
+        </w:rPr>
         <w:t>"જે પથ્થર બાંધનારાઓએ નકાર્યો હતો તે"</w:t>
       </w:r>
     </w:p>
@@ -16420,6 +18355,21 @@
           <w:b/>
           <w:lang w:val="gu_IN" w:bidi="gu_IN"/>
         </w:rPr>
+        <w:t>εἰς κεφαλὴν γωνίας</w:t>
+      </w:r>
+    </w:p>
+    <w:p>
+      <w:pPr/>
+      <w:r>
+        <w:rPr>
+          <w:lang w:val="gu_IN" w:bidi="gu_IN"/>
+        </w:rPr>
+      </w:r>
+      <w:r>
+        <w:rPr>
+          <w:b/>
+          <w:lang w:val="gu_IN" w:bidi="gu_IN"/>
+        </w:rPr>
         <w:t>"ખૂણાનો મૂખ્ય પથ્થર"</w:t>
       </w:r>
     </w:p>
@@ -16495,6 +18445,21 @@
           <w:b/>
           <w:lang w:val="gu_IN" w:bidi="gu_IN"/>
         </w:rPr>
+        <w:t>καὶ</w:t>
+      </w:r>
+    </w:p>
+    <w:p>
+      <w:pPr/>
+      <w:r>
+        <w:rPr>
+          <w:lang w:val="gu_IN" w:bidi="gu_IN"/>
+        </w:rPr>
+      </w:r>
+      <w:r>
+        <w:rPr>
+          <w:b/>
+          <w:lang w:val="gu_IN" w:bidi="gu_IN"/>
+        </w:rPr>
         <w:t>"અને"</w:t>
       </w:r>
     </w:p>
@@ -16658,6 +18623,21 @@
           <w:b/>
           <w:lang w:val="gu_IN" w:bidi="gu_IN"/>
         </w:rPr>
+        <w:t>λίθος προσκόμματος, καὶ πέτρα σκανδάλου</w:t>
+      </w:r>
+    </w:p>
+    <w:p>
+      <w:pPr/>
+      <w:r>
+        <w:rPr>
+          <w:lang w:val="gu_IN" w:bidi="gu_IN"/>
+        </w:rPr>
+      </w:r>
+      <w:r>
+        <w:rPr>
+          <w:b/>
+          <w:lang w:val="gu_IN" w:bidi="gu_IN"/>
+        </w:rPr>
         <w:t>"ઠેસ ખવડાવનાર પથ્થર અને અપરાધ કરાવનાર ખડક થયો છે"</w:t>
       </w:r>
     </w:p>
@@ -16759,6 +18739,21 @@
           <w:b/>
           <w:lang w:val="gu_IN" w:bidi="gu_IN"/>
         </w:rPr>
+        <w:t>λίθος προσκόμματος, καὶ πέτρα σκανδάλου</w:t>
+      </w:r>
+    </w:p>
+    <w:p>
+      <w:pPr/>
+      <w:r>
+        <w:rPr>
+          <w:lang w:val="gu_IN" w:bidi="gu_IN"/>
+        </w:rPr>
+      </w:r>
+      <w:r>
+        <w:rPr>
+          <w:b/>
+          <w:lang w:val="gu_IN" w:bidi="gu_IN"/>
+        </w:rPr>
         <w:t>"ઠેસ ખવડાવનાર પથ્થર અને અપરાધ કરાવનાર ખડક થયો છે"</w:t>
       </w:r>
     </w:p>
@@ -16880,6 +18875,21 @@
           <w:b/>
           <w:lang w:val="gu_IN" w:bidi="gu_IN"/>
         </w:rPr>
+        <w:t>λίθος προσκόμματος, καὶ πέτρα σκανδάλου</w:t>
+      </w:r>
+    </w:p>
+    <w:p>
+      <w:pPr/>
+      <w:r>
+        <w:rPr>
+          <w:lang w:val="gu_IN" w:bidi="gu_IN"/>
+        </w:rPr>
+      </w:r>
+      <w:r>
+        <w:rPr>
+          <w:b/>
+          <w:lang w:val="gu_IN" w:bidi="gu_IN"/>
+        </w:rPr>
         <w:t>"ઠેસ ખવડાવનાર પથ્થર અને અપરાધ કરાવનાર ખડક થયો છે"</w:t>
       </w:r>
     </w:p>
@@ -16968,6 +18978,21 @@
           <w:b/>
           <w:lang w:val="gu_IN" w:bidi="gu_IN"/>
         </w:rPr>
+        <w:t>τῷ λόγῳ</w:t>
+      </w:r>
+    </w:p>
+    <w:p>
+      <w:pPr/>
+      <w:r>
+        <w:rPr>
+          <w:lang w:val="gu_IN" w:bidi="gu_IN"/>
+        </w:rPr>
+      </w:r>
+      <w:r>
+        <w:rPr>
+          <w:b/>
+          <w:lang w:val="gu_IN" w:bidi="gu_IN"/>
+        </w:rPr>
         <w:t>"વચનની આજ્ઞા માનતા નથી"</w:t>
       </w:r>
     </w:p>
@@ -17056,6 +19081,21 @@
           <w:b/>
           <w:lang w:val="gu_IN" w:bidi="gu_IN"/>
         </w:rPr>
+        <w:t>οἳ προσκόπτουσιν</w:t>
+      </w:r>
+    </w:p>
+    <w:p>
+      <w:pPr/>
+      <w:r>
+        <w:rPr>
+          <w:lang w:val="gu_IN" w:bidi="gu_IN"/>
+        </w:rPr>
+      </w:r>
+      <w:r>
+        <w:rPr>
+          <w:b/>
+          <w:lang w:val="gu_IN" w:bidi="gu_IN"/>
+        </w:rPr>
         <w:t>"તેઓ ઠોકર ખાય છે"</w:t>
       </w:r>
     </w:p>
@@ -17144,6 +19184,21 @@
           <w:b/>
           <w:lang w:val="gu_IN" w:bidi="gu_IN"/>
         </w:rPr>
+        <w:t>οἳ προσκόπτουσιν τῷ λόγῳ ἀπειθοῦντες</w:t>
+      </w:r>
+    </w:p>
+    <w:p>
+      <w:pPr/>
+      <w:r>
+        <w:rPr>
+          <w:lang w:val="gu_IN" w:bidi="gu_IN"/>
+        </w:rPr>
+      </w:r>
+      <w:r>
+        <w:rPr>
+          <w:b/>
+          <w:lang w:val="gu_IN" w:bidi="gu_IN"/>
+        </w:rPr>
         <w:t>"તેઓ ઠોકર ખાય છે, વચનની આજ્ઞા માનતા નથી"</w:t>
       </w:r>
     </w:p>
@@ -17245,6 +19300,21 @@
           <w:b/>
           <w:lang w:val="gu_IN" w:bidi="gu_IN"/>
         </w:rPr>
+        <w:t>τῷ λόγῳ ἀπειθοῦντες</w:t>
+      </w:r>
+    </w:p>
+    <w:p>
+      <w:pPr/>
+      <w:r>
+        <w:rPr>
+          <w:lang w:val="gu_IN" w:bidi="gu_IN"/>
+        </w:rPr>
+      </w:r>
+      <w:r>
+        <w:rPr>
+          <w:b/>
+          <w:lang w:val="gu_IN" w:bidi="gu_IN"/>
+        </w:rPr>
         <w:t>"વચનની આજ્ઞા માનતા નથી"</w:t>
       </w:r>
     </w:p>
@@ -17434,6 +19504,21 @@
           <w:b/>
           <w:lang w:val="gu_IN" w:bidi="gu_IN"/>
         </w:rPr>
+        <w:t>εἰς ὃ</w:t>
+      </w:r>
+    </w:p>
+    <w:p>
+      <w:pPr/>
+      <w:r>
+        <w:rPr>
+          <w:lang w:val="gu_IN" w:bidi="gu_IN"/>
+        </w:rPr>
+      </w:r>
+      <w:r>
+        <w:rPr>
+          <w:b/>
+          <w:lang w:val="gu_IN" w:bidi="gu_IN"/>
+        </w:rPr>
         <w:t>"એને માટે પણ"</w:t>
       </w:r>
     </w:p>
@@ -17649,6 +19734,21 @@
           <w:b/>
           <w:lang w:val="gu_IN" w:bidi="gu_IN"/>
         </w:rPr>
+        <w:t>γένος ἐκλεκτόν</w:t>
+      </w:r>
+    </w:p>
+    <w:p>
+      <w:pPr/>
+      <w:r>
+        <w:rPr>
+          <w:lang w:val="gu_IN" w:bidi="gu_IN"/>
+        </w:rPr>
+      </w:r>
+      <w:r>
+        <w:rPr>
+          <w:b/>
+          <w:lang w:val="gu_IN" w:bidi="gu_IN"/>
+        </w:rPr>
         <w:t>"પણ તમે તો પસંદ કરેલા પરિવાર &amp; છો"</w:t>
       </w:r>
     </w:p>
@@ -17724,6 +19824,21 @@
           <w:b/>
           <w:lang w:val="gu_IN" w:bidi="gu_IN"/>
         </w:rPr>
+        <w:t>βασίλειον ἱεράτευμα</w:t>
+      </w:r>
+    </w:p>
+    <w:p>
+      <w:pPr/>
+      <w:r>
+        <w:rPr>
+          <w:lang w:val="gu_IN" w:bidi="gu_IN"/>
+        </w:rPr>
+      </w:r>
+      <w:r>
+        <w:rPr>
+          <w:b/>
+          <w:lang w:val="gu_IN" w:bidi="gu_IN"/>
+        </w:rPr>
         <w:t>"રાજ્માન્ય યાજકવર્ગ"</w:t>
       </w:r>
     </w:p>
@@ -17799,6 +19914,21 @@
           <w:b/>
           <w:lang w:val="gu_IN" w:bidi="gu_IN"/>
         </w:rPr>
+        <w:t>βασίλειον ἱεράτευμα</w:t>
+      </w:r>
+    </w:p>
+    <w:p>
+      <w:pPr/>
+      <w:r>
+        <w:rPr>
+          <w:lang w:val="gu_IN" w:bidi="gu_IN"/>
+        </w:rPr>
+      </w:r>
+      <w:r>
+        <w:rPr>
+          <w:b/>
+          <w:lang w:val="gu_IN" w:bidi="gu_IN"/>
+        </w:rPr>
         <w:t>"રાજ્માન્ય યાજકવર્ગ"</w:t>
       </w:r>
     </w:p>
@@ -17881,6 +20011,21 @@
           <w:b/>
           <w:lang w:val="gu_IN" w:bidi="gu_IN"/>
         </w:rPr>
+        <w:t>λαὸς εἰς περιποίησιν</w:t>
+      </w:r>
+    </w:p>
+    <w:p>
+      <w:pPr/>
+      <w:r>
+        <w:rPr>
+          <w:lang w:val="gu_IN" w:bidi="gu_IN"/>
+        </w:rPr>
+      </w:r>
+      <w:r>
+        <w:rPr>
+          <w:b/>
+          <w:lang w:val="gu_IN" w:bidi="gu_IN"/>
+        </w:rPr>
         <w:t>"વારસા માટે લોકો"</w:t>
       </w:r>
     </w:p>
@@ -18038,6 +20183,21 @@
           <w:b/>
           <w:lang w:val="gu_IN" w:bidi="gu_IN"/>
         </w:rPr>
+        <w:t>ἐκ σκότους &amp; εἰς τὸ θαυμαστὸν αὐτοῦ φῶς</w:t>
+      </w:r>
+    </w:p>
+    <w:p>
+      <w:pPr/>
+      <w:r>
+        <w:rPr>
+          <w:lang w:val="gu_IN" w:bidi="gu_IN"/>
+        </w:rPr>
+      </w:r>
+      <w:r>
+        <w:rPr>
+          <w:b/>
+          <w:lang w:val="gu_IN" w:bidi="gu_IN"/>
+        </w:rPr>
         <w:t>"અંધકારમાંથી &amp; આશ્ચર્યકારક પ્રકાશમાં &amp; તેના"</w:t>
       </w:r>
     </w:p>
@@ -18288,6 +20448,21 @@
           <w:b/>
           <w:lang w:val="gu_IN" w:bidi="gu_IN"/>
         </w:rPr>
+        <w:t>παροίκους καὶ παρεπιδήμους</w:t>
+      </w:r>
+    </w:p>
+    <w:p>
+      <w:pPr/>
+      <w:r>
+        <w:rPr>
+          <w:lang w:val="gu_IN" w:bidi="gu_IN"/>
+        </w:rPr>
+      </w:r>
+      <w:r>
+        <w:rPr>
+          <w:b/>
+          <w:lang w:val="gu_IN" w:bidi="gu_IN"/>
+        </w:rPr>
         <w:t>"પરદેશી તથા પ્રવાસી"</w:t>
       </w:r>
     </w:p>
@@ -18389,6 +20564,21 @@
           <w:b/>
           <w:lang w:val="gu_IN" w:bidi="gu_IN"/>
         </w:rPr>
+        <w:t>παροίκους</w:t>
+      </w:r>
+    </w:p>
+    <w:p>
+      <w:pPr/>
+      <w:r>
+        <w:rPr>
+          <w:lang w:val="gu_IN" w:bidi="gu_IN"/>
+        </w:rPr>
+      </w:r>
+      <w:r>
+        <w:rPr>
+          <w:b/>
+          <w:lang w:val="gu_IN" w:bidi="gu_IN"/>
+        </w:rPr>
         <w:t>"પરદેશી"</w:t>
       </w:r>
     </w:p>
@@ -18552,6 +20742,21 @@
           <w:b/>
           <w:lang w:val="gu_IN" w:bidi="gu_IN"/>
         </w:rPr>
+        <w:t>ἀπέχεσθαι τῶν σαρκικῶν ἐπιθυμιῶν</w:t>
+      </w:r>
+    </w:p>
+    <w:p>
+      <w:pPr/>
+      <w:r>
+        <w:rPr>
+          <w:lang w:val="gu_IN" w:bidi="gu_IN"/>
+        </w:rPr>
+      </w:r>
+      <w:r>
+        <w:rPr>
+          <w:b/>
+          <w:lang w:val="gu_IN" w:bidi="gu_IN"/>
+        </w:rPr>
         <w:t>"દૈહિક વિષયોથી દુર રહો"</w:t>
       </w:r>
     </w:p>
@@ -18640,6 +20845,21 @@
           <w:b/>
           <w:lang w:val="gu_IN" w:bidi="gu_IN"/>
         </w:rPr>
+        <w:t>στρατεύονται κατὰ τῆς ψυχῆς</w:t>
+      </w:r>
+    </w:p>
+    <w:p>
+      <w:pPr/>
+      <w:r>
+        <w:rPr>
+          <w:lang w:val="gu_IN" w:bidi="gu_IN"/>
+        </w:rPr>
+      </w:r>
+      <w:r>
+        <w:rPr>
+          <w:b/>
+          <w:lang w:val="gu_IN" w:bidi="gu_IN"/>
+        </w:rPr>
         <w:t>"આત્માની સામે લડે છે"</w:t>
       </w:r>
     </w:p>
@@ -18722,6 +20942,21 @@
           <w:b/>
           <w:lang w:val="gu_IN" w:bidi="gu_IN"/>
         </w:rPr>
+        <w:t>τῆς ψυχῆς</w:t>
+      </w:r>
+    </w:p>
+    <w:p>
+      <w:pPr/>
+      <w:r>
+        <w:rPr>
+          <w:lang w:val="gu_IN" w:bidi="gu_IN"/>
+        </w:rPr>
+      </w:r>
+      <w:r>
+        <w:rPr>
+          <w:b/>
+          <w:lang w:val="gu_IN" w:bidi="gu_IN"/>
+        </w:rPr>
         <w:t>"આત્માની"</w:t>
       </w:r>
     </w:p>
@@ -18967,6 +21202,21 @@
           <w:b/>
           <w:lang w:val="gu_IN" w:bidi="gu_IN"/>
         </w:rPr>
+        <w:t>ἐν τοῖς ἔθνεσιν</w:t>
+      </w:r>
+    </w:p>
+    <w:p>
+      <w:pPr/>
+      <w:r>
+        <w:rPr>
+          <w:lang w:val="gu_IN" w:bidi="gu_IN"/>
+        </w:rPr>
+      </w:r>
+      <w:r>
+        <w:rPr>
+          <w:b/>
+          <w:lang w:val="gu_IN" w:bidi="gu_IN"/>
+        </w:rPr>
         <w:t>"વિદેશી લોકોમાં"</w:t>
       </w:r>
     </w:p>
@@ -19131,6 +21381,21 @@
           <w:b/>
           <w:lang w:val="gu_IN" w:bidi="gu_IN"/>
         </w:rPr>
+        <w:t>ἐκ τῶν καλῶν ἔργων ἐποπτεύοντες</w:t>
+      </w:r>
+    </w:p>
+    <w:p>
+      <w:pPr/>
+      <w:r>
+        <w:rPr>
+          <w:lang w:val="gu_IN" w:bidi="gu_IN"/>
+        </w:rPr>
+      </w:r>
+      <w:r>
+        <w:rPr>
+          <w:b/>
+          <w:lang w:val="gu_IN" w:bidi="gu_IN"/>
+        </w:rPr>
         <w:t>"તમારા રૂડાં કામ જોઇને"</w:t>
       </w:r>
     </w:p>
@@ -19213,6 +21478,21 @@
           <w:b/>
           <w:lang w:val="gu_IN" w:bidi="gu_IN"/>
         </w:rPr>
+        <w:t>ἐν ἡμέρᾳ ἐπισκοπῆς</w:t>
+      </w:r>
+    </w:p>
+    <w:p>
+      <w:pPr/>
+      <w:r>
+        <w:rPr>
+          <w:lang w:val="gu_IN" w:bidi="gu_IN"/>
+        </w:rPr>
+      </w:r>
+      <w:r>
+        <w:rPr>
+          <w:b/>
+          <w:lang w:val="gu_IN" w:bidi="gu_IN"/>
+        </w:rPr>
         <w:t>"મુલાકાતના દિવસે"</w:t>
       </w:r>
     </w:p>
@@ -19295,6 +21575,21 @@
           <w:b/>
           <w:lang w:val="gu_IN" w:bidi="gu_IN"/>
         </w:rPr>
+        <w:t>ἐν ἡμέρᾳ ἐπισκοπῆς</w:t>
+      </w:r>
+    </w:p>
+    <w:p>
+      <w:pPr/>
+      <w:r>
+        <w:rPr>
+          <w:lang w:val="gu_IN" w:bidi="gu_IN"/>
+        </w:rPr>
+      </w:r>
+      <w:r>
+        <w:rPr>
+          <w:b/>
+          <w:lang w:val="gu_IN" w:bidi="gu_IN"/>
+        </w:rPr>
         <w:t>"મુલાકાતના દિવસે"</w:t>
       </w:r>
     </w:p>
@@ -19370,6 +21665,21 @@
           <w:b/>
           <w:lang w:val="gu_IN" w:bidi="gu_IN"/>
         </w:rPr>
+        <w:t>διὰ τὸν Κύριον</w:t>
+      </w:r>
+    </w:p>
+    <w:p>
+      <w:pPr/>
+      <w:r>
+        <w:rPr>
+          <w:lang w:val="gu_IN" w:bidi="gu_IN"/>
+        </w:rPr>
+      </w:r>
+      <w:r>
+        <w:rPr>
+          <w:b/>
+          <w:lang w:val="gu_IN" w:bidi="gu_IN"/>
+        </w:rPr>
         <w:t>"પ્રભુને ખાતર"</w:t>
       </w:r>
     </w:p>
@@ -19584,6 +21894,21 @@
           <w:b/>
           <w:lang w:val="gu_IN" w:bidi="gu_IN"/>
         </w:rPr>
+        <w:t>δι’ αὐτοῦ πεμπομένοις</w:t>
+      </w:r>
+    </w:p>
+    <w:p>
+      <w:pPr/>
+      <w:r>
+        <w:rPr>
+          <w:lang w:val="gu_IN" w:bidi="gu_IN"/>
+        </w:rPr>
+      </w:r>
+      <w:r>
+        <w:rPr>
+          <w:b/>
+          <w:lang w:val="gu_IN" w:bidi="gu_IN"/>
+        </w:rPr>
         <w:t>"તેણે નીમેલા &amp; તમે આધીન થાઓ"</w:t>
       </w:r>
     </w:p>
@@ -19659,6 +21984,21 @@
           <w:b/>
           <w:lang w:val="gu_IN" w:bidi="gu_IN"/>
         </w:rPr>
+        <w:t>δι’ αὐτοῦ πεμπομένοις</w:t>
+      </w:r>
+    </w:p>
+    <w:p>
+      <w:pPr/>
+      <w:r>
+        <w:rPr>
+          <w:lang w:val="gu_IN" w:bidi="gu_IN"/>
+        </w:rPr>
+      </w:r>
+      <w:r>
+        <w:rPr>
+          <w:b/>
+          <w:lang w:val="gu_IN" w:bidi="gu_IN"/>
+        </w:rPr>
         <w:t>"તેણે નીમેલા &amp; તમે આધીન થાઓ"</w:t>
       </w:r>
     </w:p>
@@ -19999,6 +22339,21 @@
           <w:b/>
           <w:lang w:val="gu_IN" w:bidi="gu_IN"/>
         </w:rPr>
+        <w:t>ὡς ἐλεύθεροι</w:t>
+      </w:r>
+    </w:p>
+    <w:p>
+      <w:pPr/>
+      <w:r>
+        <w:rPr>
+          <w:lang w:val="gu_IN" w:bidi="gu_IN"/>
+        </w:rPr>
+      </w:r>
+      <w:r>
+        <w:rPr>
+          <w:b/>
+          <w:lang w:val="gu_IN" w:bidi="gu_IN"/>
+        </w:rPr>
         <w:t>"સ્વતંત્ર લોકો તરીકે"</w:t>
       </w:r>
     </w:p>
@@ -20074,6 +22429,21 @@
           <w:b/>
           <w:lang w:val="gu_IN" w:bidi="gu_IN"/>
         </w:rPr>
+        <w:t>ὡς ἐπικάλυμμα &amp; τῆς κακίας</w:t>
+      </w:r>
+    </w:p>
+    <w:p>
+      <w:pPr/>
+      <w:r>
+        <w:rPr>
+          <w:lang w:val="gu_IN" w:bidi="gu_IN"/>
+        </w:rPr>
+      </w:r>
+      <w:r>
+        <w:rPr>
+          <w:b/>
+          <w:lang w:val="gu_IN" w:bidi="gu_IN"/>
+        </w:rPr>
         <w:t>"જેમ દુષ્ટતાને છાવરવાને માટે"</w:t>
       </w:r>
     </w:p>
@@ -20162,6 +22532,21 @@
           <w:b/>
           <w:lang w:val="gu_IN" w:bidi="gu_IN"/>
         </w:rPr>
+        <w:t>τὴν ἀδελφότητα</w:t>
+      </w:r>
+    </w:p>
+    <w:p>
+      <w:pPr/>
+      <w:r>
+        <w:rPr>
+          <w:lang w:val="gu_IN" w:bidi="gu_IN"/>
+        </w:rPr>
+      </w:r>
+      <w:r>
+        <w:rPr>
+          <w:b/>
+          <w:lang w:val="gu_IN" w:bidi="gu_IN"/>
+        </w:rPr>
         <w:t>"બંધુમંડળ પર"</w:t>
       </w:r>
     </w:p>
@@ -20324,6 +22709,21 @@
           <w:b/>
           <w:lang w:val="gu_IN" w:bidi="gu_IN"/>
         </w:rPr>
+        <w:t>τοῖς ἀγαθοῖς καὶ ἐπιεικέσιν</w:t>
+      </w:r>
+    </w:p>
+    <w:p>
+      <w:pPr/>
+      <w:r>
+        <w:rPr>
+          <w:lang w:val="gu_IN" w:bidi="gu_IN"/>
+        </w:rPr>
+      </w:r>
+      <w:r>
+        <w:rPr>
+          <w:b/>
+          <w:lang w:val="gu_IN" w:bidi="gu_IN"/>
+        </w:rPr>
         <w:t>"કેવળ જેઓં ભલા તથા માયાળુ છે તેઓને જ નહિ"</w:t>
       </w:r>
     </w:p>
@@ -20419,6 +22819,21 @@
           <w:b/>
           <w:lang w:val="gu_IN" w:bidi="gu_IN"/>
         </w:rPr>
+        <w:t>τοῖς σκολιοῖς</w:t>
+      </w:r>
+    </w:p>
+    <w:p>
+      <w:pPr/>
+      <w:r>
+        <w:rPr>
+          <w:lang w:val="gu_IN" w:bidi="gu_IN"/>
+        </w:rPr>
+      </w:r>
+      <w:r>
+        <w:rPr>
+          <w:b/>
+          <w:lang w:val="gu_IN" w:bidi="gu_IN"/>
+        </w:rPr>
         <w:t>"વળી જેઓ કડક છે તેમને પણ"</w:t>
       </w:r>
     </w:p>
@@ -20507,6 +22922,21 @@
           <w:b/>
           <w:lang w:val="gu_IN" w:bidi="gu_IN"/>
         </w:rPr>
+        <w:t>τοῦτο &amp; χάρις</w:t>
+      </w:r>
+    </w:p>
+    <w:p>
+      <w:pPr/>
+      <w:r>
+        <w:rPr>
+          <w:lang w:val="gu_IN" w:bidi="gu_IN"/>
+        </w:rPr>
+      </w:r>
+      <w:r>
+        <w:rPr>
+          <w:b/>
+          <w:lang w:val="gu_IN" w:bidi="gu_IN"/>
+        </w:rPr>
         <w:t>"તે કૃપા {પ્રાપ્ત} કરે છે"</w:t>
       </w:r>
     </w:p>
@@ -20677,6 +23107,21 @@
           <w:b/>
           <w:lang w:val="gu_IN" w:bidi="gu_IN"/>
         </w:rPr>
+        <w:t>διὰ συνείδησιν Θεοῦ</w:t>
+      </w:r>
+    </w:p>
+    <w:p>
+      <w:pPr/>
+      <w:r>
+        <w:rPr>
+          <w:lang w:val="gu_IN" w:bidi="gu_IN"/>
+        </w:rPr>
+      </w:r>
+      <w:r>
+        <w:rPr>
+          <w:b/>
+          <w:lang w:val="gu_IN" w:bidi="gu_IN"/>
+        </w:rPr>
         <w:t>"દેવની સભાનતાને લીધે"</w:t>
       </w:r>
     </w:p>
@@ -20772,6 +23217,21 @@
           <w:b/>
           <w:lang w:val="gu_IN" w:bidi="gu_IN"/>
         </w:rPr>
+        <w:t>Θεοῦ</w:t>
+      </w:r>
+    </w:p>
+    <w:p>
+      <w:pPr/>
+      <w:r>
+        <w:rPr>
+          <w:lang w:val="gu_IN" w:bidi="gu_IN"/>
+        </w:rPr>
+      </w:r>
+      <w:r>
+        <w:rPr>
+          <w:b/>
+          <w:lang w:val="gu_IN" w:bidi="gu_IN"/>
+        </w:rPr>
         <w:t>"દેવની"</w:t>
       </w:r>
     </w:p>
@@ -20873,6 +23333,21 @@
           <w:b/>
           <w:lang w:val="gu_IN" w:bidi="gu_IN"/>
         </w:rPr>
+        <w:t>ποῖον γὰρ κλέος, εἰ ἁμαρτάνοντες καὶ κολαφιζόμενοι ὑπομενεῖτε</w:t>
+      </w:r>
+    </w:p>
+    <w:p>
+      <w:pPr/>
+      <w:r>
+        <w:rPr>
+          <w:lang w:val="gu_IN" w:bidi="gu_IN"/>
+        </w:rPr>
+      </w:r>
+      <w:r>
+        <w:rPr>
+          <w:b/>
+          <w:lang w:val="gu_IN" w:bidi="gu_IN"/>
+        </w:rPr>
         <w:t>"તેમાં પ્રશંસાપાત્ર {શું છે} કેમકે, જયારે પાપ કરવાને લીધે તમે માર ખાઓ છો ત્યારે &amp; સહન કરો છો"</w:t>
       </w:r>
     </w:p>
@@ -20948,6 +23423,21 @@
           <w:b/>
           <w:lang w:val="gu_IN" w:bidi="gu_IN"/>
         </w:rPr>
+        <w:t>κολαφιζόμενοι</w:t>
+      </w:r>
+    </w:p>
+    <w:p>
+      <w:pPr/>
+      <w:r>
+        <w:rPr>
+          <w:lang w:val="gu_IN" w:bidi="gu_IN"/>
+        </w:rPr>
+      </w:r>
+      <w:r>
+        <w:rPr>
+          <w:b/>
+          <w:lang w:val="gu_IN" w:bidi="gu_IN"/>
+        </w:rPr>
         <w:t>"જયારે પાપ કરવાને લીધે &amp; માર ખાઓ છો ત્યારે"</w:t>
       </w:r>
     </w:p>
@@ -21023,6 +23513,21 @@
           <w:b/>
           <w:lang w:val="gu_IN" w:bidi="gu_IN"/>
         </w:rPr>
+        <w:t>ἀγαθοποιοῦντες καὶ πάσχοντες</w:t>
+      </w:r>
+    </w:p>
+    <w:p>
+      <w:pPr/>
+      <w:r>
+        <w:rPr>
+          <w:lang w:val="gu_IN" w:bidi="gu_IN"/>
+        </w:rPr>
+      </w:r>
+      <w:r>
+        <w:rPr>
+          <w:b/>
+          <w:lang w:val="gu_IN" w:bidi="gu_IN"/>
+        </w:rPr>
         <w:t>"સારું કરવાને લીધે જયારે &amp; દુખ ભોગવો છો, ત્યારે"</w:t>
       </w:r>
     </w:p>
@@ -21161,6 +23666,21 @@
           <w:b/>
           <w:lang w:val="gu_IN" w:bidi="gu_IN"/>
         </w:rPr>
+        <w:t>εἰς τοῦτο</w:t>
+      </w:r>
+    </w:p>
+    <w:p>
+      <w:pPr/>
+      <w:r>
+        <w:rPr>
+          <w:lang w:val="gu_IN" w:bidi="gu_IN"/>
+        </w:rPr>
+      </w:r>
+      <w:r>
+        <w:rPr>
+          <w:b/>
+          <w:lang w:val="gu_IN" w:bidi="gu_IN"/>
+        </w:rPr>
         <w:t>"એને માટે"</w:t>
       </w:r>
     </w:p>
@@ -21249,6 +23769,21 @@
           <w:b/>
           <w:lang w:val="gu_IN" w:bidi="gu_IN"/>
         </w:rPr>
+        <w:t>εἰς τοῦτο &amp; ἐκλήθητε</w:t>
+      </w:r>
+    </w:p>
+    <w:p>
+      <w:pPr/>
+      <w:r>
+        <w:rPr>
+          <w:lang w:val="gu_IN" w:bidi="gu_IN"/>
+        </w:rPr>
+      </w:r>
+      <w:r>
+        <w:rPr>
+          <w:b/>
+          <w:lang w:val="gu_IN" w:bidi="gu_IN"/>
+        </w:rPr>
         <w:t>"એને માટે તમને તેડવામાં આવ્યા છે"</w:t>
       </w:r>
     </w:p>
@@ -21324,6 +23859,21 @@
           <w:b/>
           <w:lang w:val="gu_IN" w:bidi="gu_IN"/>
         </w:rPr>
+        <w:t>ἐπακολουθήσητε τοῖς ἴχνεσιν αὐτοῦ</w:t>
+      </w:r>
+    </w:p>
+    <w:p>
+      <w:pPr/>
+      <w:r>
+        <w:rPr>
+          <w:lang w:val="gu_IN" w:bidi="gu_IN"/>
+        </w:rPr>
+      </w:r>
+      <w:r>
+        <w:rPr>
+          <w:b/>
+          <w:lang w:val="gu_IN" w:bidi="gu_IN"/>
+        </w:rPr>
         <w:t>"તમે તેને પગલે ચાલો માટે તેણે તમોને નમૂનો આપ્યો છે"</w:t>
       </w:r>
     </w:p>
@@ -21556,6 +24106,21 @@
           <w:b/>
           <w:lang w:val="gu_IN" w:bidi="gu_IN"/>
         </w:rPr>
+        <w:t>οὐδὲ εὑρέθη δόλος ἐν τῷ στόματι αὐτοῦ</w:t>
+      </w:r>
+    </w:p>
+    <w:p>
+      <w:pPr/>
+      <w:r>
+        <w:rPr>
+          <w:lang w:val="gu_IN" w:bidi="gu_IN"/>
+        </w:rPr>
+      </w:r>
+      <w:r>
+        <w:rPr>
+          <w:b/>
+          <w:lang w:val="gu_IN" w:bidi="gu_IN"/>
+        </w:rPr>
         <w:t>"તેના મોંમાં કદી કઈ કપટ માલુમ પડ્યું નહિ"</w:t>
       </w:r>
     </w:p>
@@ -21644,6 +24209,21 @@
           <w:b/>
           <w:lang w:val="gu_IN" w:bidi="gu_IN"/>
         </w:rPr>
+        <w:t>οὐδὲ εὑρέθη δόλος ἐν τῷ στόματι αὐτοῦ</w:t>
+      </w:r>
+    </w:p>
+    <w:p>
+      <w:pPr/>
+      <w:r>
+        <w:rPr>
+          <w:lang w:val="gu_IN" w:bidi="gu_IN"/>
+        </w:rPr>
+      </w:r>
+      <w:r>
+        <w:rPr>
+          <w:b/>
+          <w:lang w:val="gu_IN" w:bidi="gu_IN"/>
+        </w:rPr>
         <w:t>"તેના મોંમાં કદી કઈ કપટ માલુમ પડ્યું નહિ"</w:t>
       </w:r>
     </w:p>
@@ -21801,6 +24381,21 @@
           <w:b/>
           <w:lang w:val="gu_IN" w:bidi="gu_IN"/>
         </w:rPr>
+        <w:t>παρεδίδου &amp; τῷ κρίνοντι δικαίως</w:t>
+      </w:r>
+    </w:p>
+    <w:p>
+      <w:pPr/>
+      <w:r>
+        <w:rPr>
+          <w:lang w:val="gu_IN" w:bidi="gu_IN"/>
+        </w:rPr>
+      </w:r>
+      <w:r>
+        <w:rPr>
+          <w:b/>
+          <w:lang w:val="gu_IN" w:bidi="gu_IN"/>
+        </w:rPr>
         <w:t>"અદલ ન્યાય કરનારને {પોતાને} સોંપી દીધો"</w:t>
       </w:r>
     </w:p>
@@ -21889,6 +24484,21 @@
           <w:b/>
           <w:lang w:val="gu_IN" w:bidi="gu_IN"/>
         </w:rPr>
+        <w:t>ὃς τὰς ἁμαρτίας ἡμῶν αὐτὸς ἀνήνεγκεν</w:t>
+      </w:r>
+    </w:p>
+    <w:p>
+      <w:pPr/>
+      <w:r>
+        <w:rPr>
+          <w:lang w:val="gu_IN" w:bidi="gu_IN"/>
+        </w:rPr>
+      </w:r>
+      <w:r>
+        <w:rPr>
+          <w:b/>
+          <w:lang w:val="gu_IN" w:bidi="gu_IN"/>
+        </w:rPr>
         <w:t>"તેણે પોતે &amp; આપણા પાપ લીધા"</w:t>
       </w:r>
     </w:p>
@@ -21977,6 +24587,21 @@
           <w:b/>
           <w:lang w:val="gu_IN" w:bidi="gu_IN"/>
         </w:rPr>
+        <w:t>τὰς ἁμαρτίας ἡμῶν &amp; ἀνήνεγκεν ἐν τῷ σώματι αὐτοῦ ἐπὶ τὸ ξύλον</w:t>
+      </w:r>
+    </w:p>
+    <w:p>
+      <w:pPr/>
+      <w:r>
+        <w:rPr>
+          <w:lang w:val="gu_IN" w:bidi="gu_IN"/>
+        </w:rPr>
+      </w:r>
+      <w:r>
+        <w:rPr>
+          <w:b/>
+          <w:lang w:val="gu_IN" w:bidi="gu_IN"/>
+        </w:rPr>
         <w:t>"લાકડા પર &amp; પોતાના શરીરમાં આપણા પાપ લીધા"</w:t>
       </w:r>
     </w:p>
@@ -22098,6 +24723,21 @@
           <w:b/>
           <w:lang w:val="gu_IN" w:bidi="gu_IN"/>
         </w:rPr>
+        <w:t>τὸ ξύλον</w:t>
+      </w:r>
+    </w:p>
+    <w:p>
+      <w:pPr/>
+      <w:r>
+        <w:rPr>
+          <w:lang w:val="gu_IN" w:bidi="gu_IN"/>
+        </w:rPr>
+      </w:r>
+      <w:r>
+        <w:rPr>
+          <w:b/>
+          <w:lang w:val="gu_IN" w:bidi="gu_IN"/>
+        </w:rPr>
         <w:t>"લાકડા"</w:t>
       </w:r>
     </w:p>
@@ -22186,6 +24826,21 @@
           <w:b/>
           <w:lang w:val="gu_IN" w:bidi="gu_IN"/>
         </w:rPr>
+        <w:t>ταῖς ἁμαρτίαις ἀπογενόμενοι</w:t>
+      </w:r>
+    </w:p>
+    <w:p>
+      <w:pPr/>
+      <w:r>
+        <w:rPr>
+          <w:lang w:val="gu_IN" w:bidi="gu_IN"/>
+        </w:rPr>
+      </w:r>
+      <w:r>
+        <w:rPr>
+          <w:b/>
+          <w:lang w:val="gu_IN" w:bidi="gu_IN"/>
+        </w:rPr>
         <w:t>"પાપો સંબંધી મૃત્યુ પામીને"</w:t>
       </w:r>
     </w:p>
@@ -22274,6 +24929,21 @@
           <w:b/>
           <w:lang w:val="gu_IN" w:bidi="gu_IN"/>
         </w:rPr>
+        <w:t>ταῖς ἁμαρτίαις ἀπογενόμενοι</w:t>
+      </w:r>
+    </w:p>
+    <w:p>
+      <w:pPr/>
+      <w:r>
+        <w:rPr>
+          <w:lang w:val="gu_IN" w:bidi="gu_IN"/>
+        </w:rPr>
+      </w:r>
+      <w:r>
+        <w:rPr>
+          <w:b/>
+          <w:lang w:val="gu_IN" w:bidi="gu_IN"/>
+        </w:rPr>
         <w:t>"પાપો સંબંધી મૃત્યુ પામીને"</w:t>
       </w:r>
     </w:p>
@@ -22450,6 +25120,21 @@
           <w:b/>
           <w:lang w:val="gu_IN" w:bidi="gu_IN"/>
         </w:rPr>
+        <w:t>οὗ τῷ μώλωπι ἰάθητε</w:t>
+      </w:r>
+    </w:p>
+    <w:p>
+      <w:pPr/>
+      <w:r>
+        <w:rPr>
+          <w:lang w:val="gu_IN" w:bidi="gu_IN"/>
+        </w:rPr>
+      </w:r>
+      <w:r>
+        <w:rPr>
+          <w:b/>
+          <w:lang w:val="gu_IN" w:bidi="gu_IN"/>
+        </w:rPr>
         <w:t>"તેના ઘાઓથી તમે સાજા થયા"</w:t>
       </w:r>
     </w:p>
@@ -22525,6 +25210,21 @@
           <w:b/>
           <w:lang w:val="gu_IN" w:bidi="gu_IN"/>
         </w:rPr>
+        <w:t>οὗ τῷ μώλωπι ἰάθητε</w:t>
+      </w:r>
+    </w:p>
+    <w:p>
+      <w:pPr/>
+      <w:r>
+        <w:rPr>
+          <w:lang w:val="gu_IN" w:bidi="gu_IN"/>
+        </w:rPr>
+      </w:r>
+      <w:r>
+        <w:rPr>
+          <w:b/>
+          <w:lang w:val="gu_IN" w:bidi="gu_IN"/>
+        </w:rPr>
         <w:t>"તેના ઘાઓથી તમે સાજા થયા"</w:t>
       </w:r>
     </w:p>
@@ -22600,6 +25300,21 @@
           <w:b/>
           <w:lang w:val="gu_IN" w:bidi="gu_IN"/>
         </w:rPr>
+        <w:t>οὗ τῷ μώλωπι</w:t>
+      </w:r>
+    </w:p>
+    <w:p>
+      <w:pPr/>
+      <w:r>
+        <w:rPr>
+          <w:lang w:val="gu_IN" w:bidi="gu_IN"/>
+        </w:rPr>
+      </w:r>
+      <w:r>
+        <w:rPr>
+          <w:b/>
+          <w:lang w:val="gu_IN" w:bidi="gu_IN"/>
+        </w:rPr>
         <w:t>"તેના ઘાઓથી"</w:t>
       </w:r>
     </w:p>
@@ -22688,6 +25403,21 @@
           <w:b/>
           <w:lang w:val="gu_IN" w:bidi="gu_IN"/>
         </w:rPr>
+        <w:t>ἰάθητε</w:t>
+      </w:r>
+    </w:p>
+    <w:p>
+      <w:pPr/>
+      <w:r>
+        <w:rPr>
+          <w:lang w:val="gu_IN" w:bidi="gu_IN"/>
+        </w:rPr>
+      </w:r>
+      <w:r>
+        <w:rPr>
+          <w:b/>
+          <w:lang w:val="gu_IN" w:bidi="gu_IN"/>
+        </w:rPr>
         <w:t>"તમે સાજા થયા"</w:t>
       </w:r>
     </w:p>
@@ -22776,6 +25506,21 @@
           <w:b/>
           <w:lang w:val="gu_IN" w:bidi="gu_IN"/>
         </w:rPr>
+        <w:t>ἦτε &amp; ὡς πρόβατα πλανώμενοι</w:t>
+      </w:r>
+    </w:p>
+    <w:p>
+      <w:pPr/>
+      <w:r>
+        <w:rPr>
+          <w:lang w:val="gu_IN" w:bidi="gu_IN"/>
+        </w:rPr>
+      </w:r>
+      <w:r>
+        <w:rPr>
+          <w:b/>
+          <w:lang w:val="gu_IN" w:bidi="gu_IN"/>
+        </w:rPr>
         <w:t>"તમે ભૂલાં પડેલા ઘેટાંના જેવા હતા"</w:t>
       </w:r>
     </w:p>
@@ -22851,6 +25596,21 @@
           <w:b/>
           <w:lang w:val="gu_IN" w:bidi="gu_IN"/>
         </w:rPr>
+        <w:t>ἐπεστράφητε</w:t>
+      </w:r>
+    </w:p>
+    <w:p>
+      <w:pPr/>
+      <w:r>
+        <w:rPr>
+          <w:lang w:val="gu_IN" w:bidi="gu_IN"/>
+        </w:rPr>
+      </w:r>
+      <w:r>
+        <w:rPr>
+          <w:b/>
+          <w:lang w:val="gu_IN" w:bidi="gu_IN"/>
+        </w:rPr>
         <w:t>"તમે &amp; પાછા આવ્યા છો"</w:t>
       </w:r>
     </w:p>
@@ -22912,6 +25672,21 @@
         <w:rPr>
           <w:lang w:val="gu_IN" w:bidi="gu_IN"/>
         </w:rPr>
+      </w:r>
+    </w:p>
+    <w:p>
+      <w:pPr/>
+      <w:r>
+        <w:rPr>
+          <w:lang w:val="gu_IN" w:bidi="gu_IN"/>
+        </w:rPr>
+      </w:r>
+      <w:r>
+        <w:rPr>
+          <w:b/>
+          <w:lang w:val="gu_IN" w:bidi="gu_IN"/>
+        </w:rPr>
+        <w:t>τὸν ποιμένα καὶ ἐπίσκοπον τῶν ψυχῶν ὑμῶν</w:t>
       </w:r>
     </w:p>
     <w:p>
@@ -23362,6 +26137,21 @@
           <w:b/>
           <w:lang w:val="gu_IN" w:bidi="gu_IN"/>
         </w:rPr>
+        <w:t>τινες ἀπειθοῦσιν τῷ λόγῳ</w:t>
+      </w:r>
+    </w:p>
+    <w:p>
+      <w:pPr/>
+      <w:r>
+        <w:rPr>
+          <w:lang w:val="gu_IN" w:bidi="gu_IN"/>
+        </w:rPr>
+      </w:r>
+      <w:r>
+        <w:rPr>
+          <w:b/>
+          <w:lang w:val="gu_IN" w:bidi="gu_IN"/>
+        </w:rPr>
         <w:t>"કોઈ વચન માનનાર ન હોય"</w:t>
       </w:r>
     </w:p>
@@ -23450,6 +26240,21 @@
           <w:b/>
           <w:lang w:val="gu_IN" w:bidi="gu_IN"/>
         </w:rPr>
+        <w:t>κερδηθήσονται</w:t>
+      </w:r>
+    </w:p>
+    <w:p>
+      <w:pPr/>
+      <w:r>
+        <w:rPr>
+          <w:lang w:val="gu_IN" w:bidi="gu_IN"/>
+        </w:rPr>
+      </w:r>
+      <w:r>
+        <w:rPr>
+          <w:b/>
+          <w:lang w:val="gu_IN" w:bidi="gu_IN"/>
+        </w:rPr>
         <w:t>"તેઓ &amp; જીતવામાં આવશે"</w:t>
       </w:r>
     </w:p>
@@ -23525,6 +26330,21 @@
           <w:b/>
           <w:lang w:val="gu_IN" w:bidi="gu_IN"/>
         </w:rPr>
+        <w:t>κερδηθήσονται</w:t>
+      </w:r>
+    </w:p>
+    <w:p>
+      <w:pPr/>
+      <w:r>
+        <w:rPr>
+          <w:lang w:val="gu_IN" w:bidi="gu_IN"/>
+        </w:rPr>
+      </w:r>
+      <w:r>
+        <w:rPr>
+          <w:b/>
+          <w:lang w:val="gu_IN" w:bidi="gu_IN"/>
+        </w:rPr>
         <w:t>"તેઓ &amp; જીતવામાં આવશે"</w:t>
       </w:r>
     </w:p>
@@ -23613,6 +26433,21 @@
           <w:b/>
           <w:lang w:val="gu_IN" w:bidi="gu_IN"/>
         </w:rPr>
+        <w:t>ἄνευ λόγου</w:t>
+      </w:r>
+    </w:p>
+    <w:p>
+      <w:pPr/>
+      <w:r>
+        <w:rPr>
+          <w:lang w:val="gu_IN" w:bidi="gu_IN"/>
+        </w:rPr>
+      </w:r>
+      <w:r>
+        <w:rPr>
+          <w:b/>
+          <w:lang w:val="gu_IN" w:bidi="gu_IN"/>
+        </w:rPr>
         <w:t>"એક શબ્દ વિના"</w:t>
       </w:r>
     </w:p>
@@ -23688,6 +26523,21 @@
           <w:b/>
           <w:lang w:val="gu_IN" w:bidi="gu_IN"/>
         </w:rPr>
+        <w:t>ἄνευ λόγου</w:t>
+      </w:r>
+    </w:p>
+    <w:p>
+      <w:pPr/>
+      <w:r>
+        <w:rPr>
+          <w:lang w:val="gu_IN" w:bidi="gu_IN"/>
+        </w:rPr>
+      </w:r>
+      <w:r>
+        <w:rPr>
+          <w:b/>
+          <w:lang w:val="gu_IN" w:bidi="gu_IN"/>
+        </w:rPr>
         <w:t>"એક શબ્દ વિના"</w:t>
       </w:r>
     </w:p>
@@ -23776,6 +26626,21 @@
           <w:b/>
           <w:lang w:val="gu_IN" w:bidi="gu_IN"/>
         </w:rPr>
+        <w:t>ἐποπτεύσαντες</w:t>
+      </w:r>
+    </w:p>
+    <w:p>
+      <w:pPr/>
+      <w:r>
+        <w:rPr>
+          <w:lang w:val="gu_IN" w:bidi="gu_IN"/>
+        </w:rPr>
+      </w:r>
+      <w:r>
+        <w:rPr>
+          <w:b/>
+          <w:lang w:val="gu_IN" w:bidi="gu_IN"/>
+        </w:rPr>
         <w:t>"એટલે &amp; જોઇને"</w:t>
       </w:r>
     </w:p>
@@ -23864,6 +26729,21 @@
           <w:b/>
           <w:lang w:val="gu_IN" w:bidi="gu_IN"/>
         </w:rPr>
+        <w:t>τὴν ἐν φόβῳ ἁγνὴν ἀναστροφὴν ὑμῶν</w:t>
+      </w:r>
+    </w:p>
+    <w:p>
+      <w:pPr/>
+      <w:r>
+        <w:rPr>
+          <w:lang w:val="gu_IN" w:bidi="gu_IN"/>
+        </w:rPr>
+      </w:r>
+      <w:r>
+        <w:rPr>
+          <w:b/>
+          <w:lang w:val="gu_IN" w:bidi="gu_IN"/>
+        </w:rPr>
         <w:t>"તમારા મર્યાદાયુક્ત નિર્મળ આચરણ"</w:t>
       </w:r>
     </w:p>
@@ -23946,6 +26826,21 @@
           <w:b/>
           <w:lang w:val="gu_IN" w:bidi="gu_IN"/>
         </w:rPr>
+        <w:t>τὴν &amp; ἁγνὴν ἀναστροφὴν ὑμῶν</w:t>
+      </w:r>
+    </w:p>
+    <w:p>
+      <w:pPr/>
+      <w:r>
+        <w:rPr>
+          <w:lang w:val="gu_IN" w:bidi="gu_IN"/>
+        </w:rPr>
+      </w:r>
+      <w:r>
+        <w:rPr>
+          <w:b/>
+          <w:lang w:val="gu_IN" w:bidi="gu_IN"/>
+        </w:rPr>
         <w:t>"તમારા &amp; નિર્મળ આચરણ"</w:t>
       </w:r>
     </w:p>
@@ -24021,6 +26916,21 @@
           <w:b/>
           <w:lang w:val="gu_IN" w:bidi="gu_IN"/>
         </w:rPr>
+        <w:t>ὧν</w:t>
+      </w:r>
+    </w:p>
+    <w:p>
+      <w:pPr/>
+      <w:r>
+        <w:rPr>
+          <w:lang w:val="gu_IN" w:bidi="gu_IN"/>
+        </w:rPr>
+      </w:r>
+      <w:r>
+        <w:rPr>
+          <w:b/>
+          <w:lang w:val="gu_IN" w:bidi="gu_IN"/>
+        </w:rPr>
         <w:t>"તમારો"</w:t>
       </w:r>
     </w:p>
@@ -24109,6 +27019,21 @@
           <w:b/>
           <w:lang w:val="gu_IN" w:bidi="gu_IN"/>
         </w:rPr>
+        <w:t>ὧν &amp; κόσμος</w:t>
+      </w:r>
+    </w:p>
+    <w:p>
+      <w:pPr/>
+      <w:r>
+        <w:rPr>
+          <w:lang w:val="gu_IN" w:bidi="gu_IN"/>
+        </w:rPr>
+      </w:r>
+      <w:r>
+        <w:rPr>
+          <w:b/>
+          <w:lang w:val="gu_IN" w:bidi="gu_IN"/>
+        </w:rPr>
         <w:t>"તમારો શણગાર &amp; એટલે ગુંથેલા વાળનો અને સોનાનાં ઘરેણાંનો અથવા જાતજાતના વસ્ત્રો પહેરવાનો"</w:t>
       </w:r>
     </w:p>
@@ -24191,6 +27116,21 @@
           <w:b/>
           <w:lang w:val="gu_IN" w:bidi="gu_IN"/>
         </w:rPr>
+        <w:t>ἀλλ’ ὁ κρυπτὸς τῆς καρδίας ἄνθρωπος</w:t>
+      </w:r>
+    </w:p>
+    <w:p>
+      <w:pPr/>
+      <w:r>
+        <w:rPr>
+          <w:lang w:val="gu_IN" w:bidi="gu_IN"/>
+        </w:rPr>
+      </w:r>
+      <w:r>
+        <w:rPr>
+          <w:b/>
+          <w:lang w:val="gu_IN" w:bidi="gu_IN"/>
+        </w:rPr>
         <w:t>"પણ અંતઃકરણમાં રહેલા ગુપ્ત મનુષ્યત્વનો"</w:t>
       </w:r>
     </w:p>
@@ -24266,6 +27206,21 @@
           <w:b/>
           <w:lang w:val="gu_IN" w:bidi="gu_IN"/>
         </w:rPr>
+        <w:t>ὁ κρυπτὸς τῆς καρδίας ἄνθρωπος</w:t>
+      </w:r>
+    </w:p>
+    <w:p>
+      <w:pPr/>
+      <w:r>
+        <w:rPr>
+          <w:lang w:val="gu_IN" w:bidi="gu_IN"/>
+        </w:rPr>
+      </w:r>
+      <w:r>
+        <w:rPr>
+          <w:b/>
+          <w:lang w:val="gu_IN" w:bidi="gu_IN"/>
+        </w:rPr>
         <w:t>"અંતઃકરણમાં રહેલા ગુપ્ત મનુષ્યત્વનો"</w:t>
       </w:r>
     </w:p>
@@ -24367,6 +27322,21 @@
           <w:b/>
           <w:lang w:val="gu_IN" w:bidi="gu_IN"/>
         </w:rPr>
+        <w:t>ὁ κρυπτὸς τῆς καρδίας ἄνθρωπος</w:t>
+      </w:r>
+    </w:p>
+    <w:p>
+      <w:pPr/>
+      <w:r>
+        <w:rPr>
+          <w:lang w:val="gu_IN" w:bidi="gu_IN"/>
+        </w:rPr>
+      </w:r>
+      <w:r>
+        <w:rPr>
+          <w:b/>
+          <w:lang w:val="gu_IN" w:bidi="gu_IN"/>
+        </w:rPr>
         <w:t>"અંતઃકરણમાં રહેલા ગુપ્ત મનુષ્યત્વનો"</w:t>
       </w:r>
     </w:p>
@@ -24462,6 +27432,21 @@
           <w:b/>
           <w:lang w:val="gu_IN" w:bidi="gu_IN"/>
         </w:rPr>
+        <w:t>ἐν τῷ ἀφθάρτῳ τοῦ πραέως καὶ ἡσυχίου πνεύματος</w:t>
+      </w:r>
+    </w:p>
+    <w:p>
+      <w:pPr/>
+      <w:r>
+        <w:rPr>
+          <w:lang w:val="gu_IN" w:bidi="gu_IN"/>
+        </w:rPr>
+      </w:r>
+      <w:r>
+        <w:rPr>
+          <w:b/>
+          <w:lang w:val="gu_IN" w:bidi="gu_IN"/>
+        </w:rPr>
         <w:t>"અંતઃકરણમાં રહેલા &amp; મનુષ્યત્વનો, દીન તથા નમ્ર આત્માની અવિનાશી વસ્તુનો"</w:t>
       </w:r>
     </w:p>
@@ -24557,6 +27542,21 @@
           <w:b/>
           <w:lang w:val="gu_IN" w:bidi="gu_IN"/>
         </w:rPr>
+        <w:t>τοῦ πραέως καὶ ἡσυχίου πνεύματος</w:t>
+      </w:r>
+    </w:p>
+    <w:p>
+      <w:pPr/>
+      <w:r>
+        <w:rPr>
+          <w:lang w:val="gu_IN" w:bidi="gu_IN"/>
+        </w:rPr>
+      </w:r>
+      <w:r>
+        <w:rPr>
+          <w:b/>
+          <w:lang w:val="gu_IN" w:bidi="gu_IN"/>
+        </w:rPr>
         <w:t>"દીન તથા નમ્ર આત્માની"</w:t>
       </w:r>
     </w:p>
@@ -24658,6 +27658,21 @@
           <w:b/>
           <w:lang w:val="gu_IN" w:bidi="gu_IN"/>
         </w:rPr>
+        <w:t>τοῦ πραέως καὶ ἡσυχίου πνεύματος</w:t>
+      </w:r>
+    </w:p>
+    <w:p>
+      <w:pPr/>
+      <w:r>
+        <w:rPr>
+          <w:lang w:val="gu_IN" w:bidi="gu_IN"/>
+        </w:rPr>
+      </w:r>
+      <w:r>
+        <w:rPr>
+          <w:b/>
+          <w:lang w:val="gu_IN" w:bidi="gu_IN"/>
+        </w:rPr>
         <w:t>"દીન તથા નમ્ર આત્માની"</w:t>
       </w:r>
     </w:p>
@@ -24746,6 +27761,21 @@
           <w:b/>
           <w:lang w:val="gu_IN" w:bidi="gu_IN"/>
         </w:rPr>
+        <w:t>ὅ ἐστιν ἐνώπιον τοῦ Θεοῦ πολυτελές</w:t>
+      </w:r>
+    </w:p>
+    <w:p>
+      <w:pPr/>
+      <w:r>
+        <w:rPr>
+          <w:lang w:val="gu_IN" w:bidi="gu_IN"/>
+        </w:rPr>
+      </w:r>
+      <w:r>
+        <w:rPr>
+          <w:b/>
+          <w:lang w:val="gu_IN" w:bidi="gu_IN"/>
+        </w:rPr>
         <w:t>"જે દેવની નજરમાં બહુ મુલ્યવાન છે"</w:t>
       </w:r>
     </w:p>
@@ -24821,6 +27851,21 @@
           <w:b/>
           <w:lang w:val="gu_IN" w:bidi="gu_IN"/>
         </w:rPr>
+        <w:t>ἐκόσμουν ἑαυτάς</w:t>
+      </w:r>
+    </w:p>
+    <w:p>
+      <w:pPr/>
+      <w:r>
+        <w:rPr>
+          <w:lang w:val="gu_IN" w:bidi="gu_IN"/>
+        </w:rPr>
+      </w:r>
+      <w:r>
+        <w:rPr>
+          <w:b/>
+          <w:lang w:val="gu_IN" w:bidi="gu_IN"/>
+        </w:rPr>
         <w:t>"પોતાને શણગારતી હતી"</w:t>
       </w:r>
     </w:p>
@@ -24972,6 +28017,21 @@
           <w:b/>
           <w:lang w:val="gu_IN" w:bidi="gu_IN"/>
         </w:rPr>
+        <w:t>ἧς ἐγενήθητε τέκνα</w:t>
+      </w:r>
+    </w:p>
+    <w:p>
+      <w:pPr/>
+      <w:r>
+        <w:rPr>
+          <w:lang w:val="gu_IN" w:bidi="gu_IN"/>
+        </w:rPr>
+      </w:r>
+      <w:r>
+        <w:rPr>
+          <w:b/>
+          <w:lang w:val="gu_IN" w:bidi="gu_IN"/>
+        </w:rPr>
         <w:t>"જેના બાળકો તમે બન્યા છો"</w:t>
       </w:r>
     </w:p>
@@ -25073,6 +28133,21 @@
           <w:b/>
           <w:lang w:val="gu_IN" w:bidi="gu_IN"/>
         </w:rPr>
+        <w:t>μὴ φοβούμεναι μηδεμίαν πτόησιν</w:t>
+      </w:r>
+    </w:p>
+    <w:p>
+      <w:pPr/>
+      <w:r>
+        <w:rPr>
+          <w:lang w:val="gu_IN" w:bidi="gu_IN"/>
+        </w:rPr>
+      </w:r>
+      <w:r>
+        <w:rPr>
+          <w:b/>
+          <w:lang w:val="gu_IN" w:bidi="gu_IN"/>
+        </w:rPr>
         <w:t>"કોઈપણ ભયથી ગભરાતી નથી"</w:t>
       </w:r>
     </w:p>
@@ -25229,6 +28304,21 @@
           <w:b/>
           <w:lang w:val="gu_IN" w:bidi="gu_IN"/>
         </w:rPr>
+        <w:t>συνοικοῦντες &amp; τῷ γυναικείῳ</w:t>
+      </w:r>
+    </w:p>
+    <w:p>
+      <w:pPr/>
+      <w:r>
+        <w:rPr>
+          <w:lang w:val="gu_IN" w:bidi="gu_IN"/>
+        </w:rPr>
+      </w:r>
+      <w:r>
+        <w:rPr>
+          <w:b/>
+          <w:lang w:val="gu_IN" w:bidi="gu_IN"/>
+        </w:rPr>
         <w:t>"સ્ત્રી &amp; તેની સાથે &amp; રહો"</w:t>
       </w:r>
     </w:p>
@@ -25317,6 +28407,21 @@
           <w:b/>
           <w:lang w:val="gu_IN" w:bidi="gu_IN"/>
         </w:rPr>
+        <w:t>κατὰ γνῶσιν</w:t>
+      </w:r>
+    </w:p>
+    <w:p>
+      <w:pPr/>
+      <w:r>
+        <w:rPr>
+          <w:lang w:val="gu_IN" w:bidi="gu_IN"/>
+        </w:rPr>
+      </w:r>
+      <w:r>
+        <w:rPr>
+          <w:b/>
+          <w:lang w:val="gu_IN" w:bidi="gu_IN"/>
+        </w:rPr>
         <w:t>"સમજણપૂર્વક"</w:t>
       </w:r>
     </w:p>
@@ -25399,6 +28504,21 @@
           <w:b/>
           <w:lang w:val="gu_IN" w:bidi="gu_IN"/>
         </w:rPr>
+        <w:t>ὡς ἀσθενεστέρῳ σκεύει</w:t>
+      </w:r>
+    </w:p>
+    <w:p>
+      <w:pPr/>
+      <w:r>
+        <w:rPr>
+          <w:lang w:val="gu_IN" w:bidi="gu_IN"/>
+        </w:rPr>
+      </w:r>
+      <w:r>
+        <w:rPr>
+          <w:b/>
+          <w:lang w:val="gu_IN" w:bidi="gu_IN"/>
+        </w:rPr>
         <w:t>"નબળું પાત્ર છે, એમ જાણીને"</w:t>
       </w:r>
     </w:p>
@@ -25608,6 +28728,21 @@
           <w:b/>
           <w:lang w:val="gu_IN" w:bidi="gu_IN"/>
         </w:rPr>
+        <w:t>συνκληρονόμοις χάριτος ζωῆς</w:t>
+      </w:r>
+    </w:p>
+    <w:p>
+      <w:pPr/>
+      <w:r>
+        <w:rPr>
+          <w:lang w:val="gu_IN" w:bidi="gu_IN"/>
+        </w:rPr>
+      </w:r>
+      <w:r>
+        <w:rPr>
+          <w:b/>
+          <w:lang w:val="gu_IN" w:bidi="gu_IN"/>
+        </w:rPr>
         <w:t>"તમે તેઓની સાથે જીવનની કૃપાના સહ વારસ છો"</w:t>
       </w:r>
     </w:p>
@@ -25690,6 +28825,21 @@
           <w:b/>
           <w:lang w:val="gu_IN" w:bidi="gu_IN"/>
         </w:rPr>
+        <w:t>χάριτος ζωῆς</w:t>
+      </w:r>
+    </w:p>
+    <w:p>
+      <w:pPr/>
+      <w:r>
+        <w:rPr>
+          <w:lang w:val="gu_IN" w:bidi="gu_IN"/>
+        </w:rPr>
+      </w:r>
+      <w:r>
+        <w:rPr>
+          <w:b/>
+          <w:lang w:val="gu_IN" w:bidi="gu_IN"/>
+        </w:rPr>
         <w:t>"તમે તેઓની સાથે જીવનની કૃપાના સહ વારસ છો"</w:t>
       </w:r>
     </w:p>
@@ -26036,6 +29186,21 @@
           <w:b/>
           <w:lang w:val="gu_IN" w:bidi="gu_IN"/>
         </w:rPr>
+        <w:t>φιλάδελφοι</w:t>
+      </w:r>
+    </w:p>
+    <w:p>
+      <w:pPr/>
+      <w:r>
+        <w:rPr>
+          <w:lang w:val="gu_IN" w:bidi="gu_IN"/>
+        </w:rPr>
+      </w:r>
+      <w:r>
+        <w:rPr>
+          <w:b/>
+          <w:lang w:val="gu_IN" w:bidi="gu_IN"/>
+        </w:rPr>
         <w:t>"ભાઇઓં તરીકે પ્રીતિ રાખનારા"</w:t>
       </w:r>
     </w:p>
@@ -26219,6 +29384,21 @@
           <w:b/>
           <w:lang w:val="gu_IN" w:bidi="gu_IN"/>
         </w:rPr>
+        <w:t>εὐλογοῦντες</w:t>
+      </w:r>
+    </w:p>
+    <w:p>
+      <w:pPr/>
+      <w:r>
+        <w:rPr>
+          <w:lang w:val="gu_IN" w:bidi="gu_IN"/>
+        </w:rPr>
+      </w:r>
+      <w:r>
+        <w:rPr>
+          <w:b/>
+          <w:lang w:val="gu_IN" w:bidi="gu_IN"/>
+        </w:rPr>
         <w:t>"આશીર્વાદ"</w:t>
       </w:r>
     </w:p>
@@ -26294,6 +29474,21 @@
           <w:b/>
           <w:lang w:val="gu_IN" w:bidi="gu_IN"/>
         </w:rPr>
+        <w:t>εἰς τοῦτο ἐκλήθητε</w:t>
+      </w:r>
+    </w:p>
+    <w:p>
+      <w:pPr/>
+      <w:r>
+        <w:rPr>
+          <w:lang w:val="gu_IN" w:bidi="gu_IN"/>
+        </w:rPr>
+      </w:r>
+      <w:r>
+        <w:rPr>
+          <w:b/>
+          <w:lang w:val="gu_IN" w:bidi="gu_IN"/>
+        </w:rPr>
         <w:t>"એ માટે તમને તેડવામાં આવ્યા છે"</w:t>
       </w:r>
     </w:p>
@@ -26369,6 +29564,21 @@
           <w:b/>
           <w:lang w:val="gu_IN" w:bidi="gu_IN"/>
         </w:rPr>
+        <w:t>εἰς τοῦτο ἐκλήθητε, ἵνα</w:t>
+      </w:r>
+    </w:p>
+    <w:p>
+      <w:pPr/>
+      <w:r>
+        <w:rPr>
+          <w:lang w:val="gu_IN" w:bidi="gu_IN"/>
+        </w:rPr>
+      </w:r>
+      <w:r>
+        <w:rPr>
+          <w:b/>
+          <w:lang w:val="gu_IN" w:bidi="gu_IN"/>
+        </w:rPr>
         <w:t>"તેથી &amp; એ માટે તમને તેડવામાં આવ્યા છે"</w:t>
       </w:r>
     </w:p>
@@ -26483,6 +29693,21 @@
           <w:b/>
           <w:lang w:val="gu_IN" w:bidi="gu_IN"/>
         </w:rPr>
+        <w:t>ἵνα εὐλογίαν κληρονομήσητε</w:t>
+      </w:r>
+    </w:p>
+    <w:p>
+      <w:pPr/>
+      <w:r>
+        <w:rPr>
+          <w:lang w:val="gu_IN" w:bidi="gu_IN"/>
+        </w:rPr>
+      </w:r>
+      <w:r>
+        <w:rPr>
+          <w:b/>
+          <w:lang w:val="gu_IN" w:bidi="gu_IN"/>
+        </w:rPr>
         <w:t>"તેથી &amp; તમે આશીર્વાદના વારીશ થાઓ"</w:t>
       </w:r>
     </w:p>
@@ -26571,6 +29796,21 @@
           <w:b/>
           <w:lang w:val="gu_IN" w:bidi="gu_IN"/>
         </w:rPr>
+        <w:t>γὰρ</w:t>
+      </w:r>
+    </w:p>
+    <w:p>
+      <w:pPr/>
+      <w:r>
+        <w:rPr>
+          <w:lang w:val="gu_IN" w:bidi="gu_IN"/>
+        </w:rPr>
+      </w:r>
+      <w:r>
+        <w:rPr>
+          <w:b/>
+          <w:lang w:val="gu_IN" w:bidi="gu_IN"/>
+        </w:rPr>
         <w:t>"કેમકે"</w:t>
       </w:r>
     </w:p>
@@ -26803,6 +30043,21 @@
           <w:b/>
           <w:lang w:val="gu_IN" w:bidi="gu_IN"/>
         </w:rPr>
+        <w:t>ἰδεῖν ἡμέρας ἀγαθὰς</w:t>
+      </w:r>
+    </w:p>
+    <w:p>
+      <w:pPr/>
+      <w:r>
+        <w:rPr>
+          <w:lang w:val="gu_IN" w:bidi="gu_IN"/>
+        </w:rPr>
+      </w:r>
+      <w:r>
+        <w:rPr>
+          <w:b/>
+          <w:lang w:val="gu_IN" w:bidi="gu_IN"/>
+        </w:rPr>
         <w:t>"સારા દિવસો જોવા"</w:t>
       </w:r>
     </w:p>
@@ -27087,6 +30342,21 @@
           <w:b/>
           <w:lang w:val="gu_IN" w:bidi="gu_IN"/>
         </w:rPr>
+        <w:t>ἐκκλινάτω &amp; ἀπὸ κακοῦ</w:t>
+      </w:r>
+    </w:p>
+    <w:p>
+      <w:pPr/>
+      <w:r>
+        <w:rPr>
+          <w:lang w:val="gu_IN" w:bidi="gu_IN"/>
+        </w:rPr>
+      </w:r>
+      <w:r>
+        <w:rPr>
+          <w:b/>
+          <w:lang w:val="gu_IN" w:bidi="gu_IN"/>
+        </w:rPr>
         <w:t>"તેણે દુષ્ટતાથી દુર રહેવું"</w:t>
       </w:r>
     </w:p>
@@ -27175,6 +30445,21 @@
           <w:b/>
           <w:lang w:val="gu_IN" w:bidi="gu_IN"/>
         </w:rPr>
+        <w:t>ζητησάτω εἰρήνην καὶ διωξάτω αὐτήν</w:t>
+      </w:r>
+    </w:p>
+    <w:p>
+      <w:pPr/>
+      <w:r>
+        <w:rPr>
+          <w:lang w:val="gu_IN" w:bidi="gu_IN"/>
+        </w:rPr>
+      </w:r>
+      <w:r>
+        <w:rPr>
+          <w:b/>
+          <w:lang w:val="gu_IN" w:bidi="gu_IN"/>
+        </w:rPr>
         <w:t>"તેણે સલાહશાંતિ શોધવી અને તેની પાછળમંડ્યા રહેવું"</w:t>
       </w:r>
     </w:p>
@@ -27270,6 +30555,21 @@
           <w:b/>
           <w:lang w:val="gu_IN" w:bidi="gu_IN"/>
         </w:rPr>
+        <w:t>ζητησάτω εἰρήνην</w:t>
+      </w:r>
+    </w:p>
+    <w:p>
+      <w:pPr/>
+      <w:r>
+        <w:rPr>
+          <w:lang w:val="gu_IN" w:bidi="gu_IN"/>
+        </w:rPr>
+      </w:r>
+      <w:r>
+        <w:rPr>
+          <w:b/>
+          <w:lang w:val="gu_IN" w:bidi="gu_IN"/>
+        </w:rPr>
         <w:t>"તેણે સલાહશાંતિ શોધવી"</w:t>
       </w:r>
     </w:p>
@@ -27358,6 +30658,21 @@
           <w:b/>
           <w:lang w:val="gu_IN" w:bidi="gu_IN"/>
         </w:rPr>
+        <w:t>ὀφθαλμοὶ Κυρίου ἐπὶ δικαίους</w:t>
+      </w:r>
+    </w:p>
+    <w:p>
+      <w:pPr/>
+      <w:r>
+        <w:rPr>
+          <w:lang w:val="gu_IN" w:bidi="gu_IN"/>
+        </w:rPr>
+      </w:r>
+      <w:r>
+        <w:rPr>
+          <w:b/>
+          <w:lang w:val="gu_IN" w:bidi="gu_IN"/>
+        </w:rPr>
         <w:t>"ન્યાયીઓ પર પ્રભુની નજર {છે"</w:t>
       </w:r>
     </w:p>
@@ -27446,6 +30761,21 @@
           <w:b/>
           <w:lang w:val="gu_IN" w:bidi="gu_IN"/>
         </w:rPr>
+        <w:t>ὦτα αὐτοῦ εἰς δέησιν αὐτῶν</w:t>
+      </w:r>
+    </w:p>
+    <w:p>
+      <w:pPr/>
+      <w:r>
+        <w:rPr>
+          <w:lang w:val="gu_IN" w:bidi="gu_IN"/>
+        </w:rPr>
+      </w:r>
+      <w:r>
+        <w:rPr>
+          <w:b/>
+          <w:lang w:val="gu_IN" w:bidi="gu_IN"/>
+        </w:rPr>
         <w:t>"તેના કાન તેમની વિનંતી તરફ {છે"</w:t>
       </w:r>
     </w:p>
@@ -27547,6 +30877,21 @@
           <w:b/>
           <w:lang w:val="gu_IN" w:bidi="gu_IN"/>
         </w:rPr>
+        <w:t>ὦτα αὐτοῦ εἰς δέησιν αὐτῶν</w:t>
+      </w:r>
+    </w:p>
+    <w:p>
+      <w:pPr/>
+      <w:r>
+        <w:rPr>
+          <w:lang w:val="gu_IN" w:bidi="gu_IN"/>
+        </w:rPr>
+      </w:r>
+      <w:r>
+        <w:rPr>
+          <w:b/>
+          <w:lang w:val="gu_IN" w:bidi="gu_IN"/>
+        </w:rPr>
         <w:t>"તેના કાન તેમની વિનંતી તરફ {છે"</w:t>
       </w:r>
     </w:p>
@@ -27622,6 +30967,21 @@
           <w:b/>
           <w:lang w:val="gu_IN" w:bidi="gu_IN"/>
         </w:rPr>
+        <w:t>δέησιν αὐτῶν</w:t>
+      </w:r>
+    </w:p>
+    <w:p>
+      <w:pPr/>
+      <w:r>
+        <w:rPr>
+          <w:lang w:val="gu_IN" w:bidi="gu_IN"/>
+        </w:rPr>
+      </w:r>
+      <w:r>
+        <w:rPr>
+          <w:b/>
+          <w:lang w:val="gu_IN" w:bidi="gu_IN"/>
+        </w:rPr>
         <w:t>"તેમની વિનંતી"</w:t>
       </w:r>
     </w:p>
@@ -27811,6 +31171,21 @@
           <w:b/>
           <w:lang w:val="gu_IN" w:bidi="gu_IN"/>
         </w:rPr>
+        <w:t>πρόσωπον δὲ Κυρίου ἐπὶ</w:t>
+      </w:r>
+    </w:p>
+    <w:p>
+      <w:pPr/>
+      <w:r>
+        <w:rPr>
+          <w:lang w:val="gu_IN" w:bidi="gu_IN"/>
+        </w:rPr>
+      </w:r>
+      <w:r>
+        <w:rPr>
+          <w:b/>
+          <w:lang w:val="gu_IN" w:bidi="gu_IN"/>
+        </w:rPr>
         <w:t>"પરંતુ પ્રભુનું મુખ &amp; વિમુખ છે"</w:t>
       </w:r>
     </w:p>
@@ -27912,6 +31287,21 @@
           <w:b/>
           <w:lang w:val="gu_IN" w:bidi="gu_IN"/>
         </w:rPr>
+        <w:t>ποιοῦντας κακά</w:t>
+      </w:r>
+    </w:p>
+    <w:p>
+      <w:pPr/>
+      <w:r>
+        <w:rPr>
+          <w:lang w:val="gu_IN" w:bidi="gu_IN"/>
+        </w:rPr>
+      </w:r>
+      <w:r>
+        <w:rPr>
+          <w:b/>
+          <w:lang w:val="gu_IN" w:bidi="gu_IN"/>
+        </w:rPr>
         <w:t>"દુષ્ટતા કરનારાઓની"</w:t>
       </w:r>
     </w:p>
@@ -28136,6 +31526,21 @@
           <w:b/>
           <w:lang w:val="gu_IN" w:bidi="gu_IN"/>
         </w:rPr>
+        <w:t>τοῦ ἀγαθοῦ ζηλωταὶ</w:t>
+      </w:r>
+    </w:p>
+    <w:p>
+      <w:pPr/>
+      <w:r>
+        <w:rPr>
+          <w:lang w:val="gu_IN" w:bidi="gu_IN"/>
+        </w:rPr>
+      </w:r>
+      <w:r>
+        <w:rPr>
+          <w:b/>
+          <w:lang w:val="gu_IN" w:bidi="gu_IN"/>
+        </w:rPr>
         <w:t>"જે ભલું છે તેને જો તમે અનુસરનારા થયા તો"</w:t>
       </w:r>
     </w:p>
@@ -28313,6 +31718,21 @@
           <w:b/>
           <w:lang w:val="gu_IN" w:bidi="gu_IN"/>
         </w:rPr>
+        <w:t>μακάριοι</w:t>
+      </w:r>
+    </w:p>
+    <w:p>
+      <w:pPr/>
+      <w:r>
+        <w:rPr>
+          <w:lang w:val="gu_IN" w:bidi="gu_IN"/>
+        </w:rPr>
+      </w:r>
+      <w:r>
+        <w:rPr>
+          <w:b/>
+          <w:lang w:val="gu_IN" w:bidi="gu_IN"/>
+        </w:rPr>
         <w:t>"તમને} ધન્ય છે"</w:t>
       </w:r>
     </w:p>
@@ -28463,6 +31883,21 @@
           <w:b/>
           <w:lang w:val="gu_IN" w:bidi="gu_IN"/>
         </w:rPr>
+        <w:t>τὸν δὲ φόβον αὐτῶν, μὴ φοβηθῆτε μηδὲ ταραχθῆτε</w:t>
+      </w:r>
+    </w:p>
+    <w:p>
+      <w:pPr/>
+      <w:r>
+        <w:rPr>
+          <w:lang w:val="gu_IN" w:bidi="gu_IN"/>
+        </w:rPr>
+      </w:r>
+      <w:r>
+        <w:rPr>
+          <w:b/>
+          <w:lang w:val="gu_IN" w:bidi="gu_IN"/>
+        </w:rPr>
         <w:t>"પરંતુ તમારે તેઓનાં ભય થી ડરવું જોઈએ નહિ અને ગભરાઓ પણ મા"</w:t>
       </w:r>
     </w:p>
@@ -28538,6 +31973,21 @@
           <w:b/>
           <w:lang w:val="gu_IN" w:bidi="gu_IN"/>
         </w:rPr>
+        <w:t>τὸν &amp; φόβον αὐτῶν, μὴ φοβηθῆτε</w:t>
+      </w:r>
+    </w:p>
+    <w:p>
+      <w:pPr/>
+      <w:r>
+        <w:rPr>
+          <w:lang w:val="gu_IN" w:bidi="gu_IN"/>
+        </w:rPr>
+      </w:r>
+      <w:r>
+        <w:rPr>
+          <w:b/>
+          <w:lang w:val="gu_IN" w:bidi="gu_IN"/>
+        </w:rPr>
         <w:t>"તમારે તેઓનાં ભય થી ડરવું જોઈએ નહિ અને ગભરાઓ પણ મા"</w:t>
       </w:r>
     </w:p>
@@ -28695,6 +32145,21 @@
           <w:b/>
           <w:lang w:val="gu_IN" w:bidi="gu_IN"/>
         </w:rPr>
+        <w:t>ἐν ταῖς καρδίαις ὑμῶν</w:t>
+      </w:r>
+    </w:p>
+    <w:p>
+      <w:pPr/>
+      <w:r>
+        <w:rPr>
+          <w:lang w:val="gu_IN" w:bidi="gu_IN"/>
+        </w:rPr>
+      </w:r>
+      <w:r>
+        <w:rPr>
+          <w:b/>
+          <w:lang w:val="gu_IN" w:bidi="gu_IN"/>
+        </w:rPr>
         <w:t>"તમારા &amp; તમારા હૃદયમાં"</w:t>
       </w:r>
     </w:p>
@@ -28783,6 +32248,21 @@
           <w:b/>
           <w:lang w:val="gu_IN" w:bidi="gu_IN"/>
         </w:rPr>
+        <w:t>πρὸς ἀπολογίαν</w:t>
+      </w:r>
+    </w:p>
+    <w:p>
+      <w:pPr/>
+      <w:r>
+        <w:rPr>
+          <w:lang w:val="gu_IN" w:bidi="gu_IN"/>
+        </w:rPr>
+      </w:r>
+      <w:r>
+        <w:rPr>
+          <w:b/>
+          <w:lang w:val="gu_IN" w:bidi="gu_IN"/>
+        </w:rPr>
         <w:t>"બચાવ માટે"</w:t>
       </w:r>
     </w:p>
@@ -28865,6 +32345,21 @@
           <w:b/>
           <w:lang w:val="gu_IN" w:bidi="gu_IN"/>
         </w:rPr>
+        <w:t>τῷ αἰτοῦντι ὑμᾶς λόγον</w:t>
+      </w:r>
+    </w:p>
+    <w:p>
+      <w:pPr/>
+      <w:r>
+        <w:rPr>
+          <w:lang w:val="gu_IN" w:bidi="gu_IN"/>
+        </w:rPr>
+      </w:r>
+      <w:r>
+        <w:rPr>
+          <w:b/>
+          <w:lang w:val="gu_IN" w:bidi="gu_IN"/>
+        </w:rPr>
         <w:t>"તમને કોઈ શબ્દ પૂછનાર"</w:t>
       </w:r>
     </w:p>
@@ -28953,6 +32448,21 @@
           <w:b/>
           <w:lang w:val="gu_IN" w:bidi="gu_IN"/>
         </w:rPr>
+        <w:t>περὶ τῆς ἐν ὑμῖν ἐλπίδος</w:t>
+      </w:r>
+    </w:p>
+    <w:p>
+      <w:pPr/>
+      <w:r>
+        <w:rPr>
+          <w:lang w:val="gu_IN" w:bidi="gu_IN"/>
+        </w:rPr>
+      </w:r>
+      <w:r>
+        <w:rPr>
+          <w:b/>
+          <w:lang w:val="gu_IN" w:bidi="gu_IN"/>
+        </w:rPr>
         <w:t>"તમારામાં રહેલી આશા વિશે"</w:t>
       </w:r>
     </w:p>
@@ -29041,6 +32551,21 @@
           <w:b/>
           <w:lang w:val="gu_IN" w:bidi="gu_IN"/>
         </w:rPr>
+        <w:t>μετὰ πραΰτητος καὶ φόβου</w:t>
+      </w:r>
+    </w:p>
+    <w:p>
+      <w:pPr/>
+      <w:r>
+        <w:rPr>
+          <w:lang w:val="gu_IN" w:bidi="gu_IN"/>
+        </w:rPr>
+      </w:r>
+      <w:r>
+        <w:rPr>
+          <w:b/>
+          <w:lang w:val="gu_IN" w:bidi="gu_IN"/>
+        </w:rPr>
         <w:t>"નમ્રતાથી અને સત્યતાથી"</w:t>
       </w:r>
     </w:p>
@@ -29136,6 +32661,21 @@
           <w:b/>
           <w:lang w:val="gu_IN" w:bidi="gu_IN"/>
         </w:rPr>
+        <w:t>συνείδησιν ἔχοντες ἀγαθήν</w:t>
+      </w:r>
+    </w:p>
+    <w:p>
+      <w:pPr/>
+      <w:r>
+        <w:rPr>
+          <w:lang w:val="gu_IN" w:bidi="gu_IN"/>
+        </w:rPr>
+      </w:r>
+      <w:r>
+        <w:rPr>
+          <w:b/>
+          <w:lang w:val="gu_IN" w:bidi="gu_IN"/>
+        </w:rPr>
         <w:t>"સારું અંતઃકરણ રાખો"</w:t>
       </w:r>
     </w:p>
@@ -29299,6 +32839,21 @@
           <w:b/>
           <w:lang w:val="gu_IN" w:bidi="gu_IN"/>
         </w:rPr>
+        <w:t>καταλαλεῖσθε</w:t>
+      </w:r>
+    </w:p>
+    <w:p>
+      <w:pPr/>
+      <w:r>
+        <w:rPr>
+          <w:lang w:val="gu_IN" w:bidi="gu_IN"/>
+        </w:rPr>
+      </w:r>
+      <w:r>
+        <w:rPr>
+          <w:b/>
+          <w:lang w:val="gu_IN" w:bidi="gu_IN"/>
+        </w:rPr>
         <w:t>"જે વિશે તમારી નિંદા થાય છે,તે વિશે"</w:t>
       </w:r>
     </w:p>
@@ -29374,6 +32929,21 @@
           <w:b/>
           <w:lang w:val="gu_IN" w:bidi="gu_IN"/>
         </w:rPr>
+        <w:t>ὑμῶν τὴν ἀγαθὴν ἐν Χριστῷ ἀναστροφήν</w:t>
+      </w:r>
+    </w:p>
+    <w:p>
+      <w:pPr/>
+      <w:r>
+        <w:rPr>
+          <w:lang w:val="gu_IN" w:bidi="gu_IN"/>
+        </w:rPr>
+      </w:r>
+      <w:r>
+        <w:rPr>
+          <w:b/>
+          <w:lang w:val="gu_IN" w:bidi="gu_IN"/>
+        </w:rPr>
         <w:t>"ખ્રીસ્તમાંના તમારા સારા આચરણની"</w:t>
       </w:r>
     </w:p>
@@ -29537,6 +33107,21 @@
           <w:b/>
           <w:lang w:val="gu_IN" w:bidi="gu_IN"/>
         </w:rPr>
+        <w:t>ἀγαθοποιοῦντας &amp; κακοποιοῦντας</w:t>
+      </w:r>
+    </w:p>
+    <w:p>
+      <w:pPr/>
+      <w:r>
+        <w:rPr>
+          <w:lang w:val="gu_IN" w:bidi="gu_IN"/>
+        </w:rPr>
+      </w:r>
+      <w:r>
+        <w:rPr>
+          <w:b/>
+          <w:lang w:val="gu_IN" w:bidi="gu_IN"/>
+        </w:rPr>
         <w:t>"ભૂંડું કરવાને લીધે &amp; રૂડું કરવાને લીધે"</w:t>
       </w:r>
     </w:p>
@@ -29612,6 +33197,21 @@
           <w:b/>
           <w:lang w:val="gu_IN" w:bidi="gu_IN"/>
         </w:rPr>
+        <w:t>εἰ θέλοι τὸ θέλημα τοῦ Θεοῦ</w:t>
+      </w:r>
+    </w:p>
+    <w:p>
+      <w:pPr/>
+      <w:r>
+        <w:rPr>
+          <w:lang w:val="gu_IN" w:bidi="gu_IN"/>
+        </w:rPr>
+      </w:r>
+      <w:r>
+        <w:rPr>
+          <w:b/>
+          <w:lang w:val="gu_IN" w:bidi="gu_IN"/>
+        </w:rPr>
         <w:t>"જો દેવની ઇચ્છા એવી હોય, તો"</w:t>
       </w:r>
     </w:p>
@@ -29700,6 +33300,21 @@
           <w:b/>
           <w:lang w:val="gu_IN" w:bidi="gu_IN"/>
         </w:rPr>
+        <w:t>περὶ ἁμαρτιῶν</w:t>
+      </w:r>
+    </w:p>
+    <w:p>
+      <w:pPr/>
+      <w:r>
+        <w:rPr>
+          <w:lang w:val="gu_IN" w:bidi="gu_IN"/>
+        </w:rPr>
+      </w:r>
+      <w:r>
+        <w:rPr>
+          <w:b/>
+          <w:lang w:val="gu_IN" w:bidi="gu_IN"/>
+        </w:rPr>
         <w:t>"પાપોને સારું"</w:t>
       </w:r>
     </w:p>
@@ -29788,6 +33403,21 @@
           <w:b/>
           <w:lang w:val="gu_IN" w:bidi="gu_IN"/>
         </w:rPr>
+        <w:t>θανατωθεὶς μὲν σαρκὶ</w:t>
+      </w:r>
+    </w:p>
+    <w:p>
+      <w:pPr/>
+      <w:r>
+        <w:rPr>
+          <w:lang w:val="gu_IN" w:bidi="gu_IN"/>
+        </w:rPr>
+      </w:r>
+      <w:r>
+        <w:rPr>
+          <w:b/>
+          <w:lang w:val="gu_IN" w:bidi="gu_IN"/>
+        </w:rPr>
         <w:t>"દેહમાં મારી નાખવામાં આવ્યો"</w:t>
       </w:r>
     </w:p>
@@ -29863,6 +33493,21 @@
           <w:b/>
           <w:lang w:val="gu_IN" w:bidi="gu_IN"/>
         </w:rPr>
+        <w:t>θανατωθεὶς μὲν σαρκὶ</w:t>
+      </w:r>
+    </w:p>
+    <w:p>
+      <w:pPr/>
+      <w:r>
+        <w:rPr>
+          <w:lang w:val="gu_IN" w:bidi="gu_IN"/>
+        </w:rPr>
+      </w:r>
+      <w:r>
+        <w:rPr>
+          <w:b/>
+          <w:lang w:val="gu_IN" w:bidi="gu_IN"/>
+        </w:rPr>
         <w:t>"દેહમાં મારી નાખવામાં આવ્યો"</w:t>
       </w:r>
     </w:p>
@@ -29964,6 +33609,21 @@
           <w:b/>
           <w:lang w:val="gu_IN" w:bidi="gu_IN"/>
         </w:rPr>
+        <w:t>ζῳοποιηθεὶς &amp; πνεύματι</w:t>
+      </w:r>
+    </w:p>
+    <w:p>
+      <w:pPr/>
+      <w:r>
+        <w:rPr>
+          <w:lang w:val="gu_IN" w:bidi="gu_IN"/>
+        </w:rPr>
+      </w:r>
+      <w:r>
+        <w:rPr>
+          <w:b/>
+          <w:lang w:val="gu_IN" w:bidi="gu_IN"/>
+        </w:rPr>
         <w:t>"તેને &amp; આત્મામાં સજીવન કરવામાં આવ્યો"</w:t>
       </w:r>
     </w:p>
@@ -30039,6 +33699,21 @@
           <w:b/>
           <w:lang w:val="gu_IN" w:bidi="gu_IN"/>
         </w:rPr>
+        <w:t>ζῳοποιηθεὶς &amp; πνεύματι</w:t>
+      </w:r>
+    </w:p>
+    <w:p>
+      <w:pPr/>
+      <w:r>
+        <w:rPr>
+          <w:lang w:val="gu_IN" w:bidi="gu_IN"/>
+        </w:rPr>
+      </w:r>
+      <w:r>
+        <w:rPr>
+          <w:b/>
+          <w:lang w:val="gu_IN" w:bidi="gu_IN"/>
+        </w:rPr>
         <w:t>"તેને &amp; આત્મામાં સજીવન કરવામાં આવ્યો"</w:t>
       </w:r>
     </w:p>
@@ -30127,6 +33802,21 @@
           <w:b/>
           <w:lang w:val="gu_IN" w:bidi="gu_IN"/>
         </w:rPr>
+        <w:t>ἐν ᾧ</w:t>
+      </w:r>
+    </w:p>
+    <w:p>
+      <w:pPr/>
+      <w:r>
+        <w:rPr>
+          <w:lang w:val="gu_IN" w:bidi="gu_IN"/>
+        </w:rPr>
+      </w:r>
+      <w:r>
+        <w:rPr>
+          <w:b/>
+          <w:lang w:val="gu_IN" w:bidi="gu_IN"/>
+        </w:rPr>
         <w:t>"જેમાં"</w:t>
       </w:r>
     </w:p>
@@ -30215,6 +33905,21 @@
           <w:b/>
           <w:lang w:val="gu_IN" w:bidi="gu_IN"/>
         </w:rPr>
+        <w:t>ἐκήρυξεν</w:t>
+      </w:r>
+    </w:p>
+    <w:p>
+      <w:pPr/>
+      <w:r>
+        <w:rPr>
+          <w:lang w:val="gu_IN" w:bidi="gu_IN"/>
+        </w:rPr>
+      </w:r>
+      <w:r>
+        <w:rPr>
+          <w:b/>
+          <w:lang w:val="gu_IN" w:bidi="gu_IN"/>
+        </w:rPr>
         <w:t>"તેણે &amp; ઉપદેશ &amp; કર્યો"</w:t>
       </w:r>
     </w:p>
@@ -30290,6 +33995,21 @@
           <w:b/>
           <w:lang w:val="gu_IN" w:bidi="gu_IN"/>
         </w:rPr>
+        <w:t>τοῖς ἐν φυλακῇ πνεύμασιν</w:t>
+      </w:r>
+    </w:p>
+    <w:p>
+      <w:pPr/>
+      <w:r>
+        <w:rPr>
+          <w:lang w:val="gu_IN" w:bidi="gu_IN"/>
+        </w:rPr>
+      </w:r>
+      <w:r>
+        <w:rPr>
+          <w:b/>
+          <w:lang w:val="gu_IN" w:bidi="gu_IN"/>
+        </w:rPr>
         <w:t>"બંદીખાનામાં પડેલા આત્માઓને"</w:t>
       </w:r>
     </w:p>
@@ -30391,6 +34111,21 @@
           <w:b/>
           <w:lang w:val="gu_IN" w:bidi="gu_IN"/>
         </w:rPr>
+        <w:t>ἐν φυλακῇ</w:t>
+      </w:r>
+    </w:p>
+    <w:p>
+      <w:pPr/>
+      <w:r>
+        <w:rPr>
+          <w:lang w:val="gu_IN" w:bidi="gu_IN"/>
+        </w:rPr>
+      </w:r>
+      <w:r>
+        <w:rPr>
+          <w:b/>
+          <w:lang w:val="gu_IN" w:bidi="gu_IN"/>
+        </w:rPr>
         <w:t>"બંદીખાનામાં પડેલા"</w:t>
       </w:r>
     </w:p>
@@ -30479,6 +34214,21 @@
           <w:b/>
           <w:lang w:val="gu_IN" w:bidi="gu_IN"/>
         </w:rPr>
+        <w:t>ἀπειθήσασίν</w:t>
+      </w:r>
+    </w:p>
+    <w:p>
+      <w:pPr/>
+      <w:r>
+        <w:rPr>
+          <w:lang w:val="gu_IN" w:bidi="gu_IN"/>
+        </w:rPr>
+      </w:r>
+      <w:r>
+        <w:rPr>
+          <w:b/>
+          <w:lang w:val="gu_IN" w:bidi="gu_IN"/>
+        </w:rPr>
         <w:t>"આજ્ઞાભંગ કર્યા પછી"</w:t>
       </w:r>
     </w:p>
@@ -30554,6 +34304,21 @@
           <w:b/>
           <w:lang w:val="gu_IN" w:bidi="gu_IN"/>
         </w:rPr>
+        <w:t>ἡ τοῦ Θεοῦ μακροθυμία</w:t>
+      </w:r>
+    </w:p>
+    <w:p>
+      <w:pPr/>
+      <w:r>
+        <w:rPr>
+          <w:lang w:val="gu_IN" w:bidi="gu_IN"/>
+        </w:rPr>
+      </w:r>
+      <w:r>
+        <w:rPr>
+          <w:b/>
+          <w:lang w:val="gu_IN" w:bidi="gu_IN"/>
+        </w:rPr>
         <w:t>"દેવની ધીરજ"</w:t>
       </w:r>
     </w:p>
@@ -30642,6 +34407,21 @@
           <w:b/>
           <w:lang w:val="gu_IN" w:bidi="gu_IN"/>
         </w:rPr>
+        <w:t>ἐν ἡμέραις Νῶε</w:t>
+      </w:r>
+    </w:p>
+    <w:p>
+      <w:pPr/>
+      <w:r>
+        <w:rPr>
+          <w:lang w:val="gu_IN" w:bidi="gu_IN"/>
+        </w:rPr>
+      </w:r>
+      <w:r>
+        <w:rPr>
+          <w:b/>
+          <w:lang w:val="gu_IN" w:bidi="gu_IN"/>
+        </w:rPr>
         <w:t>"નૂહના દિવસોમાં"</w:t>
       </w:r>
     </w:p>
@@ -30730,6 +34510,21 @@
           <w:b/>
           <w:lang w:val="gu_IN" w:bidi="gu_IN"/>
         </w:rPr>
+        <w:t>κατασκευαζομένης κιβωτοῦ</w:t>
+      </w:r>
+    </w:p>
+    <w:p>
+      <w:pPr/>
+      <w:r>
+        <w:rPr>
+          <w:lang w:val="gu_IN" w:bidi="gu_IN"/>
+        </w:rPr>
+      </w:r>
+      <w:r>
+        <w:rPr>
+          <w:b/>
+          <w:lang w:val="gu_IN" w:bidi="gu_IN"/>
+        </w:rPr>
         <w:t>"વહાણ તૈયાર થતું હતું"</w:t>
       </w:r>
     </w:p>
@@ -30805,6 +34600,21 @@
           <w:b/>
           <w:lang w:val="gu_IN" w:bidi="gu_IN"/>
         </w:rPr>
+        <w:t>ὃ</w:t>
+      </w:r>
+    </w:p>
+    <w:p>
+      <w:pPr/>
+      <w:r>
+        <w:rPr>
+          <w:lang w:val="gu_IN" w:bidi="gu_IN"/>
+        </w:rPr>
+      </w:r>
+      <w:r>
+        <w:rPr>
+          <w:b/>
+          <w:lang w:val="gu_IN" w:bidi="gu_IN"/>
+        </w:rPr>
         <w:t>"એ, દૃષ્ટાંત પ્રમાણે"</w:t>
       </w:r>
     </w:p>
@@ -30968,6 +34778,21 @@
           <w:b/>
           <w:lang w:val="gu_IN" w:bidi="gu_IN"/>
         </w:rPr>
+        <w:t>ὃ καὶ ὑμᾶς ἀντίτυπον νῦν σῴζει βάπτισμα</w:t>
+      </w:r>
+    </w:p>
+    <w:p>
+      <w:pPr/>
+      <w:r>
+        <w:rPr>
+          <w:lang w:val="gu_IN" w:bidi="gu_IN"/>
+        </w:rPr>
+      </w:r>
+      <w:r>
+        <w:rPr>
+          <w:b/>
+          <w:lang w:val="gu_IN" w:bidi="gu_IN"/>
+        </w:rPr>
         <w:t>"એ, દૃષ્ટાંત પ્રમાણે, બાપ્તિસ્મા &amp; હવે તમને &amp; બચાવે છે"</w:t>
       </w:r>
     </w:p>
@@ -31056,6 +34881,21 @@
           <w:b/>
           <w:lang w:val="gu_IN" w:bidi="gu_IN"/>
         </w:rPr>
+        <w:t>βάπτισμα</w:t>
+      </w:r>
+    </w:p>
+    <w:p>
+      <w:pPr/>
+      <w:r>
+        <w:rPr>
+          <w:lang w:val="gu_IN" w:bidi="gu_IN"/>
+        </w:rPr>
+      </w:r>
+      <w:r>
+        <w:rPr>
+          <w:b/>
+          <w:lang w:val="gu_IN" w:bidi="gu_IN"/>
+        </w:rPr>
         <w:t>"બાપ્તિસ્મા"</w:t>
       </w:r>
     </w:p>
@@ -31239,6 +35079,21 @@
           <w:b/>
           <w:lang w:val="gu_IN" w:bidi="gu_IN"/>
         </w:rPr>
+        <w:t>σαρκὸς</w:t>
+      </w:r>
+    </w:p>
+    <w:p>
+      <w:pPr/>
+      <w:r>
+        <w:rPr>
+          <w:lang w:val="gu_IN" w:bidi="gu_IN"/>
+        </w:rPr>
+      </w:r>
+      <w:r>
+        <w:rPr>
+          <w:b/>
+          <w:lang w:val="gu_IN" w:bidi="gu_IN"/>
+        </w:rPr>
         <w:t>"દેહનો"</w:t>
       </w:r>
     </w:p>
@@ -31334,6 +35189,21 @@
           <w:b/>
           <w:lang w:val="gu_IN" w:bidi="gu_IN"/>
         </w:rPr>
+        <w:t>συνειδήσεως ἀγαθῆς, ἐπερώτημα εἰς Θεόν</w:t>
+      </w:r>
+    </w:p>
+    <w:p>
+      <w:pPr/>
+      <w:r>
+        <w:rPr>
+          <w:lang w:val="gu_IN" w:bidi="gu_IN"/>
+        </w:rPr>
+      </w:r>
+      <w:r>
+        <w:rPr>
+          <w:b/>
+          <w:lang w:val="gu_IN" w:bidi="gu_IN"/>
+        </w:rPr>
         <w:t>"દેવ પ્રત્યે સારા હદયની માંગણીથી"</w:t>
       </w:r>
     </w:p>
@@ -31687,6 +35557,21 @@
           <w:b/>
           <w:lang w:val="gu_IN" w:bidi="gu_IN"/>
         </w:rPr>
+        <w:t>ὅς ἐστιν ἐν δεξιᾷ Θεοῦ</w:t>
+      </w:r>
+    </w:p>
+    <w:p>
+      <w:pPr/>
+      <w:r>
+        <w:rPr>
+          <w:lang w:val="gu_IN" w:bidi="gu_IN"/>
+        </w:rPr>
+      </w:r>
+      <w:r>
+        <w:rPr>
+          <w:b/>
+          <w:lang w:val="gu_IN" w:bidi="gu_IN"/>
+        </w:rPr>
         <w:t>"તેતો &amp; દેવની જમણી તરફ બેઠેલો છે"</w:t>
       </w:r>
     </w:p>
@@ -31761,6 +35646,21 @@
         <w:rPr>
           <w:lang w:val="gu_IN" w:bidi="gu_IN"/>
         </w:rPr>
+      </w:r>
+    </w:p>
+    <w:p>
+      <w:pPr/>
+      <w:r>
+        <w:rPr>
+          <w:lang w:val="gu_IN" w:bidi="gu_IN"/>
+        </w:rPr>
+      </w:r>
+      <w:r>
+        <w:rPr>
+          <w:b/>
+          <w:lang w:val="gu_IN" w:bidi="gu_IN"/>
+        </w:rPr>
+        <w:t>ὅς ἐστιν ἐν δεξιᾷ Θεοῦ</w:t>
       </w:r>
     </w:p>
     <w:p>
@@ -32236,6 +36136,21 @@
           <w:b/>
           <w:lang w:val="gu_IN" w:bidi="gu_IN"/>
         </w:rPr>
+        <w:t>οὖν</w:t>
+      </w:r>
+    </w:p>
+    <w:p>
+      <w:pPr/>
+      <w:r>
+        <w:rPr>
+          <w:lang w:val="gu_IN" w:bidi="gu_IN"/>
+        </w:rPr>
+      </w:r>
+      <w:r>
+        <w:rPr>
+          <w:b/>
+          <w:lang w:val="gu_IN" w:bidi="gu_IN"/>
+        </w:rPr>
         <w:t>"હવે,ખ્રિસ્તે આપણે સારું &amp; દુઃખ સહ્યું છે"</w:t>
       </w:r>
     </w:p>
@@ -32318,6 +36233,21 @@
           <w:b/>
           <w:lang w:val="gu_IN" w:bidi="gu_IN"/>
         </w:rPr>
+        <w:t>σαρκὶ &amp; σαρκὶ</w:t>
+      </w:r>
+    </w:p>
+    <w:p>
+      <w:pPr/>
+      <w:r>
+        <w:rPr>
+          <w:lang w:val="gu_IN" w:bidi="gu_IN"/>
+        </w:rPr>
+      </w:r>
+      <w:r>
+        <w:rPr>
+          <w:b/>
+          <w:lang w:val="gu_IN" w:bidi="gu_IN"/>
+        </w:rPr>
         <w:t>"દેહમાં &amp; દેહમાં"</w:t>
       </w:r>
     </w:p>
@@ -32406,6 +36336,21 @@
           <w:b/>
           <w:lang w:val="gu_IN" w:bidi="gu_IN"/>
         </w:rPr>
+        <w:t>ὑμεῖς τὴν αὐτὴν ἔννοιαν ὁπλίσασθε</w:t>
+      </w:r>
+    </w:p>
+    <w:p>
+      <w:pPr/>
+      <w:r>
+        <w:rPr>
+          <w:lang w:val="gu_IN" w:bidi="gu_IN"/>
+        </w:rPr>
+      </w:r>
+      <w:r>
+        <w:rPr>
+          <w:b/>
+          <w:lang w:val="gu_IN" w:bidi="gu_IN"/>
+        </w:rPr>
         <w:t>"તમે &amp; એવા જ વિચાર રાખીને હથિયારબંધ થાઓ"</w:t>
       </w:r>
     </w:p>
@@ -32494,6 +36439,21 @@
           <w:b/>
           <w:lang w:val="gu_IN" w:bidi="gu_IN"/>
         </w:rPr>
+        <w:t>τὴν αὐτὴν ἔννοιαν</w:t>
+      </w:r>
+    </w:p>
+    <w:p>
+      <w:pPr/>
+      <w:r>
+        <w:rPr>
+          <w:lang w:val="gu_IN" w:bidi="gu_IN"/>
+        </w:rPr>
+      </w:r>
+      <w:r>
+        <w:rPr>
+          <w:b/>
+          <w:lang w:val="gu_IN" w:bidi="gu_IN"/>
+        </w:rPr>
         <w:t>"એવા જ વિચાર રાખીને"</w:t>
       </w:r>
     </w:p>
@@ -32595,6 +36555,21 @@
           <w:b/>
           <w:lang w:val="gu_IN" w:bidi="gu_IN"/>
         </w:rPr>
+        <w:t>πέπαυται ἁμαρτίας</w:t>
+      </w:r>
+    </w:p>
+    <w:p>
+      <w:pPr/>
+      <w:r>
+        <w:rPr>
+          <w:lang w:val="gu_IN" w:bidi="gu_IN"/>
+        </w:rPr>
+      </w:r>
+      <w:r>
+        <w:rPr>
+          <w:b/>
+          <w:lang w:val="gu_IN" w:bidi="gu_IN"/>
+        </w:rPr>
         <w:t>"પાપથી મુક્ત થયો છે"</w:t>
       </w:r>
     </w:p>
@@ -32683,6 +36658,21 @@
           <w:b/>
           <w:lang w:val="gu_IN" w:bidi="gu_IN"/>
         </w:rPr>
+        <w:t>εἰς τὸ</w:t>
+      </w:r>
+    </w:p>
+    <w:p>
+      <w:pPr/>
+      <w:r>
+        <w:rPr>
+          <w:lang w:val="gu_IN" w:bidi="gu_IN"/>
+        </w:rPr>
+      </w:r>
+      <w:r>
+        <w:rPr>
+          <w:b/>
+          <w:lang w:val="gu_IN" w:bidi="gu_IN"/>
+        </w:rPr>
         <w:t>"કે જેથી"</w:t>
       </w:r>
     </w:p>
@@ -32771,6 +36761,21 @@
           <w:b/>
           <w:lang w:val="gu_IN" w:bidi="gu_IN"/>
         </w:rPr>
+        <w:t>τὸν ἐπίλοιπον ἐν σαρκὶ &amp; χρόνον</w:t>
+      </w:r>
+    </w:p>
+    <w:p>
+      <w:pPr/>
+      <w:r>
+        <w:rPr>
+          <w:lang w:val="gu_IN" w:bidi="gu_IN"/>
+        </w:rPr>
+      </w:r>
+      <w:r>
+        <w:rPr>
+          <w:b/>
+          <w:lang w:val="gu_IN" w:bidi="gu_IN"/>
+        </w:rPr>
         <w:t>"તે &amp; દેહમાં બાકી રહેલો વખત"</w:t>
       </w:r>
     </w:p>
@@ -32859,6 +36864,21 @@
           <w:b/>
           <w:lang w:val="gu_IN" w:bidi="gu_IN"/>
         </w:rPr>
+        <w:t>ἀνθρώπων ἐπιθυμίαις</w:t>
+      </w:r>
+    </w:p>
+    <w:p>
+      <w:pPr/>
+      <w:r>
+        <w:rPr>
+          <w:lang w:val="gu_IN" w:bidi="gu_IN"/>
+        </w:rPr>
+      </w:r>
+      <w:r>
+        <w:rPr>
+          <w:b/>
+          <w:lang w:val="gu_IN" w:bidi="gu_IN"/>
+        </w:rPr>
         <w:t>"માણસોની ઈચ્છા પ્રમાણે"</w:t>
       </w:r>
     </w:p>
@@ -32960,6 +36980,21 @@
           <w:b/>
           <w:lang w:val="gu_IN" w:bidi="gu_IN"/>
         </w:rPr>
+        <w:t>ἀνθρώπων ἐπιθυμίαις</w:t>
+      </w:r>
+    </w:p>
+    <w:p>
+      <w:pPr/>
+      <w:r>
+        <w:rPr>
+          <w:lang w:val="gu_IN" w:bidi="gu_IN"/>
+        </w:rPr>
+      </w:r>
+      <w:r>
+        <w:rPr>
+          <w:b/>
+          <w:lang w:val="gu_IN" w:bidi="gu_IN"/>
+        </w:rPr>
         <w:t>"માણસોની ઈચ્છા પ્રમાણે"</w:t>
       </w:r>
     </w:p>
@@ -33105,6 +37140,21 @@
           <w:b/>
           <w:lang w:val="gu_IN" w:bidi="gu_IN"/>
         </w:rPr>
+        <w:t>τὸ βούλημα τῶν ἐθνῶν</w:t>
+      </w:r>
+    </w:p>
+    <w:p>
+      <w:pPr/>
+      <w:r>
+        <w:rPr>
+          <w:lang w:val="gu_IN" w:bidi="gu_IN"/>
+        </w:rPr>
+      </w:r>
+      <w:r>
+        <w:rPr>
+          <w:b/>
+          <w:lang w:val="gu_IN" w:bidi="gu_IN"/>
+        </w:rPr>
         <w:t>"વિદેશીઓની ઈચ્છાને"</w:t>
       </w:r>
     </w:p>
@@ -33457,6 +37507,21 @@
           <w:b/>
           <w:lang w:val="gu_IN" w:bidi="gu_IN"/>
         </w:rPr>
+        <w:t>τῆς ἀσωτίας ἀνάχυσιν</w:t>
+      </w:r>
+    </w:p>
+    <w:p>
+      <w:pPr/>
+      <w:r>
+        <w:rPr>
+          <w:lang w:val="gu_IN" w:bidi="gu_IN"/>
+        </w:rPr>
+      </w:r>
+      <w:r>
+        <w:rPr>
+          <w:b/>
+          <w:lang w:val="gu_IN" w:bidi="gu_IN"/>
+        </w:rPr>
         <w:t>"અપમાનજનકના &amp; પ્રવાહમાં"</w:t>
       </w:r>
     </w:p>
@@ -33545,6 +37610,21 @@
           <w:b/>
           <w:lang w:val="gu_IN" w:bidi="gu_IN"/>
         </w:rPr>
+        <w:t>τῆς ἀσωτίας</w:t>
+      </w:r>
+    </w:p>
+    <w:p>
+      <w:pPr/>
+      <w:r>
+        <w:rPr>
+          <w:lang w:val="gu_IN" w:bidi="gu_IN"/>
+        </w:rPr>
+      </w:r>
+      <w:r>
+        <w:rPr>
+          <w:b/>
+          <w:lang w:val="gu_IN" w:bidi="gu_IN"/>
+        </w:rPr>
         <w:t>"અપમાનજનકના"</w:t>
       </w:r>
     </w:p>
@@ -33627,6 +37707,21 @@
           <w:b/>
           <w:lang w:val="gu_IN" w:bidi="gu_IN"/>
         </w:rPr>
+        <w:t>οἳ ἀποδώσουσιν λόγον</w:t>
+      </w:r>
+    </w:p>
+    <w:p>
+      <w:pPr/>
+      <w:r>
+        <w:rPr>
+          <w:lang w:val="gu_IN" w:bidi="gu_IN"/>
+        </w:rPr>
+      </w:r>
+      <w:r>
+        <w:rPr>
+          <w:b/>
+          <w:lang w:val="gu_IN" w:bidi="gu_IN"/>
+        </w:rPr>
         <w:t>"તેઓ હિસાબ આપશે"</w:t>
       </w:r>
     </w:p>
@@ -33715,6 +37810,21 @@
           <w:b/>
           <w:lang w:val="gu_IN" w:bidi="gu_IN"/>
         </w:rPr>
+        <w:t>οἳ ἀποδώσουσιν λόγον</w:t>
+      </w:r>
+    </w:p>
+    <w:p>
+      <w:pPr/>
+      <w:r>
+        <w:rPr>
+          <w:lang w:val="gu_IN" w:bidi="gu_IN"/>
+        </w:rPr>
+      </w:r>
+      <w:r>
+        <w:rPr>
+          <w:b/>
+          <w:lang w:val="gu_IN" w:bidi="gu_IN"/>
+        </w:rPr>
         <w:t>"તેઓ હિસાબ આપશે"</w:t>
       </w:r>
     </w:p>
@@ -33891,6 +38001,21 @@
           <w:b/>
           <w:lang w:val="gu_IN" w:bidi="gu_IN"/>
         </w:rPr>
+        <w:t>ζῶντας καὶ νεκρούς</w:t>
+      </w:r>
+    </w:p>
+    <w:p>
+      <w:pPr/>
+      <w:r>
+        <w:rPr>
+          <w:lang w:val="gu_IN" w:bidi="gu_IN"/>
+        </w:rPr>
+      </w:r>
+      <w:r>
+        <w:rPr>
+          <w:b/>
+          <w:lang w:val="gu_IN" w:bidi="gu_IN"/>
+        </w:rPr>
         <w:t>"જીવતાંઓનો તથા મૂએલાંઓનો"</w:t>
       </w:r>
     </w:p>
@@ -33973,6 +38098,21 @@
           <w:b/>
           <w:lang w:val="gu_IN" w:bidi="gu_IN"/>
         </w:rPr>
+        <w:t>καὶ νεκροῖς εὐηγγελίσθη</w:t>
+      </w:r>
+    </w:p>
+    <w:p>
+      <w:pPr/>
+      <w:r>
+        <w:rPr>
+          <w:lang w:val="gu_IN" w:bidi="gu_IN"/>
+        </w:rPr>
+      </w:r>
+      <w:r>
+        <w:rPr>
+          <w:b/>
+          <w:lang w:val="gu_IN" w:bidi="gu_IN"/>
+        </w:rPr>
         <w:t>"મૂએલાંઓને પણ આ સુવાર્તા પ્રગટ કરવામાં આવી હતી"</w:t>
       </w:r>
     </w:p>
@@ -34074,6 +38214,21 @@
           <w:b/>
           <w:lang w:val="gu_IN" w:bidi="gu_IN"/>
         </w:rPr>
+        <w:t>εὐηγγελίσθη</w:t>
+      </w:r>
+    </w:p>
+    <w:p>
+      <w:pPr/>
+      <w:r>
+        <w:rPr>
+          <w:lang w:val="gu_IN" w:bidi="gu_IN"/>
+        </w:rPr>
+      </w:r>
+      <w:r>
+        <w:rPr>
+          <w:b/>
+          <w:lang w:val="gu_IN" w:bidi="gu_IN"/>
+        </w:rPr>
         <w:t>"મૂએલાંઓને પણ આ સુવાર્તા પ્રગટ કરવામાં આવી હતી"</w:t>
       </w:r>
     </w:p>
@@ -34149,6 +38304,21 @@
           <w:b/>
           <w:lang w:val="gu_IN" w:bidi="gu_IN"/>
         </w:rPr>
+        <w:t>κριθῶσι μὲν κατὰ ἀνθρώπους σαρκὶ</w:t>
+      </w:r>
+    </w:p>
+    <w:p>
+      <w:pPr/>
+      <w:r>
+        <w:rPr>
+          <w:lang w:val="gu_IN" w:bidi="gu_IN"/>
+        </w:rPr>
+      </w:r>
+      <w:r>
+        <w:rPr>
+          <w:b/>
+          <w:lang w:val="gu_IN" w:bidi="gu_IN"/>
+        </w:rPr>
         <w:t>"દેહમાં રહેનાર માણસોના જેવો ન્યાય થયા પછી તેઓ દેવના આત્મામાં જીવે"</w:t>
       </w:r>
     </w:p>
@@ -34224,6 +38394,21 @@
           <w:b/>
           <w:lang w:val="gu_IN" w:bidi="gu_IN"/>
         </w:rPr>
+        <w:t>κατὰ ἀνθρώπους</w:t>
+      </w:r>
+    </w:p>
+    <w:p>
+      <w:pPr/>
+      <w:r>
+        <w:rPr>
+          <w:lang w:val="gu_IN" w:bidi="gu_IN"/>
+        </w:rPr>
+      </w:r>
+      <w:r>
+        <w:rPr>
+          <w:b/>
+          <w:lang w:val="gu_IN" w:bidi="gu_IN"/>
+        </w:rPr>
         <w:t>"દેહમાં રહેનાર માણસોના જેવો &amp; પછી તેઓ દેવના આત્મામાં જીવે"</w:t>
       </w:r>
     </w:p>
@@ -34306,6 +38491,21 @@
           <w:b/>
           <w:lang w:val="gu_IN" w:bidi="gu_IN"/>
         </w:rPr>
+        <w:t>σαρκὶ</w:t>
+      </w:r>
+    </w:p>
+    <w:p>
+      <w:pPr/>
+      <w:r>
+        <w:rPr>
+          <w:lang w:val="gu_IN" w:bidi="gu_IN"/>
+        </w:rPr>
+      </w:r>
+      <w:r>
+        <w:rPr>
+          <w:b/>
+          <w:lang w:val="gu_IN" w:bidi="gu_IN"/>
+        </w:rPr>
         <w:t>"દેહમાં રહેનાર માણસોના જેવો &amp; પછી તેઓ દેવના આત્મામાં જીવે"</w:t>
       </w:r>
     </w:p>
@@ -34394,6 +38594,21 @@
           <w:b/>
           <w:lang w:val="gu_IN" w:bidi="gu_IN"/>
         </w:rPr>
+        <w:t>ζῶσι</w:t>
+      </w:r>
+    </w:p>
+    <w:p>
+      <w:pPr/>
+      <w:r>
+        <w:rPr>
+          <w:lang w:val="gu_IN" w:bidi="gu_IN"/>
+        </w:rPr>
+      </w:r>
+      <w:r>
+        <w:rPr>
+          <w:b/>
+          <w:lang w:val="gu_IN" w:bidi="gu_IN"/>
+        </w:rPr>
         <w:t>"દેહમાં રહેનાર માણસોના જેવો &amp; પછી તેઓ દેવના આત્મામાં જીવે"</w:t>
       </w:r>
     </w:p>
@@ -34482,6 +38697,21 @@
           <w:b/>
           <w:lang w:val="gu_IN" w:bidi="gu_IN"/>
         </w:rPr>
+        <w:t>ζῶσι &amp; πνεύματι</w:t>
+      </w:r>
+    </w:p>
+    <w:p>
+      <w:pPr/>
+      <w:r>
+        <w:rPr>
+          <w:lang w:val="gu_IN" w:bidi="gu_IN"/>
+        </w:rPr>
+      </w:r>
+      <w:r>
+        <w:rPr>
+          <w:b/>
+          <w:lang w:val="gu_IN" w:bidi="gu_IN"/>
+        </w:rPr>
         <w:t>"દેહમાં રહેનાર માણસોના જેવો &amp; પછી તેઓ દેવના આત્મામાં જીવે"</w:t>
       </w:r>
     </w:p>
@@ -34570,6 +38800,21 @@
           <w:b/>
           <w:lang w:val="gu_IN" w:bidi="gu_IN"/>
         </w:rPr>
+        <w:t>πάντων &amp; τὸ τέλος</w:t>
+      </w:r>
+    </w:p>
+    <w:p>
+      <w:pPr/>
+      <w:r>
+        <w:rPr>
+          <w:lang w:val="gu_IN" w:bidi="gu_IN"/>
+        </w:rPr>
+      </w:r>
+      <w:r>
+        <w:rPr>
+          <w:b/>
+          <w:lang w:val="gu_IN" w:bidi="gu_IN"/>
+        </w:rPr>
         <w:t>"સર્વ વસ્તુઓનોઅંત"</w:t>
       </w:r>
     </w:p>
@@ -34658,6 +38903,21 @@
           <w:b/>
           <w:lang w:val="gu_IN" w:bidi="gu_IN"/>
         </w:rPr>
+        <w:t>ἤγγικεν</w:t>
+      </w:r>
+    </w:p>
+    <w:p>
+      <w:pPr/>
+      <w:r>
+        <w:rPr>
+          <w:lang w:val="gu_IN" w:bidi="gu_IN"/>
+        </w:rPr>
+      </w:r>
+      <w:r>
+        <w:rPr>
+          <w:b/>
+          <w:lang w:val="gu_IN" w:bidi="gu_IN"/>
+        </w:rPr>
         <w:t>"પાસે આવ્યો છે"</w:t>
       </w:r>
     </w:p>
@@ -34746,6 +39006,21 @@
           <w:b/>
           <w:lang w:val="gu_IN" w:bidi="gu_IN"/>
         </w:rPr>
+        <w:t>σωφρονήσατε &amp; καὶ νήψατε</w:t>
+      </w:r>
+    </w:p>
+    <w:p>
+      <w:pPr/>
+      <w:r>
+        <w:rPr>
+          <w:lang w:val="gu_IN" w:bidi="gu_IN"/>
+        </w:rPr>
+      </w:r>
+      <w:r>
+        <w:rPr>
+          <w:b/>
+          <w:lang w:val="gu_IN" w:bidi="gu_IN"/>
+        </w:rPr>
         <w:t>"તમે સંયમી થાઓ, ને શાંત રહીને"</w:t>
       </w:r>
     </w:p>
@@ -34916,6 +39191,21 @@
           <w:b/>
           <w:lang w:val="gu_IN" w:bidi="gu_IN"/>
         </w:rPr>
+        <w:t>εἰς προσευχάς</w:t>
+      </w:r>
+    </w:p>
+    <w:p>
+      <w:pPr/>
+      <w:r>
+        <w:rPr>
+          <w:lang w:val="gu_IN" w:bidi="gu_IN"/>
+        </w:rPr>
+      </w:r>
+      <w:r>
+        <w:rPr>
+          <w:b/>
+          <w:lang w:val="gu_IN" w:bidi="gu_IN"/>
+        </w:rPr>
         <w:t>"પ્રાર્થના કરો"</w:t>
       </w:r>
     </w:p>
@@ -35004,6 +39294,21 @@
           <w:b/>
           <w:lang w:val="gu_IN" w:bidi="gu_IN"/>
         </w:rPr>
+        <w:t>ὅτι ἀγάπη καλύψει πλῆθος ἁμαρτιῶν</w:t>
+      </w:r>
+    </w:p>
+    <w:p>
+      <w:pPr/>
+      <w:r>
+        <w:rPr>
+          <w:lang w:val="gu_IN" w:bidi="gu_IN"/>
+        </w:rPr>
+      </w:r>
+      <w:r>
+        <w:rPr>
+          <w:b/>
+          <w:lang w:val="gu_IN" w:bidi="gu_IN"/>
+        </w:rPr>
         <w:t>"કેમ કે પ્રીતિ પાપના પુંજને ઢાંકે છે"</w:t>
       </w:r>
     </w:p>
@@ -35118,6 +39423,21 @@
           <w:b/>
           <w:lang w:val="gu_IN" w:bidi="gu_IN"/>
         </w:rPr>
+        <w:t>φιλόξενοι</w:t>
+      </w:r>
+    </w:p>
+    <w:p>
+      <w:pPr/>
+      <w:r>
+        <w:rPr>
+          <w:lang w:val="gu_IN" w:bidi="gu_IN"/>
+        </w:rPr>
+      </w:r>
+      <w:r>
+        <w:rPr>
+          <w:b/>
+          <w:lang w:val="gu_IN" w:bidi="gu_IN"/>
+        </w:rPr>
         <w:t>"તમે એકબીજાને પરોણા {રાખો"</w:t>
       </w:r>
     </w:p>
@@ -35200,6 +39520,21 @@
           <w:b/>
           <w:lang w:val="gu_IN" w:bidi="gu_IN"/>
         </w:rPr>
+        <w:t>ἄνευ γογγυσμοῦ</w:t>
+      </w:r>
+    </w:p>
+    <w:p>
+      <w:pPr/>
+      <w:r>
+        <w:rPr>
+          <w:lang w:val="gu_IN" w:bidi="gu_IN"/>
+        </w:rPr>
+      </w:r>
+      <w:r>
+        <w:rPr>
+          <w:b/>
+          <w:lang w:val="gu_IN" w:bidi="gu_IN"/>
+        </w:rPr>
         <w:t>"કચવાયા વગર"</w:t>
       </w:r>
     </w:p>
@@ -35275,6 +39610,21 @@
           <w:b/>
           <w:lang w:val="gu_IN" w:bidi="gu_IN"/>
         </w:rPr>
+        <w:t>ἕκαστος καθὼς ἔλαβεν χάρισμα</w:t>
+      </w:r>
+    </w:p>
+    <w:p>
+      <w:pPr/>
+      <w:r>
+        <w:rPr>
+          <w:lang w:val="gu_IN" w:bidi="gu_IN"/>
+        </w:rPr>
+      </w:r>
+      <w:r>
+        <w:rPr>
+          <w:b/>
+          <w:lang w:val="gu_IN" w:bidi="gu_IN"/>
+        </w:rPr>
         <w:t>"દરેકને જે કૃપાદાન મળ્યું"</w:t>
       </w:r>
     </w:p>
@@ -35363,6 +39713,21 @@
           <w:b/>
           <w:lang w:val="gu_IN" w:bidi="gu_IN"/>
         </w:rPr>
+        <w:t>ὡς καλοὶ οἰκονόμοι ποικίλης χάριτος Θεοῦ</w:t>
+      </w:r>
+    </w:p>
+    <w:p>
+      <w:pPr/>
+      <w:r>
+        <w:rPr>
+          <w:lang w:val="gu_IN" w:bidi="gu_IN"/>
+        </w:rPr>
+      </w:r>
+      <w:r>
+        <w:rPr>
+          <w:b/>
+          <w:lang w:val="gu_IN" w:bidi="gu_IN"/>
+        </w:rPr>
         <w:t>"દેવની અનેક પ્રકારની કૃપાના સારા કારભારીઓ તરીકે વાપરવું"</w:t>
       </w:r>
     </w:p>
@@ -35451,6 +39816,21 @@
           <w:b/>
           <w:lang w:val="gu_IN" w:bidi="gu_IN"/>
         </w:rPr>
+        <w:t>ποικίλης χάριτος Θεοῦ</w:t>
+      </w:r>
+    </w:p>
+    <w:p>
+      <w:pPr/>
+      <w:r>
+        <w:rPr>
+          <w:lang w:val="gu_IN" w:bidi="gu_IN"/>
+        </w:rPr>
+      </w:r>
+      <w:r>
+        <w:rPr>
+          <w:b/>
+          <w:lang w:val="gu_IN" w:bidi="gu_IN"/>
+        </w:rPr>
         <w:t>"દેવની અનેક પ્રકારની કૃપાના"</w:t>
       </w:r>
     </w:p>
@@ -35552,6 +39932,21 @@
           <w:b/>
           <w:lang w:val="gu_IN" w:bidi="gu_IN"/>
         </w:rPr>
+        <w:t>εἴ τις λαλεῖ, ὡς λόγια Θεοῦ</w:t>
+      </w:r>
+    </w:p>
+    <w:p>
+      <w:pPr/>
+      <w:r>
+        <w:rPr>
+          <w:lang w:val="gu_IN" w:bidi="gu_IN"/>
+        </w:rPr>
+      </w:r>
+      <w:r>
+        <w:rPr>
+          <w:b/>
+          <w:lang w:val="gu_IN" w:bidi="gu_IN"/>
+        </w:rPr>
         <w:t>"જો કોઈ બોલે-તો તેણે દેવના વચન પ્રમાણે બોલવું"</w:t>
       </w:r>
     </w:p>
@@ -35627,6 +40022,21 @@
           <w:b/>
           <w:lang w:val="gu_IN" w:bidi="gu_IN"/>
         </w:rPr>
+        <w:t>εἴ τις διακονεῖ, ὡς ἐξ ἰσχύος ἧς χορηγεῖ ὁ Θεός</w:t>
+      </w:r>
+    </w:p>
+    <w:p>
+      <w:pPr/>
+      <w:r>
+        <w:rPr>
+          <w:lang w:val="gu_IN" w:bidi="gu_IN"/>
+        </w:rPr>
+      </w:r>
+      <w:r>
+        <w:rPr>
+          <w:b/>
+          <w:lang w:val="gu_IN" w:bidi="gu_IN"/>
+        </w:rPr>
         <w:t>"જો કોઈ સેવા કરે-તો દેવે આપેલા સામર્થ્ય પ્રમાણે કરવું"</w:t>
       </w:r>
     </w:p>
@@ -35702,6 +40112,21 @@
           <w:b/>
           <w:lang w:val="gu_IN" w:bidi="gu_IN"/>
         </w:rPr>
+        <w:t>δοξάζηται ὁ Θεὸς</w:t>
+      </w:r>
+    </w:p>
+    <w:p>
+      <w:pPr/>
+      <w:r>
+        <w:rPr>
+          <w:lang w:val="gu_IN" w:bidi="gu_IN"/>
+        </w:rPr>
+      </w:r>
+      <w:r>
+        <w:rPr>
+          <w:b/>
+          <w:lang w:val="gu_IN" w:bidi="gu_IN"/>
+        </w:rPr>
         <w:t>"દેવ મહિમાવાન થાય"</w:t>
       </w:r>
     </w:p>
@@ -35872,6 +40297,21 @@
           <w:b/>
           <w:lang w:val="gu_IN" w:bidi="gu_IN"/>
         </w:rPr>
+        <w:t>τῇ ἐν ὑμῖν πυρώσει</w:t>
+      </w:r>
+    </w:p>
+    <w:p>
+      <w:pPr/>
+      <w:r>
+        <w:rPr>
+          <w:lang w:val="gu_IN" w:bidi="gu_IN"/>
+        </w:rPr>
+      </w:r>
+      <w:r>
+        <w:rPr>
+          <w:b/>
+          <w:lang w:val="gu_IN" w:bidi="gu_IN"/>
+        </w:rPr>
         <w:t>"તમારી મધ્યે અગ્નીરૂપી કસોટીને"</w:t>
       </w:r>
     </w:p>
@@ -35947,6 +40387,21 @@
           <w:b/>
           <w:lang w:val="gu_IN" w:bidi="gu_IN"/>
         </w:rPr>
+        <w:t>ἐν τῇ ἀποκαλύψει τῆς δόξης αὐτοῦ</w:t>
+      </w:r>
+    </w:p>
+    <w:p>
+      <w:pPr/>
+      <w:r>
+        <w:rPr>
+          <w:lang w:val="gu_IN" w:bidi="gu_IN"/>
+        </w:rPr>
+      </w:r>
+      <w:r>
+        <w:rPr>
+          <w:b/>
+          <w:lang w:val="gu_IN" w:bidi="gu_IN"/>
+        </w:rPr>
         <w:t>"તેનો મહિમા પ્રગટ થાય ત્યારે"</w:t>
       </w:r>
     </w:p>
@@ -36042,6 +40497,21 @@
           <w:b/>
           <w:lang w:val="gu_IN" w:bidi="gu_IN"/>
         </w:rPr>
+        <w:t>ἐν τῇ ἀποκαλύψει τῆς δόξης αὐτοῦ</w:t>
+      </w:r>
+    </w:p>
+    <w:p>
+      <w:pPr/>
+      <w:r>
+        <w:rPr>
+          <w:lang w:val="gu_IN" w:bidi="gu_IN"/>
+        </w:rPr>
+      </w:r>
+      <w:r>
+        <w:rPr>
+          <w:b/>
+          <w:lang w:val="gu_IN" w:bidi="gu_IN"/>
+        </w:rPr>
         <w:t>"તેનો મહિમા પ્રગટ થાય ત્યારે"</w:t>
       </w:r>
     </w:p>
@@ -36130,6 +40600,21 @@
           <w:b/>
           <w:lang w:val="gu_IN" w:bidi="gu_IN"/>
         </w:rPr>
+        <w:t>χαρῆτε ἀγαλλιώμενοι</w:t>
+      </w:r>
+    </w:p>
+    <w:p>
+      <w:pPr/>
+      <w:r>
+        <w:rPr>
+          <w:lang w:val="gu_IN" w:bidi="gu_IN"/>
+        </w:rPr>
+      </w:r>
+      <w:r>
+        <w:rPr>
+          <w:b/>
+          <w:lang w:val="gu_IN" w:bidi="gu_IN"/>
+        </w:rPr>
         <w:t>"તમે &amp; બહુ ઉલ્લાસથી આનંદ કરો"</w:t>
       </w:r>
     </w:p>
@@ -36225,6 +40710,21 @@
           <w:b/>
           <w:lang w:val="gu_IN" w:bidi="gu_IN"/>
         </w:rPr>
+        <w:t>εἰ ὀνειδίζεσθε</w:t>
+      </w:r>
+    </w:p>
+    <w:p>
+      <w:pPr/>
+      <w:r>
+        <w:rPr>
+          <w:lang w:val="gu_IN" w:bidi="gu_IN"/>
+        </w:rPr>
+      </w:r>
+      <w:r>
+        <w:rPr>
+          <w:b/>
+          <w:lang w:val="gu_IN" w:bidi="gu_IN"/>
+        </w:rPr>
         <w:t>"જો &amp; તમારી નિંદા થતી હોય"</w:t>
       </w:r>
     </w:p>
@@ -36300,6 +40800,21 @@
           <w:b/>
           <w:lang w:val="gu_IN" w:bidi="gu_IN"/>
         </w:rPr>
+        <w:t>ἐν ὀνόματι Χριστοῦ</w:t>
+      </w:r>
+    </w:p>
+    <w:p>
+      <w:pPr/>
+      <w:r>
+        <w:rPr>
+          <w:lang w:val="gu_IN" w:bidi="gu_IN"/>
+        </w:rPr>
+      </w:r>
+      <w:r>
+        <w:rPr>
+          <w:b/>
+          <w:lang w:val="gu_IN" w:bidi="gu_IN"/>
+        </w:rPr>
         <w:t>"ખ્રિસ્તના નામને લીધે"</w:t>
       </w:r>
     </w:p>
@@ -36388,6 +40903,21 @@
           <w:b/>
           <w:lang w:val="gu_IN" w:bidi="gu_IN"/>
         </w:rPr>
+        <w:t>μακάριοι</w:t>
+      </w:r>
+    </w:p>
+    <w:p>
+      <w:pPr/>
+      <w:r>
+        <w:rPr>
+          <w:lang w:val="gu_IN" w:bidi="gu_IN"/>
+        </w:rPr>
+      </w:r>
+      <w:r>
+        <w:rPr>
+          <w:b/>
+          <w:lang w:val="gu_IN" w:bidi="gu_IN"/>
+        </w:rPr>
         <w:t>"તમને} ધન્ય છે"</w:t>
       </w:r>
     </w:p>
@@ -36463,6 +40993,21 @@
           <w:b/>
           <w:lang w:val="gu_IN" w:bidi="gu_IN"/>
         </w:rPr>
+        <w:t>τὸ τῆς δόξης καὶ τὸ τοῦ Θεοῦ Πνεῦμα</w:t>
+      </w:r>
+    </w:p>
+    <w:p>
+      <w:pPr/>
+      <w:r>
+        <w:rPr>
+          <w:lang w:val="gu_IN" w:bidi="gu_IN"/>
+        </w:rPr>
+      </w:r>
+      <w:r>
+        <w:rPr>
+          <w:b/>
+          <w:lang w:val="gu_IN" w:bidi="gu_IN"/>
+        </w:rPr>
         <w:t>"મહિમાનો અને દેવનો આત્મા"</w:t>
       </w:r>
     </w:p>
@@ -36564,6 +41109,21 @@
           <w:b/>
           <w:lang w:val="gu_IN" w:bidi="gu_IN"/>
         </w:rPr>
+        <w:t>ἐφ’ ὑμᾶς ἀναπαύεται</w:t>
+      </w:r>
+    </w:p>
+    <w:p>
+      <w:pPr/>
+      <w:r>
+        <w:rPr>
+          <w:lang w:val="gu_IN" w:bidi="gu_IN"/>
+        </w:rPr>
+      </w:r>
+      <w:r>
+        <w:rPr>
+          <w:b/>
+          <w:lang w:val="gu_IN" w:bidi="gu_IN"/>
+        </w:rPr>
         <w:t>"તમારા પર રહે છે"</w:t>
       </w:r>
     </w:p>
@@ -36773,6 +41333,21 @@
           <w:b/>
           <w:lang w:val="gu_IN" w:bidi="gu_IN"/>
         </w:rPr>
+        <w:t>ἀλλοτριεπίσκοπος</w:t>
+      </w:r>
+    </w:p>
+    <w:p>
+      <w:pPr/>
+      <w:r>
+        <w:rPr>
+          <w:lang w:val="gu_IN" w:bidi="gu_IN"/>
+        </w:rPr>
+      </w:r>
+      <w:r>
+        <w:rPr>
+          <w:b/>
+          <w:lang w:val="gu_IN" w:bidi="gu_IN"/>
+        </w:rPr>
         <w:t>"ઘાલમેલ કરનાર"</w:t>
       </w:r>
     </w:p>
@@ -36861,6 +41436,21 @@
           <w:b/>
           <w:lang w:val="gu_IN" w:bidi="gu_IN"/>
         </w:rPr>
+        <w:t>μὴ αἰσχυνέσθω, δοξαζέτω δὲ τὸν Θεὸν</w:t>
+      </w:r>
+    </w:p>
+    <w:p>
+      <w:pPr/>
+      <w:r>
+        <w:rPr>
+          <w:lang w:val="gu_IN" w:bidi="gu_IN"/>
+        </w:rPr>
+      </w:r>
+      <w:r>
+        <w:rPr>
+          <w:b/>
+          <w:lang w:val="gu_IN" w:bidi="gu_IN"/>
+        </w:rPr>
         <w:t>"તે તેથી શરમાય નહિ, પણ &amp; તે દેવની મહિમા કરે"</w:t>
       </w:r>
     </w:p>
@@ -36936,6 +41526,21 @@
           <w:b/>
           <w:lang w:val="gu_IN" w:bidi="gu_IN"/>
         </w:rPr>
+        <w:t>ἐν τῷ ὀνόματι τούτῳ</w:t>
+      </w:r>
+    </w:p>
+    <w:p>
+      <w:pPr/>
+      <w:r>
+        <w:rPr>
+          <w:lang w:val="gu_IN" w:bidi="gu_IN"/>
+        </w:rPr>
+      </w:r>
+      <w:r>
+        <w:rPr>
+          <w:b/>
+          <w:lang w:val="gu_IN" w:bidi="gu_IN"/>
+        </w:rPr>
         <w:t>"તે નામમાં"</w:t>
       </w:r>
     </w:p>
@@ -37106,6 +41711,21 @@
           <w:b/>
           <w:lang w:val="gu_IN" w:bidi="gu_IN"/>
         </w:rPr>
+        <w:t>τοῦ οἴκου τοῦ Θεοῦ</w:t>
+      </w:r>
+    </w:p>
+    <w:p>
+      <w:pPr/>
+      <w:r>
+        <w:rPr>
+          <w:lang w:val="gu_IN" w:bidi="gu_IN"/>
+        </w:rPr>
+      </w:r>
+      <w:r>
+        <w:rPr>
+          <w:b/>
+          <w:lang w:val="gu_IN" w:bidi="gu_IN"/>
+        </w:rPr>
         <w:t>"દેવના કુટુંબમાં"</w:t>
       </w:r>
     </w:p>
@@ -37194,6 +41814,21 @@
           <w:b/>
           <w:lang w:val="gu_IN" w:bidi="gu_IN"/>
         </w:rPr>
+        <w:t>εἰ δὲ πρῶτον ἀφ’ ἡμῶν</w:t>
+      </w:r>
+    </w:p>
+    <w:p>
+      <w:pPr/>
+      <w:r>
+        <w:rPr>
+          <w:lang w:val="gu_IN" w:bidi="gu_IN"/>
+        </w:rPr>
+      </w:r>
+      <w:r>
+        <w:rPr>
+          <w:b/>
+          <w:lang w:val="gu_IN" w:bidi="gu_IN"/>
+        </w:rPr>
         <w:t>"પરંતુ જો પ્રથમ આપણી સાથે"</w:t>
       </w:r>
     </w:p>
@@ -37269,6 +41904,21 @@
           <w:b/>
           <w:lang w:val="gu_IN" w:bidi="gu_IN"/>
         </w:rPr>
+        <w:t>ἀφ’ ἡμῶν</w:t>
+      </w:r>
+    </w:p>
+    <w:p>
+      <w:pPr/>
+      <w:r>
+        <w:rPr>
+          <w:lang w:val="gu_IN" w:bidi="gu_IN"/>
+        </w:rPr>
+      </w:r>
+      <w:r>
+        <w:rPr>
+          <w:b/>
+          <w:lang w:val="gu_IN" w:bidi="gu_IN"/>
+        </w:rPr>
         <w:t>"આપણી સાથે"</w:t>
       </w:r>
     </w:p>
@@ -37370,6 +42020,21 @@
           <w:b/>
           <w:lang w:val="gu_IN" w:bidi="gu_IN"/>
         </w:rPr>
+        <w:t>τί τὸ τέλος τῶν ἀπειθούντων τῷ τοῦ Θεοῦ εὐαγγελίῳ</w:t>
+      </w:r>
+    </w:p>
+    <w:p>
+      <w:pPr/>
+      <w:r>
+        <w:rPr>
+          <w:lang w:val="gu_IN" w:bidi="gu_IN"/>
+        </w:rPr>
+      </w:r>
+      <w:r>
+        <w:rPr>
+          <w:b/>
+          <w:lang w:val="gu_IN" w:bidi="gu_IN"/>
+        </w:rPr>
         <w:t>"તો દેવની સુવાર્તા જે માનતા નથી તેઓનો શું અંત {થશે"</w:t>
       </w:r>
     </w:p>
@@ -37445,6 +42110,21 @@
           <w:b/>
           <w:lang w:val="gu_IN" w:bidi="gu_IN"/>
         </w:rPr>
+        <w:t>τὸ τέλος</w:t>
+      </w:r>
+    </w:p>
+    <w:p>
+      <w:pPr/>
+      <w:r>
+        <w:rPr>
+          <w:lang w:val="gu_IN" w:bidi="gu_IN"/>
+        </w:rPr>
+      </w:r>
+      <w:r>
+        <w:rPr>
+          <w:b/>
+          <w:lang w:val="gu_IN" w:bidi="gu_IN"/>
+        </w:rPr>
         <w:t>"અંત"</w:t>
       </w:r>
     </w:p>
@@ -37533,6 +42213,21 @@
           <w:b/>
           <w:lang w:val="gu_IN" w:bidi="gu_IN"/>
         </w:rPr>
+        <w:t>τῶν ἀπειθούντων</w:t>
+      </w:r>
+    </w:p>
+    <w:p>
+      <w:pPr/>
+      <w:r>
+        <w:rPr>
+          <w:lang w:val="gu_IN" w:bidi="gu_IN"/>
+        </w:rPr>
+      </w:r>
+      <w:r>
+        <w:rPr>
+          <w:b/>
+          <w:lang w:val="gu_IN" w:bidi="gu_IN"/>
+        </w:rPr>
         <w:t>"જે માનતા નથી તેઓનો"</w:t>
       </w:r>
     </w:p>
@@ -37608,6 +42303,21 @@
           <w:b/>
           <w:lang w:val="gu_IN" w:bidi="gu_IN"/>
         </w:rPr>
+        <w:t>τῷ τοῦ Θεοῦ εὐαγγελίῳ</w:t>
+      </w:r>
+    </w:p>
+    <w:p>
+      <w:pPr/>
+      <w:r>
+        <w:rPr>
+          <w:lang w:val="gu_IN" w:bidi="gu_IN"/>
+        </w:rPr>
+      </w:r>
+      <w:r>
+        <w:rPr>
+          <w:b/>
+          <w:lang w:val="gu_IN" w:bidi="gu_IN"/>
+        </w:rPr>
         <w:t>"દેવની સુવાર્તા"</w:t>
       </w:r>
     </w:p>
@@ -37683,6 +42393,21 @@
           <w:b/>
           <w:lang w:val="gu_IN" w:bidi="gu_IN"/>
         </w:rPr>
+        <w:t>καὶ</w:t>
+      </w:r>
+    </w:p>
+    <w:p>
+      <w:pPr/>
+      <w:r>
+        <w:rPr>
+          <w:lang w:val="gu_IN" w:bidi="gu_IN"/>
+        </w:rPr>
+      </w:r>
+      <w:r>
+        <w:rPr>
+          <w:b/>
+          <w:lang w:val="gu_IN" w:bidi="gu_IN"/>
+        </w:rPr>
         <w:t>"અને"</w:t>
       </w:r>
     </w:p>
@@ -37915,6 +42640,21 @@
           <w:b/>
           <w:lang w:val="gu_IN" w:bidi="gu_IN"/>
         </w:rPr>
+        <w:t>ὁ δίκαιος &amp; ὁ ἀσεβὴς καὶ ἁμαρτωλὸς</w:t>
+      </w:r>
+    </w:p>
+    <w:p>
+      <w:pPr/>
+      <w:r>
+        <w:rPr>
+          <w:lang w:val="gu_IN" w:bidi="gu_IN"/>
+        </w:rPr>
+      </w:r>
+      <w:r>
+        <w:rPr>
+          <w:b/>
+          <w:lang w:val="gu_IN" w:bidi="gu_IN"/>
+        </w:rPr>
         <w:t>"ન્યાયી માણસનો &amp; તો અધર્મી અને પાપી માણસ"</w:t>
       </w:r>
     </w:p>
@@ -37990,6 +42730,21 @@
           <w:b/>
           <w:lang w:val="gu_IN" w:bidi="gu_IN"/>
         </w:rPr>
+        <w:t>ὁ ἀσεβὴς καὶ ἁμαρτωλὸς ποῦ φανεῖται</w:t>
+      </w:r>
+    </w:p>
+    <w:p>
+      <w:pPr/>
+      <w:r>
+        <w:rPr>
+          <w:lang w:val="gu_IN" w:bidi="gu_IN"/>
+        </w:rPr>
+      </w:r>
+      <w:r>
+        <w:rPr>
+          <w:b/>
+          <w:lang w:val="gu_IN" w:bidi="gu_IN"/>
+        </w:rPr>
         <w:t>"તો અધર્મી અને પાપી માણસ ક્યાં જશે"</w:t>
       </w:r>
     </w:p>
@@ -38065,6 +42820,21 @@
           <w:b/>
           <w:lang w:val="gu_IN" w:bidi="gu_IN"/>
         </w:rPr>
+        <w:t>ὁ ἀσεβὴς καὶ ἁμαρτωλὸς ποῦ φανεῖται</w:t>
+      </w:r>
+    </w:p>
+    <w:p>
+      <w:pPr/>
+      <w:r>
+        <w:rPr>
+          <w:lang w:val="gu_IN" w:bidi="gu_IN"/>
+        </w:rPr>
+      </w:r>
+      <w:r>
+        <w:rPr>
+          <w:b/>
+          <w:lang w:val="gu_IN" w:bidi="gu_IN"/>
+        </w:rPr>
         <w:t>"તો અધર્મી અને પાપી માણસ ક્યાં જશે"</w:t>
       </w:r>
     </w:p>
@@ -38152,6 +42922,21 @@
         <w:rPr>
           <w:lang w:val="gu_IN" w:bidi="gu_IN"/>
         </w:rPr>
+      </w:r>
+    </w:p>
+    <w:p>
+      <w:pPr/>
+      <w:r>
+        <w:rPr>
+          <w:lang w:val="gu_IN" w:bidi="gu_IN"/>
+        </w:rPr>
+      </w:r>
+      <w:r>
+        <w:rPr>
+          <w:b/>
+          <w:lang w:val="gu_IN" w:bidi="gu_IN"/>
+        </w:rPr>
+        <w:t>ὁ ἀσεβὴς καὶ ἁμαρτωλὸς</w:t>
       </w:r>
     </w:p>
     <w:p>
@@ -38668,6 +43453,21 @@
           <w:b/>
           <w:lang w:val="gu_IN" w:bidi="gu_IN"/>
         </w:rPr>
+        <w:t>πρεσβυτέρους &amp; ὁ συνπρεσβύτερος</w:t>
+      </w:r>
+    </w:p>
+    <w:p>
+      <w:pPr/>
+      <w:r>
+        <w:rPr>
+          <w:lang w:val="gu_IN" w:bidi="gu_IN"/>
+        </w:rPr>
+      </w:r>
+      <w:r>
+        <w:rPr>
+          <w:b/>
+          <w:lang w:val="gu_IN" w:bidi="gu_IN"/>
+        </w:rPr>
         <w:t>"સાથી વડીલ &amp; વડીલોને"</w:t>
       </w:r>
     </w:p>
@@ -38939,6 +43739,21 @@
           <w:b/>
           <w:lang w:val="gu_IN" w:bidi="gu_IN"/>
         </w:rPr>
+        <w:t>τῆς &amp; δόξης</w:t>
+      </w:r>
+    </w:p>
+    <w:p>
+      <w:pPr/>
+      <w:r>
+        <w:rPr>
+          <w:lang w:val="gu_IN" w:bidi="gu_IN"/>
+        </w:rPr>
+      </w:r>
+      <w:r>
+        <w:rPr>
+          <w:b/>
+          <w:lang w:val="gu_IN" w:bidi="gu_IN"/>
+        </w:rPr>
         <w:t>"પ્રગટ થનાર મહિમાનો ભાગીદાર છું"</w:t>
       </w:r>
     </w:p>
@@ -39021,6 +43836,21 @@
           <w:b/>
           <w:lang w:val="gu_IN" w:bidi="gu_IN"/>
         </w:rPr>
+        <w:t>τῆς μελλούσης ἀποκαλύπτεσθαι δόξης</w:t>
+      </w:r>
+    </w:p>
+    <w:p>
+      <w:pPr/>
+      <w:r>
+        <w:rPr>
+          <w:lang w:val="gu_IN" w:bidi="gu_IN"/>
+        </w:rPr>
+      </w:r>
+      <w:r>
+        <w:rPr>
+          <w:b/>
+          <w:lang w:val="gu_IN" w:bidi="gu_IN"/>
+        </w:rPr>
         <w:t>"પ્રગટ થનાર મહિમાનો ભાગીદાર છું"</w:t>
       </w:r>
     </w:p>
@@ -39103,6 +43933,21 @@
           <w:b/>
           <w:lang w:val="gu_IN" w:bidi="gu_IN"/>
         </w:rPr>
+        <w:t>ποιμάνατε τὸ &amp; ποίμνιον τοῦ Θεοῦ</w:t>
+      </w:r>
+    </w:p>
+    <w:p>
+      <w:pPr/>
+      <w:r>
+        <w:rPr>
+          <w:lang w:val="gu_IN" w:bidi="gu_IN"/>
+        </w:rPr>
+      </w:r>
+      <w:r>
+        <w:rPr>
+          <w:b/>
+          <w:lang w:val="gu_IN" w:bidi="gu_IN"/>
+        </w:rPr>
         <w:t>"દેવનું જે ટોળું તમારામાં છે તેનું પ્રતિપાલન કરો"</w:t>
       </w:r>
     </w:p>
@@ -39286,6 +44131,21 @@
           <w:b/>
           <w:lang w:val="gu_IN" w:bidi="gu_IN"/>
         </w:rPr>
+        <w:t>ἐπισκοποῦντες μὴ ἀναγκαστῶς</w:t>
+      </w:r>
+    </w:p>
+    <w:p>
+      <w:pPr/>
+      <w:r>
+        <w:rPr>
+          <w:lang w:val="gu_IN" w:bidi="gu_IN"/>
+        </w:rPr>
+      </w:r>
+      <w:r>
+        <w:rPr>
+          <w:b/>
+          <w:lang w:val="gu_IN" w:bidi="gu_IN"/>
+        </w:rPr>
         <w:t>"દેખરેખ રાખો-ફરજ પડયાથી નહિ"</w:t>
       </w:r>
     </w:p>
@@ -39361,6 +44221,21 @@
           <w:b/>
           <w:lang w:val="gu_IN" w:bidi="gu_IN"/>
         </w:rPr>
+        <w:t>μὴ ἀναγκαστῶς, ἀλλὰ ἑκουσίως</w:t>
+      </w:r>
+    </w:p>
+    <w:p>
+      <w:pPr/>
+      <w:r>
+        <w:rPr>
+          <w:lang w:val="gu_IN" w:bidi="gu_IN"/>
+        </w:rPr>
+      </w:r>
+      <w:r>
+        <w:rPr>
+          <w:b/>
+          <w:lang w:val="gu_IN" w:bidi="gu_IN"/>
+        </w:rPr>
         <w:t>"ફરજ પડયાથી નહિ, પણ સ્વેચ્છાએ"</w:t>
       </w:r>
     </w:p>
@@ -39456,6 +44331,21 @@
           <w:b/>
           <w:lang w:val="gu_IN" w:bidi="gu_IN"/>
         </w:rPr>
+        <w:t>κατὰ Θεόν</w:t>
+      </w:r>
+    </w:p>
+    <w:p>
+      <w:pPr/>
+      <w:r>
+        <w:rPr>
+          <w:lang w:val="gu_IN" w:bidi="gu_IN"/>
+        </w:rPr>
+      </w:r>
+      <w:r>
+        <w:rPr>
+          <w:b/>
+          <w:lang w:val="gu_IN" w:bidi="gu_IN"/>
+        </w:rPr>
         <w:t>"દેવને અનુસાર"</w:t>
       </w:r>
     </w:p>
@@ -39531,6 +44421,21 @@
           <w:b/>
           <w:lang w:val="gu_IN" w:bidi="gu_IN"/>
         </w:rPr>
+        <w:t>μηδὲ αἰσχροκερδῶς, ἀλλὰ προθύμως</w:t>
+      </w:r>
+    </w:p>
+    <w:p>
+      <w:pPr/>
+      <w:r>
+        <w:rPr>
+          <w:lang w:val="gu_IN" w:bidi="gu_IN"/>
+        </w:rPr>
+      </w:r>
+      <w:r>
+        <w:rPr>
+          <w:b/>
+          <w:lang w:val="gu_IN" w:bidi="gu_IN"/>
+        </w:rPr>
         <w:t>"લોભને સારુ નહિ,પણ હોંશથી કરો"</w:t>
       </w:r>
     </w:p>
@@ -39626,6 +44531,21 @@
           <w:b/>
           <w:lang w:val="gu_IN" w:bidi="gu_IN"/>
         </w:rPr>
+        <w:t>ὡς κατακυριεύοντες</w:t>
+      </w:r>
+    </w:p>
+    <w:p>
+      <w:pPr/>
+      <w:r>
+        <w:rPr>
+          <w:lang w:val="gu_IN" w:bidi="gu_IN"/>
+        </w:rPr>
+      </w:r>
+      <w:r>
+        <w:rPr>
+          <w:b/>
+          <w:lang w:val="gu_IN" w:bidi="gu_IN"/>
+        </w:rPr>
         <w:t>"પર ધણી તરીકે"</w:t>
       </w:r>
     </w:p>
@@ -39714,6 +44634,21 @@
           <w:b/>
           <w:lang w:val="gu_IN" w:bidi="gu_IN"/>
         </w:rPr>
+        <w:t>τῶν κλήρων</w:t>
+      </w:r>
+    </w:p>
+    <w:p>
+      <w:pPr/>
+      <w:r>
+        <w:rPr>
+          <w:lang w:val="gu_IN" w:bidi="gu_IN"/>
+        </w:rPr>
+      </w:r>
+      <w:r>
+        <w:rPr>
+          <w:b/>
+          <w:lang w:val="gu_IN" w:bidi="gu_IN"/>
+        </w:rPr>
         <w:t>"તમારા} ભાગ"</w:t>
       </w:r>
     </w:p>
@@ -39796,6 +44731,21 @@
           <w:b/>
           <w:lang w:val="gu_IN" w:bidi="gu_IN"/>
         </w:rPr>
+        <w:t>τύποι γινόμενοι τοῦ ποιμνίου</w:t>
+      </w:r>
+    </w:p>
+    <w:p>
+      <w:pPr/>
+      <w:r>
+        <w:rPr>
+          <w:lang w:val="gu_IN" w:bidi="gu_IN"/>
+        </w:rPr>
+      </w:r>
+      <w:r>
+        <w:rPr>
+          <w:b/>
+          <w:lang w:val="gu_IN" w:bidi="gu_IN"/>
+        </w:rPr>
         <w:t>"ટોળાને આદર્શરૂપ થાઓ"</w:t>
       </w:r>
     </w:p>
@@ -39979,6 +44929,21 @@
           <w:b/>
           <w:lang w:val="gu_IN" w:bidi="gu_IN"/>
         </w:rPr>
+        <w:t>καὶ</w:t>
+      </w:r>
+    </w:p>
+    <w:p>
+      <w:pPr/>
+      <w:r>
+        <w:rPr>
+          <w:lang w:val="gu_IN" w:bidi="gu_IN"/>
+        </w:rPr>
+      </w:r>
+      <w:r>
+        <w:rPr>
+          <w:b/>
+          <w:lang w:val="gu_IN" w:bidi="gu_IN"/>
+        </w:rPr>
         <w:t>"અને"</w:t>
       </w:r>
     </w:p>
@@ -40061,6 +45026,21 @@
           <w:b/>
           <w:lang w:val="gu_IN" w:bidi="gu_IN"/>
         </w:rPr>
+        <w:t>τοῦ ἀρχιποίμενος</w:t>
+      </w:r>
+    </w:p>
+    <w:p>
+      <w:pPr/>
+      <w:r>
+        <w:rPr>
+          <w:lang w:val="gu_IN" w:bidi="gu_IN"/>
+        </w:rPr>
+      </w:r>
+      <w:r>
+        <w:rPr>
+          <w:b/>
+          <w:lang w:val="gu_IN" w:bidi="gu_IN"/>
+        </w:rPr>
         <w:t>"મુખ્ય ઘેટાંપાળક"</w:t>
       </w:r>
     </w:p>
@@ -40143,6 +45123,21 @@
           <w:b/>
           <w:lang w:val="gu_IN" w:bidi="gu_IN"/>
         </w:rPr>
+        <w:t>τοῦ ἀρχιποίμενος</w:t>
+      </w:r>
+    </w:p>
+    <w:p>
+      <w:pPr/>
+      <w:r>
+        <w:rPr>
+          <w:lang w:val="gu_IN" w:bidi="gu_IN"/>
+        </w:rPr>
+      </w:r>
+      <w:r>
+        <w:rPr>
+          <w:b/>
+          <w:lang w:val="gu_IN" w:bidi="gu_IN"/>
+        </w:rPr>
         <w:t>"મુખ્ય ઘેટાંપાળક"</w:t>
       </w:r>
     </w:p>
@@ -40319,6 +45314,21 @@
           <w:b/>
           <w:lang w:val="gu_IN" w:bidi="gu_IN"/>
         </w:rPr>
+        <w:t>τὸν ἀμαράντινον τῆς δόξης στέφανον</w:t>
+      </w:r>
+    </w:p>
+    <w:p>
+      <w:pPr/>
+      <w:r>
+        <w:rPr>
+          <w:lang w:val="gu_IN" w:bidi="gu_IN"/>
+        </w:rPr>
+      </w:r>
+      <w:r>
+        <w:rPr>
+          <w:b/>
+          <w:lang w:val="gu_IN" w:bidi="gu_IN"/>
+        </w:rPr>
         <w:t>"મહિમાનો કદીપણ કરમાઈ ન જનાર મુગટ"</w:t>
       </w:r>
     </w:p>
@@ -40446,6 +45456,21 @@
           <w:b/>
           <w:lang w:val="gu_IN" w:bidi="gu_IN"/>
         </w:rPr>
+        <w:t>τῆς δόξης στέφανον</w:t>
+      </w:r>
+    </w:p>
+    <w:p>
+      <w:pPr/>
+      <w:r>
+        <w:rPr>
+          <w:lang w:val="gu_IN" w:bidi="gu_IN"/>
+        </w:rPr>
+      </w:r>
+      <w:r>
+        <w:rPr>
+          <w:b/>
+          <w:lang w:val="gu_IN" w:bidi="gu_IN"/>
+        </w:rPr>
         <w:t>"મહિમાનો &amp; મુગટ"</w:t>
       </w:r>
     </w:p>
@@ -40647,6 +45672,21 @@
           <w:b/>
           <w:lang w:val="gu_IN" w:bidi="gu_IN"/>
         </w:rPr>
+        <w:t>ὑποτάγητε</w:t>
+      </w:r>
+    </w:p>
+    <w:p>
+      <w:pPr/>
+      <w:r>
+        <w:rPr>
+          <w:lang w:val="gu_IN" w:bidi="gu_IN"/>
+        </w:rPr>
+      </w:r>
+      <w:r>
+        <w:rPr>
+          <w:b/>
+          <w:lang w:val="gu_IN" w:bidi="gu_IN"/>
+        </w:rPr>
         <w:t>"તમે &amp; આધીન થાઓ"</w:t>
       </w:r>
     </w:p>
@@ -40810,6 +45850,21 @@
           <w:b/>
           <w:lang w:val="gu_IN" w:bidi="gu_IN"/>
         </w:rPr>
+        <w:t>πάντες</w:t>
+      </w:r>
+    </w:p>
+    <w:p>
+      <w:pPr/>
+      <w:r>
+        <w:rPr>
+          <w:lang w:val="gu_IN" w:bidi="gu_IN"/>
+        </w:rPr>
+      </w:r>
+      <w:r>
+        <w:rPr>
+          <w:b/>
+          <w:lang w:val="gu_IN" w:bidi="gu_IN"/>
+        </w:rPr>
         <w:t>"તમે સઘળા"</w:t>
       </w:r>
     </w:p>
@@ -40898,6 +45953,21 @@
           <w:b/>
           <w:lang w:val="gu_IN" w:bidi="gu_IN"/>
         </w:rPr>
+        <w:t>τὴν ταπεινοφροσύνην ἐγκομβώσασθε</w:t>
+      </w:r>
+    </w:p>
+    <w:p>
+      <w:pPr/>
+      <w:r>
+        <w:rPr>
+          <w:lang w:val="gu_IN" w:bidi="gu_IN"/>
+        </w:rPr>
+      </w:r>
+      <w:r>
+        <w:rPr>
+          <w:b/>
+          <w:lang w:val="gu_IN" w:bidi="gu_IN"/>
+        </w:rPr>
         <w:t>"નમ્રતા પહેરી લો"</w:t>
       </w:r>
     </w:p>
@@ -40986,6 +46056,21 @@
           <w:b/>
           <w:lang w:val="gu_IN" w:bidi="gu_IN"/>
         </w:rPr>
+        <w:t>τὴν ταπεινοφροσύνην</w:t>
+      </w:r>
+    </w:p>
+    <w:p>
+      <w:pPr/>
+      <w:r>
+        <w:rPr>
+          <w:lang w:val="gu_IN" w:bidi="gu_IN"/>
+        </w:rPr>
+      </w:r>
+      <w:r>
+        <w:rPr>
+          <w:b/>
+          <w:lang w:val="gu_IN" w:bidi="gu_IN"/>
+        </w:rPr>
         <w:t>"નમ્રતા પહેરી લો"</w:t>
       </w:r>
     </w:p>
@@ -41068,6 +46153,21 @@
           <w:b/>
           <w:lang w:val="gu_IN" w:bidi="gu_IN"/>
         </w:rPr>
+        <w:t>ὅτι</w:t>
+      </w:r>
+    </w:p>
+    <w:p>
+      <w:pPr/>
+      <w:r>
+        <w:rPr>
+          <w:lang w:val="gu_IN" w:bidi="gu_IN"/>
+        </w:rPr>
+      </w:r>
+      <w:r>
+        <w:rPr>
+          <w:b/>
+          <w:lang w:val="gu_IN" w:bidi="gu_IN"/>
+        </w:rPr>
         <w:t>"કેમ કે"</w:t>
       </w:r>
     </w:p>
@@ -41225,6 +46325,21 @@
           <w:b/>
           <w:lang w:val="gu_IN" w:bidi="gu_IN"/>
         </w:rPr>
+        <w:t>δίδωσιν χάριν</w:t>
+      </w:r>
+    </w:p>
+    <w:p>
+      <w:pPr/>
+      <w:r>
+        <w:rPr>
+          <w:lang w:val="gu_IN" w:bidi="gu_IN"/>
+        </w:rPr>
+      </w:r>
+      <w:r>
+        <w:rPr>
+          <w:b/>
+          <w:lang w:val="gu_IN" w:bidi="gu_IN"/>
+        </w:rPr>
         <w:t>"તે &amp; કૃપા રાખે છે"</w:t>
       </w:r>
     </w:p>
@@ -41307,6 +46422,21 @@
           <w:b/>
           <w:lang w:val="gu_IN" w:bidi="gu_IN"/>
         </w:rPr>
+        <w:t>ὑπὸ τὴν κραταιὰν χεῖρα τοῦ Θεοῦ</w:t>
+      </w:r>
+    </w:p>
+    <w:p>
+      <w:pPr/>
+      <w:r>
+        <w:rPr>
+          <w:lang w:val="gu_IN" w:bidi="gu_IN"/>
+        </w:rPr>
+      </w:r>
+      <w:r>
+        <w:rPr>
+          <w:b/>
+          <w:lang w:val="gu_IN" w:bidi="gu_IN"/>
+        </w:rPr>
         <w:t>"દેવના સમર્થ હાથ નીચે"</w:t>
       </w:r>
     </w:p>
@@ -41395,6 +46525,21 @@
           <w:b/>
           <w:lang w:val="gu_IN" w:bidi="gu_IN"/>
         </w:rPr>
+        <w:t>ὑμᾶς ὑψώσῃ</w:t>
+      </w:r>
+    </w:p>
+    <w:p>
+      <w:pPr/>
+      <w:r>
+        <w:rPr>
+          <w:lang w:val="gu_IN" w:bidi="gu_IN"/>
+        </w:rPr>
+      </w:r>
+      <w:r>
+        <w:rPr>
+          <w:b/>
+          <w:lang w:val="gu_IN" w:bidi="gu_IN"/>
+        </w:rPr>
         <w:t>"તે તમને &amp; ઉચ્ચપદે મૂકે"</w:t>
       </w:r>
     </w:p>
@@ -41483,6 +46628,21 @@
           <w:b/>
           <w:lang w:val="gu_IN" w:bidi="gu_IN"/>
         </w:rPr>
+        <w:t>πᾶσαν τὴν μέριμναν ὑμῶν ἐπιρίψαντες ἐπ’ αὐτόν</w:t>
+      </w:r>
+    </w:p>
+    <w:p>
+      <w:pPr/>
+      <w:r>
+        <w:rPr>
+          <w:lang w:val="gu_IN" w:bidi="gu_IN"/>
+        </w:rPr>
+      </w:r>
+      <w:r>
+        <w:rPr>
+          <w:b/>
+          <w:lang w:val="gu_IN" w:bidi="gu_IN"/>
+        </w:rPr>
         <w:t>"તમારી સર્વ ચિતા તેના પર નાખો"</w:t>
       </w:r>
     </w:p>
@@ -41584,6 +46744,21 @@
           <w:b/>
           <w:lang w:val="gu_IN" w:bidi="gu_IN"/>
         </w:rPr>
+        <w:t>νήψατε, γρηγορήσατε</w:t>
+      </w:r>
+    </w:p>
+    <w:p>
+      <w:pPr/>
+      <w:r>
+        <w:rPr>
+          <w:lang w:val="gu_IN" w:bidi="gu_IN"/>
+        </w:rPr>
+      </w:r>
+      <w:r>
+        <w:rPr>
+          <w:b/>
+          <w:lang w:val="gu_IN" w:bidi="gu_IN"/>
+        </w:rPr>
         <w:t>"સાવચેત થાઓ, જાગતા રહો"</w:t>
       </w:r>
     </w:p>
@@ -41754,6 +46929,21 @@
           <w:b/>
           <w:lang w:val="gu_IN" w:bidi="gu_IN"/>
         </w:rPr>
+        <w:t>ὡς λέων ὠρυόμενος περιπατεῖ, ζητῶν τινα καταπιεῖν</w:t>
+      </w:r>
+    </w:p>
+    <w:p>
+      <w:pPr/>
+      <w:r>
+        <w:rPr>
+          <w:lang w:val="gu_IN" w:bidi="gu_IN"/>
+        </w:rPr>
+      </w:r>
+      <w:r>
+        <w:rPr>
+          <w:b/>
+          <w:lang w:val="gu_IN" w:bidi="gu_IN"/>
+        </w:rPr>
         <w:t>"ગાજનાર સિંહની પેઠે આસપાસ ફરે છે, કોઈ મળે તેને ગળી જવાને શોધે છે"</w:t>
       </w:r>
     </w:p>
@@ -41881,6 +47071,21 @@
           <w:b/>
           <w:lang w:val="gu_IN" w:bidi="gu_IN"/>
         </w:rPr>
+        <w:t>στερεοὶ τῇ πίστει</w:t>
+      </w:r>
+    </w:p>
+    <w:p>
+      <w:pPr/>
+      <w:r>
+        <w:rPr>
+          <w:lang w:val="gu_IN" w:bidi="gu_IN"/>
+        </w:rPr>
+      </w:r>
+      <w:r>
+        <w:rPr>
+          <w:b/>
+          <w:lang w:val="gu_IN" w:bidi="gu_IN"/>
+        </w:rPr>
         <w:t>"વિશ્વાસમાં દૃઢ રહીને"</w:t>
       </w:r>
     </w:p>
@@ -41956,6 +47161,21 @@
           <w:b/>
           <w:lang w:val="gu_IN" w:bidi="gu_IN"/>
         </w:rPr>
+        <w:t>τῇ πίστει</w:t>
+      </w:r>
+    </w:p>
+    <w:p>
+      <w:pPr/>
+      <w:r>
+        <w:rPr>
+          <w:lang w:val="gu_IN" w:bidi="gu_IN"/>
+        </w:rPr>
+      </w:r>
+      <w:r>
+        <w:rPr>
+          <w:b/>
+          <w:lang w:val="gu_IN" w:bidi="gu_IN"/>
+        </w:rPr>
         <w:t>"વિશ્વાસમાં દૃઢ રહીને"</w:t>
       </w:r>
     </w:p>
@@ -42427,6 +47647,21 @@
           <w:b/>
           <w:lang w:val="gu_IN" w:bidi="gu_IN"/>
         </w:rPr>
+        <w:t>ὁ &amp; Θεὸς πάσης χάριτος</w:t>
+      </w:r>
+    </w:p>
+    <w:p>
+      <w:pPr/>
+      <w:r>
+        <w:rPr>
+          <w:lang w:val="gu_IN" w:bidi="gu_IN"/>
+        </w:rPr>
+      </w:r>
+      <w:r>
+        <w:rPr>
+          <w:b/>
+          <w:lang w:val="gu_IN" w:bidi="gu_IN"/>
+        </w:rPr>
         <w:t>"સર્વ કૃપાનો દેવ"</w:t>
       </w:r>
     </w:p>
@@ -42509,6 +47744,21 @@
           <w:b/>
           <w:lang w:val="gu_IN" w:bidi="gu_IN"/>
         </w:rPr>
+        <w:t>εἰς τὴν αἰώνιον αὐτοῦ δόξαν</w:t>
+      </w:r>
+    </w:p>
+    <w:p>
+      <w:pPr/>
+      <w:r>
+        <w:rPr>
+          <w:lang w:val="gu_IN" w:bidi="gu_IN"/>
+        </w:rPr>
+      </w:r>
+      <w:r>
+        <w:rPr>
+          <w:b/>
+          <w:lang w:val="gu_IN" w:bidi="gu_IN"/>
+        </w:rPr>
         <w:t>"પોતાના સર્વકાળના મહિમાને સારુ"</w:t>
       </w:r>
     </w:p>
@@ -42591,6 +47841,21 @@
           <w:b/>
           <w:lang w:val="gu_IN" w:bidi="gu_IN"/>
         </w:rPr>
+        <w:t>ἐν Χριστῷ</w:t>
+      </w:r>
+    </w:p>
+    <w:p>
+      <w:pPr/>
+      <w:r>
+        <w:rPr>
+          <w:lang w:val="gu_IN" w:bidi="gu_IN"/>
+        </w:rPr>
+      </w:r>
+      <w:r>
+        <w:rPr>
+          <w:b/>
+          <w:lang w:val="gu_IN" w:bidi="gu_IN"/>
+        </w:rPr>
         <w:t>"ખ્રિસ્તમાં"</w:t>
       </w:r>
     </w:p>
@@ -42742,6 +48007,21 @@
           <w:b/>
           <w:lang w:val="gu_IN" w:bidi="gu_IN"/>
         </w:rPr>
+        <w:t>αὐτὸς καταρτίσει, στηρίξει, σθενώσει, θεμελιώσει</w:t>
+      </w:r>
+    </w:p>
+    <w:p>
+      <w:pPr/>
+      <w:r>
+        <w:rPr>
+          <w:lang w:val="gu_IN" w:bidi="gu_IN"/>
+        </w:rPr>
+      </w:r>
+      <w:r>
+        <w:rPr>
+          <w:b/>
+          <w:lang w:val="gu_IN" w:bidi="gu_IN"/>
+        </w:rPr>
         <w:t>"તે પોતે &amp; તમને પૂર્ણ, સ્થિર, બળવાન {અને} સ્થાપિત કરશે"</w:t>
       </w:r>
     </w:p>
@@ -42856,6 +48136,21 @@
           <w:b/>
           <w:lang w:val="gu_IN" w:bidi="gu_IN"/>
         </w:rPr>
+        <w:t>αὐτῷ τὸ κράτος</w:t>
+      </w:r>
+    </w:p>
+    <w:p>
+      <w:pPr/>
+      <w:r>
+        <w:rPr>
+          <w:lang w:val="gu_IN" w:bidi="gu_IN"/>
+        </w:rPr>
+      </w:r>
+      <w:r>
+        <w:rPr>
+          <w:b/>
+          <w:lang w:val="gu_IN" w:bidi="gu_IN"/>
+        </w:rPr>
         <w:t>"તેને &amp; સત્તા {હોજો"</w:t>
       </w:r>
     </w:p>
@@ -43020,6 +48315,21 @@
           <w:b/>
           <w:lang w:val="gu_IN" w:bidi="gu_IN"/>
         </w:rPr>
+        <w:t>ἀδελφοῦ</w:t>
+      </w:r>
+    </w:p>
+    <w:p>
+      <w:pPr/>
+      <w:r>
+        <w:rPr>
+          <w:lang w:val="gu_IN" w:bidi="gu_IN"/>
+        </w:rPr>
+      </w:r>
+      <w:r>
+        <w:rPr>
+          <w:b/>
+          <w:lang w:val="gu_IN" w:bidi="gu_IN"/>
+        </w:rPr>
         <w:t>"જે વિશ્વાસુ ભાઈ છે"</w:t>
       </w:r>
     </w:p>
@@ -43115,6 +48425,21 @@
           <w:b/>
           <w:lang w:val="gu_IN" w:bidi="gu_IN"/>
         </w:rPr>
+        <w:t>ταύτην</w:t>
+      </w:r>
+    </w:p>
+    <w:p>
+      <w:pPr/>
+      <w:r>
+        <w:rPr>
+          <w:lang w:val="gu_IN" w:bidi="gu_IN"/>
+        </w:rPr>
+      </w:r>
+      <w:r>
+        <w:rPr>
+          <w:b/>
+          <w:lang w:val="gu_IN" w:bidi="gu_IN"/>
+        </w:rPr>
         <w:t>"કે આ તો &amp; ખરી &amp; છે"</w:t>
       </w:r>
     </w:p>
@@ -43203,6 +48528,21 @@
           <w:b/>
           <w:lang w:val="gu_IN" w:bidi="gu_IN"/>
         </w:rPr>
+        <w:t>ταύτην εἶναι ἀληθῆ χάριν τοῦ Θεοῦ</w:t>
+      </w:r>
+    </w:p>
+    <w:p>
+      <w:pPr/>
+      <w:r>
+        <w:rPr>
+          <w:lang w:val="gu_IN" w:bidi="gu_IN"/>
+        </w:rPr>
+      </w:r>
+      <w:r>
+        <w:rPr>
+          <w:b/>
+          <w:lang w:val="gu_IN" w:bidi="gu_IN"/>
+        </w:rPr>
         <w:t>"કે આ તો દેવની ખરી કૃપા છે"</w:t>
       </w:r>
     </w:p>
@@ -43291,6 +48631,21 @@
           <w:b/>
           <w:lang w:val="gu_IN" w:bidi="gu_IN"/>
         </w:rPr>
+        <w:t>εἰς ἣν στῆτε</w:t>
+      </w:r>
+    </w:p>
+    <w:p>
+      <w:pPr/>
+      <w:r>
+        <w:rPr>
+          <w:lang w:val="gu_IN" w:bidi="gu_IN"/>
+        </w:rPr>
+      </w:r>
+      <w:r>
+        <w:rPr>
+          <w:b/>
+          <w:lang w:val="gu_IN" w:bidi="gu_IN"/>
+        </w:rPr>
         <w:t>"તેમાં ઉભા રહો"</w:t>
       </w:r>
     </w:p>
@@ -43379,6 +48734,21 @@
           <w:b/>
           <w:lang w:val="gu_IN" w:bidi="gu_IN"/>
         </w:rPr>
+        <w:t>εἰς ἣν στῆτε</w:t>
+      </w:r>
+    </w:p>
+    <w:p>
+      <w:pPr/>
+      <w:r>
+        <w:rPr>
+          <w:lang w:val="gu_IN" w:bidi="gu_IN"/>
+        </w:rPr>
+      </w:r>
+      <w:r>
+        <w:rPr>
+          <w:b/>
+          <w:lang w:val="gu_IN" w:bidi="gu_IN"/>
+        </w:rPr>
         <w:t>"તેમાં ઉભા રહો"</w:t>
       </w:r>
     </w:p>
@@ -43480,6 +48850,21 @@
           <w:b/>
           <w:lang w:val="gu_IN" w:bidi="gu_IN"/>
         </w:rPr>
+        <w:t>ἡ ἐν Βαβυλῶνι συνεκλεκτὴ</w:t>
+      </w:r>
+    </w:p>
+    <w:p>
+      <w:pPr/>
+      <w:r>
+        <w:rPr>
+          <w:lang w:val="gu_IN" w:bidi="gu_IN"/>
+        </w:rPr>
+      </w:r>
+      <w:r>
+        <w:rPr>
+          <w:b/>
+          <w:lang w:val="gu_IN" w:bidi="gu_IN"/>
+        </w:rPr>
         <w:t>"તેણી }જે બાબીલોનમાં છે,સાથે પસંદ કરાયેલી"</w:t>
       </w:r>
     </w:p>
@@ -43575,6 +48960,21 @@
           <w:b/>
           <w:lang w:val="gu_IN" w:bidi="gu_IN"/>
         </w:rPr>
+        <w:t>ἐν Βαβυλῶνι</w:t>
+      </w:r>
+    </w:p>
+    <w:p>
+      <w:pPr/>
+      <w:r>
+        <w:rPr>
+          <w:lang w:val="gu_IN" w:bidi="gu_IN"/>
+        </w:rPr>
+      </w:r>
+      <w:r>
+        <w:rPr>
+          <w:b/>
+          <w:lang w:val="gu_IN" w:bidi="gu_IN"/>
+        </w:rPr>
         <w:t>"બાબીલોનમાં"</w:t>
       </w:r>
     </w:p>
@@ -43663,6 +49063,21 @@
           <w:b/>
           <w:lang w:val="gu_IN" w:bidi="gu_IN"/>
         </w:rPr>
+        <w:t>συνεκλεκτὴ</w:t>
+      </w:r>
+    </w:p>
+    <w:p>
+      <w:pPr/>
+      <w:r>
+        <w:rPr>
+          <w:lang w:val="gu_IN" w:bidi="gu_IN"/>
+        </w:rPr>
+      </w:r>
+      <w:r>
+        <w:rPr>
+          <w:b/>
+          <w:lang w:val="gu_IN" w:bidi="gu_IN"/>
+        </w:rPr>
         <w:t>"સાથે પસંદ કરાયેલી"</w:t>
       </w:r>
     </w:p>
@@ -43738,6 +49153,21 @@
           <w:b/>
           <w:lang w:val="gu_IN" w:bidi="gu_IN"/>
         </w:rPr>
+        <w:t>ἀσπάζεται</w:t>
+      </w:r>
+    </w:p>
+    <w:p>
+      <w:pPr/>
+      <w:r>
+        <w:rPr>
+          <w:lang w:val="gu_IN" w:bidi="gu_IN"/>
+        </w:rPr>
+      </w:r>
+      <w:r>
+        <w:rPr>
+          <w:b/>
+          <w:lang w:val="gu_IN" w:bidi="gu_IN"/>
+        </w:rPr>
         <w:t>"સલામ કહે છે"</w:t>
       </w:r>
     </w:p>
@@ -43801,6 +49231,21 @@
           <w:b/>
           <w:lang w:val="gu_IN" w:bidi="gu_IN"/>
         </w:rPr>
+        <w:t>ὁ υἱός μου</w:t>
+      </w:r>
+    </w:p>
+    <w:p>
+      <w:pPr/>
+      <w:r>
+        <w:rPr>
+          <w:lang w:val="gu_IN" w:bidi="gu_IN"/>
+        </w:rPr>
+      </w:r>
+      <w:r>
+        <w:rPr>
+          <w:b/>
+          <w:lang w:val="gu_IN" w:bidi="gu_IN"/>
+        </w:rPr>
         <w:t>"મારો દીકરો"</w:t>
       </w:r>
     </w:p>
@@ -43902,6 +49347,21 @@
           <w:b/>
           <w:lang w:val="gu_IN" w:bidi="gu_IN"/>
         </w:rPr>
+        <w:t>ἀσπάσασθε</w:t>
+      </w:r>
+    </w:p>
+    <w:p>
+      <w:pPr/>
+      <w:r>
+        <w:rPr>
+          <w:lang w:val="gu_IN" w:bidi="gu_IN"/>
+        </w:rPr>
+      </w:r>
+      <w:r>
+        <w:rPr>
+          <w:b/>
+          <w:lang w:val="gu_IN" w:bidi="gu_IN"/>
+        </w:rPr>
         <w:t>"તમે &amp; સલામ કરજો"</w:t>
       </w:r>
     </w:p>
@@ -43984,6 +49444,21 @@
           <w:b/>
           <w:lang w:val="gu_IN" w:bidi="gu_IN"/>
         </w:rPr>
+        <w:t>ἐν φιλήματι ἀγάπης</w:t>
+      </w:r>
+    </w:p>
+    <w:p>
+      <w:pPr/>
+      <w:r>
+        <w:rPr>
+          <w:lang w:val="gu_IN" w:bidi="gu_IN"/>
+        </w:rPr>
+      </w:r>
+      <w:r>
+        <w:rPr>
+          <w:b/>
+          <w:lang w:val="gu_IN" w:bidi="gu_IN"/>
+        </w:rPr>
         <w:t>"પ્રીતિના ચુંબનથી"</w:t>
       </w:r>
     </w:p>
@@ -44058,6 +49533,21 @@
         <w:rPr>
           <w:lang w:val="gu_IN" w:bidi="gu_IN"/>
         </w:rPr>
+      </w:r>
+    </w:p>
+    <w:p>
+      <w:pPr/>
+      <w:r>
+        <w:rPr>
+          <w:lang w:val="gu_IN" w:bidi="gu_IN"/>
+        </w:rPr>
+      </w:r>
+      <w:r>
+        <w:rPr>
+          <w:b/>
+          <w:lang w:val="gu_IN" w:bidi="gu_IN"/>
+        </w:rPr>
+        <w:t>εἰρήνη ὑμῖν πᾶσιν, τοῖς ἐν Χριστῷ</w:t>
       </w:r>
     </w:p>
     <w:p>

--- a/guj/docx/60.content.docx
+++ b/guj/docx/60.content.docx
@@ -1132,6 +1132,21 @@
           <w:b/>
           <w:lang w:val="gu_IN" w:bidi="gu_IN"/>
         </w:rPr>
+        <w:t>ἀπόστολος Ἰησοῦ Χριστοῦ</w:t>
+      </w:r>
+    </w:p>
+    <w:p>
+      <w:pPr/>
+      <w:r>
+        <w:rPr>
+          <w:lang w:val="gu_IN" w:bidi="gu_IN"/>
+        </w:rPr>
+      </w:r>
+      <w:r>
+        <w:rPr>
+          <w:b/>
+          <w:lang w:val="gu_IN" w:bidi="gu_IN"/>
+        </w:rPr>
         <w:t>"ઈસુ ખ્રિસ્તનો પ્રેરિત"</w:t>
       </w:r>
     </w:p>
@@ -1665,6 +1680,21 @@
           <w:b/>
           <w:lang w:val="gu_IN" w:bidi="gu_IN"/>
         </w:rPr>
+        <w:t>Πόντου, Γαλατίας, Καππαδοκίας, Ἀσίας, καὶ Βιθυνίας</w:t>
+      </w:r>
+    </w:p>
+    <w:p>
+      <w:pPr/>
+      <w:r>
+        <w:rPr>
+          <w:lang w:val="gu_IN" w:bidi="gu_IN"/>
+        </w:rPr>
+      </w:r>
+      <w:r>
+        <w:rPr>
+          <w:b/>
+          <w:lang w:val="gu_IN" w:bidi="gu_IN"/>
+        </w:rPr>
         <w:t>"પોન્તસ, ગલાતિયા, કાપાદોકિયા, આસિયા, અને બિથુનિયામાં"</w:t>
       </w:r>
     </w:p>
@@ -1747,6 +1777,21 @@
           <w:b/>
           <w:lang w:val="gu_IN" w:bidi="gu_IN"/>
         </w:rPr>
+        <w:t>πρόγνωσιν Θεοῦ Πατρός</w:t>
+      </w:r>
+    </w:p>
+    <w:p>
+      <w:pPr/>
+      <w:r>
+        <w:rPr>
+          <w:lang w:val="gu_IN" w:bidi="gu_IN"/>
+        </w:rPr>
+      </w:r>
+      <w:r>
+        <w:rPr>
+          <w:b/>
+          <w:lang w:val="gu_IN" w:bidi="gu_IN"/>
+        </w:rPr>
         <w:t>"દેવ પિતાના પૂર્વજ્ઞાન"</w:t>
       </w:r>
     </w:p>
@@ -1919,6 +1964,21 @@
           <w:b/>
           <w:lang w:val="gu_IN" w:bidi="gu_IN"/>
         </w:rPr>
+        <w:t>Πατρός</w:t>
+      </w:r>
+    </w:p>
+    <w:p>
+      <w:pPr/>
+      <w:r>
+        <w:rPr>
+          <w:lang w:val="gu_IN" w:bidi="gu_IN"/>
+        </w:rPr>
+      </w:r>
+      <w:r>
+        <w:rPr>
+          <w:b/>
+          <w:lang w:val="gu_IN" w:bidi="gu_IN"/>
+        </w:rPr>
         <w:t>"પિતાના"</w:t>
       </w:r>
     </w:p>
@@ -2001,6 +2061,21 @@
           <w:b/>
           <w:lang w:val="gu_IN" w:bidi="gu_IN"/>
         </w:rPr>
+        <w:t>ἐν ἁγιασμῷ Πνεύματος</w:t>
+      </w:r>
+    </w:p>
+    <w:p>
+      <w:pPr/>
+      <w:r>
+        <w:rPr>
+          <w:lang w:val="gu_IN" w:bidi="gu_IN"/>
+        </w:rPr>
+      </w:r>
+      <w:r>
+        <w:rPr>
+          <w:b/>
+          <w:lang w:val="gu_IN" w:bidi="gu_IN"/>
+        </w:rPr>
         <w:t>"આત્માના પવિત્રીકરણથી"</w:t>
       </w:r>
     </w:p>
@@ -2199,6 +2274,21 @@
           <w:b/>
           <w:lang w:val="gu_IN" w:bidi="gu_IN"/>
         </w:rPr>
+        <w:t>εἰς ὑπακοὴν καὶ ῥαντισμὸν αἵματος Ἰησοῦ Χριστοῦ</w:t>
+      </w:r>
+    </w:p>
+    <w:p>
+      <w:pPr/>
+      <w:r>
+        <w:rPr>
+          <w:lang w:val="gu_IN" w:bidi="gu_IN"/>
+        </w:rPr>
+      </w:r>
+      <w:r>
+        <w:rPr>
+          <w:b/>
+          <w:lang w:val="gu_IN" w:bidi="gu_IN"/>
+        </w:rPr>
         <w:t>"આજ્ઞાંકિત થવા માટે, અને ઈસુ ખ્રિસ્તના રક્તથી છંટાવા માટે"</w:t>
       </w:r>
     </w:p>
@@ -3015,6 +3105,21 @@
           <w:b/>
           <w:lang w:val="gu_IN" w:bidi="gu_IN"/>
         </w:rPr>
+        <w:t>χάρις ὑμῖν καὶ εἰρήνη πληθυνθείη</w:t>
+      </w:r>
+    </w:p>
+    <w:p>
+      <w:pPr/>
+      <w:r>
+        <w:rPr>
+          <w:lang w:val="gu_IN" w:bidi="gu_IN"/>
+        </w:rPr>
+      </w:r>
+      <w:r>
+        <w:rPr>
+          <w:b/>
+          <w:lang w:val="gu_IN" w:bidi="gu_IN"/>
+        </w:rPr>
         <w:t>"તમારા પર પુષ્કળ કૃપા તથા શાંતિ થાઓ"</w:t>
       </w:r>
     </w:p>
@@ -3180,6 +3285,21 @@
           <w:b/>
           <w:lang w:val="gu_IN" w:bidi="gu_IN"/>
         </w:rPr>
+        <w:t>Πατὴρ</w:t>
+      </w:r>
+    </w:p>
+    <w:p>
+      <w:pPr/>
+      <w:r>
+        <w:rPr>
+          <w:lang w:val="gu_IN" w:bidi="gu_IN"/>
+        </w:rPr>
+      </w:r>
+      <w:r>
+        <w:rPr>
+          <w:b/>
+          <w:lang w:val="gu_IN" w:bidi="gu_IN"/>
+        </w:rPr>
         <w:t>"પિતાને"</w:t>
       </w:r>
     </w:p>
@@ -3669,6 +3789,21 @@
           <w:b/>
           <w:lang w:val="gu_IN" w:bidi="gu_IN"/>
         </w:rPr>
+        <w:t>ὁ &amp; ἀναγεννήσας ἡμᾶς εἰς ἐλπίδα ζῶσαν, δι’ ἀναστάσεως Ἰησοῦ Χριστοῦ ἐκ νεκρῶν</w:t>
+      </w:r>
+    </w:p>
+    <w:p>
+      <w:pPr/>
+      <w:r>
+        <w:rPr>
+          <w:lang w:val="gu_IN" w:bidi="gu_IN"/>
+        </w:rPr>
+      </w:r>
+      <w:r>
+        <w:rPr>
+          <w:b/>
+          <w:lang w:val="gu_IN" w:bidi="gu_IN"/>
+        </w:rPr>
         <w:t>"જેમણે &amp; ઈસુ ખ્રિસ્તનું મૂંએલામાંથી એક વાર પુનરુત્થાન કરીને જીવંત આશાને માટે અમને ફ઼રીથી નવો જન્મ પામવાનું કારણ બનાવ્યા છે"</w:t>
       </w:r>
     </w:p>
@@ -3983,6 +4118,21 @@
           <w:b/>
           <w:lang w:val="gu_IN" w:bidi="gu_IN"/>
         </w:rPr>
+        <w:t>δι’ ἀναστάσεως Ἰησοῦ Χριστοῦ ἐκ νεκρῶν</w:t>
+      </w:r>
+    </w:p>
+    <w:p>
+      <w:pPr/>
+      <w:r>
+        <w:rPr>
+          <w:lang w:val="gu_IN" w:bidi="gu_IN"/>
+        </w:rPr>
+      </w:r>
+      <w:r>
+        <w:rPr>
+          <w:b/>
+          <w:lang w:val="gu_IN" w:bidi="gu_IN"/>
+        </w:rPr>
         <w:t>"ઈસુ ખ્રિસ્તનું મૂંએલામાંથી એક વાર પુનરુત્થાન કરીને"</w:t>
       </w:r>
     </w:p>
@@ -4242,6 +4392,21 @@
           <w:b/>
           <w:lang w:val="gu_IN" w:bidi="gu_IN"/>
         </w:rPr>
+        <w:t>εἰς κληρονομίαν ἄφθαρτον, καὶ ἀμίαντον, καὶ ἀμάραντον</w:t>
+      </w:r>
+    </w:p>
+    <w:p>
+      <w:pPr/>
+      <w:r>
+        <w:rPr>
+          <w:lang w:val="gu_IN" w:bidi="gu_IN"/>
+        </w:rPr>
+      </w:r>
+      <w:r>
+        <w:rPr>
+          <w:b/>
+          <w:lang w:val="gu_IN" w:bidi="gu_IN"/>
+        </w:rPr>
         <w:t>"અવિનાશી, નિર્મળ તથા કરમાઈ ન જનારા વતનને માટે"</w:t>
       </w:r>
     </w:p>
@@ -4427,6 +4592,21 @@
           <w:b/>
           <w:lang w:val="gu_IN" w:bidi="gu_IN"/>
         </w:rPr>
+        <w:t>τετηρημένην ἐν οὐρανοῖς εἰς ὑμᾶς</w:t>
+      </w:r>
+    </w:p>
+    <w:p>
+      <w:pPr/>
+      <w:r>
+        <w:rPr>
+          <w:lang w:val="gu_IN" w:bidi="gu_IN"/>
+        </w:rPr>
+      </w:r>
+      <w:r>
+        <w:rPr>
+          <w:b/>
+          <w:lang w:val="gu_IN" w:bidi="gu_IN"/>
+        </w:rPr>
         <w:t>"તમારે માટે સ્વર્ગમાં રાખી મૂકેલું છે"</w:t>
       </w:r>
     </w:p>
@@ -4502,6 +4682,21 @@
           <w:b/>
           <w:lang w:val="gu_IN" w:bidi="gu_IN"/>
         </w:rPr>
+        <w:t>τοὺς ἐν δυνάμει Θεοῦ φρουρουμένους</w:t>
+      </w:r>
+    </w:p>
+    <w:p>
+      <w:pPr/>
+      <w:r>
+        <w:rPr>
+          <w:lang w:val="gu_IN" w:bidi="gu_IN"/>
+        </w:rPr>
+      </w:r>
+      <w:r>
+        <w:rPr>
+          <w:b/>
+          <w:lang w:val="gu_IN" w:bidi="gu_IN"/>
+        </w:rPr>
         <w:t>"દેવના સામર્થ્ય વડે &amp; તમને સંભાળી રાખવામાં આવે છે"</w:t>
       </w:r>
     </w:p>
@@ -4777,6 +4972,21 @@
           <w:b/>
           <w:lang w:val="gu_IN" w:bidi="gu_IN"/>
         </w:rPr>
+        <w:t>εἰς σωτηρίαν ἑτοίμην ἀποκαλυφθῆναι</w:t>
+      </w:r>
+    </w:p>
+    <w:p>
+      <w:pPr/>
+      <w:r>
+        <w:rPr>
+          <w:lang w:val="gu_IN" w:bidi="gu_IN"/>
+        </w:rPr>
+      </w:r>
+      <w:r>
+        <w:rPr>
+          <w:b/>
+          <w:lang w:val="gu_IN" w:bidi="gu_IN"/>
+        </w:rPr>
         <w:t>"અને જે તારણ &amp; પ્રગટ થવાની તૈયારીમાં છે"</w:t>
       </w:r>
     </w:p>
@@ -5354,6 +5564,21 @@
           <w:b/>
           <w:lang w:val="gu_IN" w:bidi="gu_IN"/>
         </w:rPr>
+        <w:t>ὀλίγον ἄρτι, εἰ δέον λυπηθέντες ἐν ποικίλοις πειρασμοῖς</w:t>
+      </w:r>
+    </w:p>
+    <w:p>
+      <w:pPr/>
+      <w:r>
+        <w:rPr>
+          <w:lang w:val="gu_IN" w:bidi="gu_IN"/>
+        </w:rPr>
+      </w:r>
+      <w:r>
+        <w:rPr>
+          <w:b/>
+          <w:lang w:val="gu_IN" w:bidi="gu_IN"/>
+        </w:rPr>
         <w:t>"જોકે હમણાં થોડી જ વાર સુધી અગત્યના કારણથી જુદા જુદા પ્રકારનાં પરીક્ષણ થયાથી તમે દુ:ખી થયા છો"</w:t>
       </w:r>
     </w:p>
@@ -5668,6 +5893,21 @@
           <w:b/>
           <w:lang w:val="gu_IN" w:bidi="gu_IN"/>
         </w:rPr>
+        <w:t>ἵνα τὸ δοκίμιον ὑμῶν τῆς πίστεως πολυτιμότερον χρυσίου τοῦ ἀπολλυμένου, διὰ πυρὸς δὲ δοκιμαζομένου, εὑρεθῇ εἰς ἔπαινον, καὶ δόξαν, καὶ τιμὴν, ἐν ἀποκαλύψει Ἰησοῦ Χριστοῦ</w:t>
+      </w:r>
+    </w:p>
+    <w:p>
+      <w:pPr/>
+      <w:r>
+        <w:rPr>
+          <w:lang w:val="gu_IN" w:bidi="gu_IN"/>
+        </w:rPr>
+      </w:r>
+      <w:r>
+        <w:rPr>
+          <w:b/>
+          <w:lang w:val="gu_IN" w:bidi="gu_IN"/>
+        </w:rPr>
         <w:t>"જેથી તમારા વિશ્વાસની પરીક્ષા જે અગ્નિથી પરખાયેલા નાશવંત સોના કરતાં બહુ મૂલ્યવાન છે તે ઈસુ ખ્રિસ્તના પ્રગટ થવાને સમયે સ્તુતિ, માન તથા મહિમા યોગ્ય થાય"</w:t>
       </w:r>
     </w:p>
@@ -5872,6 +6112,21 @@
           <w:b/>
           <w:lang w:val="gu_IN" w:bidi="gu_IN"/>
         </w:rPr>
+        <w:t>εὑρεθῇ εἰς ἔπαινον, καὶ δόξαν, καὶ τιμὴν</w:t>
+      </w:r>
+    </w:p>
+    <w:p>
+      <w:pPr/>
+      <w:r>
+        <w:rPr>
+          <w:lang w:val="gu_IN" w:bidi="gu_IN"/>
+        </w:rPr>
+      </w:r>
+      <w:r>
+        <w:rPr>
+          <w:b/>
+          <w:lang w:val="gu_IN" w:bidi="gu_IN"/>
+        </w:rPr>
         <w:t>"તે &amp; સ્તુતિ, માન તથા મહિમા યોગ્ય થાય"</w:t>
       </w:r>
     </w:p>
@@ -6050,6 +6305,21 @@
           <w:b/>
           <w:lang w:val="gu_IN" w:bidi="gu_IN"/>
         </w:rPr>
+        <w:t>ἐν ἀποκαλύψει Ἰησοῦ Χριστοῦ</w:t>
+      </w:r>
+    </w:p>
+    <w:p>
+      <w:pPr/>
+      <w:r>
+        <w:rPr>
+          <w:lang w:val="gu_IN" w:bidi="gu_IN"/>
+        </w:rPr>
+      </w:r>
+      <w:r>
+        <w:rPr>
+          <w:b/>
+          <w:lang w:val="gu_IN" w:bidi="gu_IN"/>
+        </w:rPr>
         <w:t>"ઈસુ ખ્રિસ્તના પ્રગટ થવાને સમયે"</w:t>
       </w:r>
     </w:p>
@@ -6248,6 +6518,21 @@
           <w:b/>
           <w:lang w:val="gu_IN" w:bidi="gu_IN"/>
         </w:rPr>
+        <w:t>κομιζόμενοι &amp; σωτηρίαν</w:t>
+      </w:r>
+    </w:p>
+    <w:p>
+      <w:pPr/>
+      <w:r>
+        <w:rPr>
+          <w:lang w:val="gu_IN" w:bidi="gu_IN"/>
+        </w:rPr>
+      </w:r>
+      <w:r>
+        <w:rPr>
+          <w:b/>
+          <w:lang w:val="gu_IN" w:bidi="gu_IN"/>
+        </w:rPr>
         <w:t>"તમે &amp; તારણ પામો છો"</w:t>
       </w:r>
     </w:p>
@@ -7306,6 +7591,21 @@
           <w:b/>
           <w:lang w:val="gu_IN" w:bidi="gu_IN"/>
         </w:rPr>
+        <w:t>τὰ εἰς Χριστὸν παθήματα, καὶ τὰς μετὰ ταῦτα δόξας</w:t>
+      </w:r>
+    </w:p>
+    <w:p>
+      <w:pPr/>
+      <w:r>
+        <w:rPr>
+          <w:lang w:val="gu_IN" w:bidi="gu_IN"/>
+        </w:rPr>
+      </w:r>
+      <w:r>
+        <w:rPr>
+          <w:b/>
+          <w:lang w:val="gu_IN" w:bidi="gu_IN"/>
+        </w:rPr>
         <w:t>"ખ્રિસ્તનાં દુ:ખ તથા તે પછીના મહિમા વિષે"</w:t>
       </w:r>
     </w:p>
@@ -7491,6 +7791,21 @@
           <w:b/>
           <w:lang w:val="gu_IN" w:bidi="gu_IN"/>
         </w:rPr>
+        <w:t>ἃ νῦν ἀνηγγέλη ὑμῖν, διὰ τῶν εὐαγγελισαμένων ὑμᾶς</w:t>
+      </w:r>
+    </w:p>
+    <w:p>
+      <w:pPr/>
+      <w:r>
+        <w:rPr>
+          <w:lang w:val="gu_IN" w:bidi="gu_IN"/>
+        </w:rPr>
+      </w:r>
+      <w:r>
+        <w:rPr>
+          <w:b/>
+          <w:lang w:val="gu_IN" w:bidi="gu_IN"/>
+        </w:rPr>
         <w:t>"જેઓએ તમને સુવાર્તા પ્રગટ કરી તેઓની મારફતે તમને હમણાં જણાવવામાં આવ્યા"</w:t>
       </w:r>
     </w:p>
@@ -7669,6 +7984,21 @@
           <w:b/>
           <w:lang w:val="gu_IN" w:bidi="gu_IN"/>
         </w:rPr>
+        <w:t>ἀποσταλέντι ἀπ’ οὐρανοῦ</w:t>
+      </w:r>
+    </w:p>
+    <w:p>
+      <w:pPr/>
+      <w:r>
+        <w:rPr>
+          <w:lang w:val="gu_IN" w:bidi="gu_IN"/>
+        </w:rPr>
+      </w:r>
+      <w:r>
+        <w:rPr>
+          <w:b/>
+          <w:lang w:val="gu_IN" w:bidi="gu_IN"/>
+        </w:rPr>
         <w:t>"સ્વર્ગમાંથી મોકલેલા"</w:t>
       </w:r>
     </w:p>
@@ -8679,6 +9009,21 @@
           <w:b/>
           <w:lang w:val="gu_IN" w:bidi="gu_IN"/>
         </w:rPr>
+        <w:t>ἀποκαλύψει Ἰησοῦ Χριστοῦ</w:t>
+      </w:r>
+    </w:p>
+    <w:p>
+      <w:pPr/>
+      <w:r>
+        <w:rPr>
+          <w:lang w:val="gu_IN" w:bidi="gu_IN"/>
+        </w:rPr>
+      </w:r>
+      <w:r>
+        <w:rPr>
+          <w:b/>
+          <w:lang w:val="gu_IN" w:bidi="gu_IN"/>
+        </w:rPr>
         <w:t>"ઈસુ ખ્રિસ્તની પ્રગટ થવાની વેળાએ"</w:t>
       </w:r>
     </w:p>
@@ -9070,6 +9415,21 @@
           <w:b/>
           <w:lang w:val="gu_IN" w:bidi="gu_IN"/>
         </w:rPr>
+        <w:t>μὴ συνσχηματιζόμενοι ταῖς πρότερον &amp; ἐπιθυμίαις</w:t>
+      </w:r>
+    </w:p>
+    <w:p>
+      <w:pPr/>
+      <w:r>
+        <w:rPr>
+          <w:lang w:val="gu_IN" w:bidi="gu_IN"/>
+        </w:rPr>
+      </w:r>
+      <w:r>
+        <w:rPr>
+          <w:b/>
+          <w:lang w:val="gu_IN" w:bidi="gu_IN"/>
+        </w:rPr>
         <w:t>"તમારા} પૂર્વની અજ્ઞાન અવસ્થામાં રાખેલી દુર્વાસ્નાની રુએ નહિ"</w:t>
       </w:r>
     </w:p>
@@ -9242,6 +9602,21 @@
           <w:b/>
           <w:lang w:val="gu_IN" w:bidi="gu_IN"/>
         </w:rPr>
+        <w:t>τὸν καλέσαντα ὑμᾶς</w:t>
+      </w:r>
+    </w:p>
+    <w:p>
+      <w:pPr/>
+      <w:r>
+        <w:rPr>
+          <w:lang w:val="gu_IN" w:bidi="gu_IN"/>
+        </w:rPr>
+      </w:r>
+      <w:r>
+        <w:rPr>
+          <w:b/>
+          <w:lang w:val="gu_IN" w:bidi="gu_IN"/>
+        </w:rPr>
         <w:t>"જેણે તમને તેડ્યા {છે} તે"</w:t>
       </w:r>
     </w:p>
@@ -9890,6 +10265,21 @@
           <w:b/>
           <w:lang w:val="gu_IN" w:bidi="gu_IN"/>
         </w:rPr>
+        <w:t>τὸν ἀπροσωπολήμπτως κρίνοντα</w:t>
+      </w:r>
+    </w:p>
+    <w:p>
+      <w:pPr/>
+      <w:r>
+        <w:rPr>
+          <w:lang w:val="gu_IN" w:bidi="gu_IN"/>
+        </w:rPr>
+      </w:r>
+      <w:r>
+        <w:rPr>
+          <w:b/>
+          <w:lang w:val="gu_IN" w:bidi="gu_IN"/>
+        </w:rPr>
         <w:t>"જે પક્ષપાત વગર &amp; ન્યાય કરે છે"</w:t>
       </w:r>
     </w:p>
@@ -10055,6 +10445,21 @@
           <w:b/>
           <w:lang w:val="gu_IN" w:bidi="gu_IN"/>
         </w:rPr>
+        <w:t>οὐ φθαρτοῖς, ἀργυρίῳ ἢ χρυσίῳ, ἐλυτρώθητε ἐκ τῆς ματαίας ὑμῶν ἀναστροφῆς πατροπαραδότου</w:t>
+      </w:r>
+    </w:p>
+    <w:p>
+      <w:pPr/>
+      <w:r>
+        <w:rPr>
+          <w:lang w:val="gu_IN" w:bidi="gu_IN"/>
+        </w:rPr>
+      </w:r>
+      <w:r>
+        <w:rPr>
+          <w:b/>
+          <w:lang w:val="gu_IN" w:bidi="gu_IN"/>
+        </w:rPr>
         <w:t>"તમારો ઉધ્ધાર નાશવંત વસ્તુઓથી નહિ, રુપા અથવા સોના વડે , {તમારા} પિતુઓ તરફ઼્થી આપવામાં આવેલાં અવરથા આચરણથી"</w:t>
       </w:r>
     </w:p>
@@ -10523,6 +10928,21 @@
           <w:b/>
           <w:lang w:val="gu_IN" w:bidi="gu_IN"/>
         </w:rPr>
+        <w:t>τιμίῳ αἵματι &amp; Χριστοῦ</w:t>
+      </w:r>
+    </w:p>
+    <w:p>
+      <w:pPr/>
+      <w:r>
+        <w:rPr>
+          <w:lang w:val="gu_IN" w:bidi="gu_IN"/>
+        </w:rPr>
+      </w:r>
+      <w:r>
+        <w:rPr>
+          <w:b/>
+          <w:lang w:val="gu_IN" w:bidi="gu_IN"/>
+        </w:rPr>
         <w:t>"ખ્રિસ્તના મૂલ્યવાન રકતથી"</w:t>
       </w:r>
     </w:p>
@@ -10991,6 +11411,21 @@
           <w:b/>
           <w:lang w:val="gu_IN" w:bidi="gu_IN"/>
         </w:rPr>
+        <w:t>πρὸ καταβολῆς κόσμου</w:t>
+      </w:r>
+    </w:p>
+    <w:p>
+      <w:pPr/>
+      <w:r>
+        <w:rPr>
+          <w:lang w:val="gu_IN" w:bidi="gu_IN"/>
+        </w:rPr>
+      </w:r>
+      <w:r>
+        <w:rPr>
+          <w:b/>
+          <w:lang w:val="gu_IN" w:bidi="gu_IN"/>
+        </w:rPr>
         <w:t>"જગતના મંડાણ અગાઉ"</w:t>
       </w:r>
     </w:p>
@@ -11569,6 +12004,21 @@
           <w:b/>
           <w:lang w:val="gu_IN" w:bidi="gu_IN"/>
         </w:rPr>
+        <w:t>τὴν πίστιν ὑμῶν καὶ ἐλπίδα, εἶναι εἰς Θεόν</w:t>
+      </w:r>
+    </w:p>
+    <w:p>
+      <w:pPr/>
+      <w:r>
+        <w:rPr>
+          <w:lang w:val="gu_IN" w:bidi="gu_IN"/>
+        </w:rPr>
+      </w:r>
+      <w:r>
+        <w:rPr>
+          <w:b/>
+          <w:lang w:val="gu_IN" w:bidi="gu_IN"/>
+        </w:rPr>
         <w:t>"તમારો વિશ્વાસ તથા આશા દેવ પર થાય"</w:t>
       </w:r>
     </w:p>
@@ -11774,6 +12224,21 @@
           <w:b/>
           <w:lang w:val="gu_IN" w:bidi="gu_IN"/>
         </w:rPr>
+        <w:t>τὰς ψυχὰς</w:t>
+      </w:r>
+    </w:p>
+    <w:p>
+      <w:pPr/>
+      <w:r>
+        <w:rPr>
+          <w:lang w:val="gu_IN" w:bidi="gu_IN"/>
+        </w:rPr>
+      </w:r>
+      <w:r>
+        <w:rPr>
+          <w:b/>
+          <w:lang w:val="gu_IN" w:bidi="gu_IN"/>
+        </w:rPr>
         <w:t>"આત્માઓને"</w:t>
       </w:r>
     </w:p>
@@ -12327,6 +12792,21 @@
           <w:b/>
           <w:lang w:val="gu_IN" w:bidi="gu_IN"/>
         </w:rPr>
+        <w:t>ἀναγεγεννημένοι</w:t>
+      </w:r>
+    </w:p>
+    <w:p>
+      <w:pPr/>
+      <w:r>
+        <w:rPr>
+          <w:lang w:val="gu_IN" w:bidi="gu_IN"/>
+        </w:rPr>
+      </w:r>
+      <w:r>
+        <w:rPr>
+          <w:b/>
+          <w:lang w:val="gu_IN" w:bidi="gu_IN"/>
+        </w:rPr>
         <w:t>"નવો જન્મ પામ્યા છો"</w:t>
       </w:r>
     </w:p>
@@ -12957,6 +13437,21 @@
           <w:b/>
           <w:lang w:val="gu_IN" w:bidi="gu_IN"/>
         </w:rPr>
+        <w:t>πᾶσα σὰρξ ὡς χόρτος, καὶ πᾶσα δόξα αὐτῆς ὡς ἄνθος χόρτου. ἐξηράνθη ὁ χόρτος, καὶ τὸ ἄνθος ἐξέπεσεν</w:t>
+      </w:r>
+    </w:p>
+    <w:p>
+      <w:pPr/>
+      <w:r>
+        <w:rPr>
+          <w:lang w:val="gu_IN" w:bidi="gu_IN"/>
+        </w:rPr>
+      </w:r>
+      <w:r>
+        <w:rPr>
+          <w:b/>
+          <w:lang w:val="gu_IN" w:bidi="gu_IN"/>
+        </w:rPr>
         <w:t>"સઘળાં પ્રાણી ઘાસના જેવા {છે}, અને તેઓનું સઘળું ગૌરવ ઘાસનાં ફૂલ જેવું {છે}. ઘાસ સુકાઈ જાય છે અને ફૂલ ખરી પડે છે"</w:t>
       </w:r>
     </w:p>
@@ -13238,6 +13733,21 @@
           <w:b/>
           <w:lang w:val="gu_IN" w:bidi="gu_IN"/>
         </w:rPr>
+        <w:t>ἄνθος χόρτου. ἐξηράνθη ὁ χόρτος, καὶ τὸ ἄνθος ἐξέπεσεν</w:t>
+      </w:r>
+    </w:p>
+    <w:p>
+      <w:pPr/>
+      <w:r>
+        <w:rPr>
+          <w:lang w:val="gu_IN" w:bidi="gu_IN"/>
+        </w:rPr>
+      </w:r>
+      <w:r>
+        <w:rPr>
+          <w:b/>
+          <w:lang w:val="gu_IN" w:bidi="gu_IN"/>
+        </w:rPr>
         <w:t>"ઘાસનાં ફૂલ &amp; ઘાસ સુકાઈ જાય છે અને ફૂલ ખરી પડે છે"</w:t>
       </w:r>
     </w:p>
@@ -13976,6 +14486,21 @@
         <w:rPr>
           <w:lang w:val="gu_IN" w:bidi="gu_IN"/>
         </w:rPr>
+      </w:r>
+    </w:p>
+    <w:p>
+      <w:pPr/>
+      <w:r>
+        <w:rPr>
+          <w:lang w:val="gu_IN" w:bidi="gu_IN"/>
+        </w:rPr>
+      </w:r>
+      <w:r>
+        <w:rPr>
+          <w:b/>
+          <w:lang w:val="gu_IN" w:bidi="gu_IN"/>
+        </w:rPr>
+        <w:t>τὸ ῥῆμα τὸ εὐαγγελισθὲν</w:t>
       </w:r>
     </w:p>
     <w:p>
@@ -14389,6 +14914,21 @@
           <w:b/>
           <w:lang w:val="gu_IN" w:bidi="gu_IN"/>
         </w:rPr>
+        <w:t>ἀποθέμενοι &amp; πᾶσαν κακίαν, καὶ πάντα δόλον, καὶ ὑποκρίσεις, καὶ φθόνους, καὶ πάσας καταλαλιάς</w:t>
+      </w:r>
+    </w:p>
+    <w:p>
+      <w:pPr/>
+      <w:r>
+        <w:rPr>
+          <w:lang w:val="gu_IN" w:bidi="gu_IN"/>
+        </w:rPr>
+      </w:r>
+      <w:r>
+        <w:rPr>
+          <w:b/>
+          <w:lang w:val="gu_IN" w:bidi="gu_IN"/>
+        </w:rPr>
         <w:t>"સઘળી દુષ્ટતા અને સઘળુ કપટ અને દંભ અને અદેખાઈ અને સઘળી નિંદા બાજુ પર મૂકીને"</w:t>
       </w:r>
     </w:p>
@@ -14464,6 +15004,21 @@
           <w:b/>
           <w:lang w:val="gu_IN" w:bidi="gu_IN"/>
         </w:rPr>
+        <w:t>ἀποθέμενοι &amp; πᾶσαν κακίαν, καὶ πάντα δόλον, καὶ ὑποκρίσεις, καὶ φθόνους, καὶ πάσας καταλαλιάς</w:t>
+      </w:r>
+    </w:p>
+    <w:p>
+      <w:pPr/>
+      <w:r>
+        <w:rPr>
+          <w:lang w:val="gu_IN" w:bidi="gu_IN"/>
+        </w:rPr>
+      </w:r>
+      <w:r>
+        <w:rPr>
+          <w:b/>
+          <w:lang w:val="gu_IN" w:bidi="gu_IN"/>
+        </w:rPr>
         <w:t>"સઘળી દુષ્ટતા અને સઘળુ કપટ અને દંભ અને અદેખાઈ અને સઘળી નિંદા બાજુ પર મૂકીને"</w:t>
       </w:r>
     </w:p>
@@ -14552,6 +15107,21 @@
           <w:b/>
           <w:lang w:val="gu_IN" w:bidi="gu_IN"/>
         </w:rPr>
+        <w:t>ἀποθέμενοι &amp; πᾶσαν κακίαν, καὶ πάντα δόλον, καὶ ὑποκρίσεις, καὶ φθόνους, καὶ πάσας καταλαλιάς</w:t>
+      </w:r>
+    </w:p>
+    <w:p>
+      <w:pPr/>
+      <w:r>
+        <w:rPr>
+          <w:lang w:val="gu_IN" w:bidi="gu_IN"/>
+        </w:rPr>
+      </w:r>
+      <w:r>
+        <w:rPr>
+          <w:b/>
+          <w:lang w:val="gu_IN" w:bidi="gu_IN"/>
+        </w:rPr>
         <w:t>"સઘળી દુષ્ટતા અને સઘળુ કપટ અને દંભ અને અદેખાઈ અને સઘળી નિંદા બાજુ પર મૂકીને"</w:t>
       </w:r>
     </w:p>
@@ -14795,6 +15365,21 @@
           <w:b/>
           <w:lang w:val="gu_IN" w:bidi="gu_IN"/>
         </w:rPr>
+        <w:t>ἐπιποθήσατε</w:t>
+      </w:r>
+    </w:p>
+    <w:p>
+      <w:pPr/>
+      <w:r>
+        <w:rPr>
+          <w:lang w:val="gu_IN" w:bidi="gu_IN"/>
+        </w:rPr>
+      </w:r>
+      <w:r>
+        <w:rPr>
+          <w:b/>
+          <w:lang w:val="gu_IN" w:bidi="gu_IN"/>
+        </w:rPr>
         <w:t>"ઇચ્છા રાખો"</w:t>
       </w:r>
     </w:p>
@@ -15477,6 +16062,21 @@
           <w:b/>
           <w:lang w:val="gu_IN" w:bidi="gu_IN"/>
         </w:rPr>
+        <w:t>ἐγεύσασθε ὅτι χρηστὸς ὁ Κύριος</w:t>
+      </w:r>
+    </w:p>
+    <w:p>
+      <w:pPr/>
+      <w:r>
+        <w:rPr>
+          <w:lang w:val="gu_IN" w:bidi="gu_IN"/>
+        </w:rPr>
+      </w:r>
+      <w:r>
+        <w:rPr>
+          <w:b/>
+          <w:lang w:val="gu_IN" w:bidi="gu_IN"/>
+        </w:rPr>
         <w:t>"તમને એવો અનુભવ થયો હોય કે પ્રભુ દયાળુ {છે"</w:t>
       </w:r>
     </w:p>
@@ -16493,6 +17093,21 @@
           <w:b/>
           <w:lang w:val="gu_IN" w:bidi="gu_IN"/>
         </w:rPr>
+        <w:t>οἰκοδομεῖσθε, οἶκος πνευματικὸς</w:t>
+      </w:r>
+    </w:p>
+    <w:p>
+      <w:pPr/>
+      <w:r>
+        <w:rPr>
+          <w:lang w:val="gu_IN" w:bidi="gu_IN"/>
+        </w:rPr>
+      </w:r>
+      <w:r>
+        <w:rPr>
+          <w:b/>
+          <w:lang w:val="gu_IN" w:bidi="gu_IN"/>
+        </w:rPr>
         <w:t>"તમે &amp; આત્મિક ઘરના {જેવા} ચણાયા છો"</w:t>
       </w:r>
     </w:p>
@@ -17206,6 +17821,21 @@
           <w:b/>
           <w:lang w:val="gu_IN" w:bidi="gu_IN"/>
         </w:rPr>
+        <w:t>ἰδοὺ, τίθημι ἐν Σιὼν λίθον, ἀκρογωνιαῖον ἐκλεκτὸν ἔντιμον; καὶ ὁ πιστεύων ἐπ’ αὐτῷ, οὐ μὴ καταισχυνθῇ</w:t>
+      </w:r>
+    </w:p>
+    <w:p>
+      <w:pPr/>
+      <w:r>
+        <w:rPr>
+          <w:lang w:val="gu_IN" w:bidi="gu_IN"/>
+        </w:rPr>
+      </w:r>
+      <w:r>
+        <w:rPr>
+          <w:b/>
+          <w:lang w:val="gu_IN" w:bidi="gu_IN"/>
+        </w:rPr>
         <w:t>"જુઓ, હું સિયોનમાં પથ્થર મૂકું છું, ખૂણાનો મુખ્ય પથ્થર, પસંદ કરેલો, મુલ્યવાન. અને જે તેના પર વિશ્વાસ કરે છે તે કદાપી શરમાશે નહિ"</w:t>
       </w:r>
     </w:p>
@@ -18151,6 +18781,21 @@
           <w:b/>
           <w:lang w:val="gu_IN" w:bidi="gu_IN"/>
         </w:rPr>
+        <w:t>λίθος ὃν ἀπεδοκίμασαν οἱ οἰκοδομοῦντες, οὗτος ἐγενήθη εἰς κεφαλὴν γωνίας</w:t>
+      </w:r>
+    </w:p>
+    <w:p>
+      <w:pPr/>
+      <w:r>
+        <w:rPr>
+          <w:lang w:val="gu_IN" w:bidi="gu_IN"/>
+        </w:rPr>
+      </w:r>
+      <w:r>
+        <w:rPr>
+          <w:b/>
+          <w:lang w:val="gu_IN" w:bidi="gu_IN"/>
+        </w:rPr>
         <w:t>"જે પથ્થર બાંધનારાઓએ નકાર્યો હતો તે, એ જ ખૂણાનો મૂખ્ય પથ્થર થયો છે"</w:t>
       </w:r>
     </w:p>
@@ -18548,6 +19193,21 @@
           <w:b/>
           <w:lang w:val="gu_IN" w:bidi="gu_IN"/>
         </w:rPr>
+        <w:t>λίθος προσκόμματος, καὶ πέτρα σκανδάλου</w:t>
+      </w:r>
+    </w:p>
+    <w:p>
+      <w:pPr/>
+      <w:r>
+        <w:rPr>
+          <w:lang w:val="gu_IN" w:bidi="gu_IN"/>
+        </w:rPr>
+      </w:r>
+      <w:r>
+        <w:rPr>
+          <w:b/>
+          <w:lang w:val="gu_IN" w:bidi="gu_IN"/>
+        </w:rPr>
         <w:t>"ઠેસ ખવડાવનાર પથ્થર અને અપરાધ કરાવનાર ખડક થયો છે"</w:t>
       </w:r>
     </w:p>
@@ -19429,6 +20089,21 @@
           <w:b/>
           <w:lang w:val="gu_IN" w:bidi="gu_IN"/>
         </w:rPr>
+        <w:t>εἰς ὃ καὶ ἐτέθησαν</w:t>
+      </w:r>
+    </w:p>
+    <w:p>
+      <w:pPr/>
+      <w:r>
+        <w:rPr>
+          <w:lang w:val="gu_IN" w:bidi="gu_IN"/>
+        </w:rPr>
+      </w:r>
+      <w:r>
+        <w:rPr>
+          <w:b/>
+          <w:lang w:val="gu_IN" w:bidi="gu_IN"/>
+        </w:rPr>
         <w:t>"એને માટે પણ તેઓ નિર્માણ થયા હતા"</w:t>
       </w:r>
     </w:p>
@@ -19607,6 +20282,21 @@
           <w:b/>
           <w:lang w:val="gu_IN" w:bidi="gu_IN"/>
         </w:rPr>
+        <w:t>γένος ἐκλεκτόν, βασίλειον ἱεράτευμα, ἔθνος ἅγιον, λαὸς εἰς περιποίησιν</w:t>
+      </w:r>
+    </w:p>
+    <w:p>
+      <w:pPr/>
+      <w:r>
+        <w:rPr>
+          <w:lang w:val="gu_IN" w:bidi="gu_IN"/>
+        </w:rPr>
+      </w:r>
+      <w:r>
+        <w:rPr>
+          <w:b/>
+          <w:lang w:val="gu_IN" w:bidi="gu_IN"/>
+        </w:rPr>
         <w:t>"પણ તમે તો પસંદ કરેલા પરિવાર, રાજ્માન્ય યાજકવર્ગ, પવિત્ર દેશ, વારસા માટે લોકો {છો"</w:t>
       </w:r>
     </w:p>
@@ -20108,6 +20798,21 @@
           <w:b/>
           <w:lang w:val="gu_IN" w:bidi="gu_IN"/>
         </w:rPr>
+        <w:t>τοῦ ἐκ σκότους ὑμᾶς καλέσαντος, εἰς τὸ θαυμαστὸν αὐτοῦ φῶς</w:t>
+      </w:r>
+    </w:p>
+    <w:p>
+      <w:pPr/>
+      <w:r>
+        <w:rPr>
+          <w:lang w:val="gu_IN" w:bidi="gu_IN"/>
+        </w:rPr>
+      </w:r>
+      <w:r>
+        <w:rPr>
+          <w:b/>
+          <w:lang w:val="gu_IN" w:bidi="gu_IN"/>
+        </w:rPr>
         <w:t>"જેણે અંધકારમાંથી પોતાના આશ્ચર્યકારક પ્રકાશમાં બોલાવ્યા છે તેના"</w:t>
       </w:r>
     </w:p>
@@ -20299,6 +21004,21 @@
           <w:b/>
           <w:lang w:val="gu_IN" w:bidi="gu_IN"/>
         </w:rPr>
+        <w:t>οὐ λαὸς &amp; λαὸς Θεοῦ &amp; οὐκ ἠλεημένοι &amp; ἐλεηθέντες</w:t>
+      </w:r>
+    </w:p>
+    <w:p>
+      <w:pPr/>
+      <w:r>
+        <w:rPr>
+          <w:lang w:val="gu_IN" w:bidi="gu_IN"/>
+        </w:rPr>
+      </w:r>
+      <w:r>
+        <w:rPr>
+          <w:b/>
+          <w:lang w:val="gu_IN" w:bidi="gu_IN"/>
+        </w:rPr>
         <w:t>"જે પહેલાં "લોકો જ {નહોતા &amp; દેવના "લોકો છો." જે પહેલા "દયા પામેલા નહોતા &amp; તમે "દયા પામ્યા છો"</w:t>
       </w:r>
     </w:p>
@@ -20667,6 +21387,21 @@
           <w:b/>
           <w:lang w:val="gu_IN" w:bidi="gu_IN"/>
         </w:rPr>
+        <w:t>παρεπιδήμους</w:t>
+      </w:r>
+    </w:p>
+    <w:p>
+      <w:pPr/>
+      <w:r>
+        <w:rPr>
+          <w:lang w:val="gu_IN" w:bidi="gu_IN"/>
+        </w:rPr>
+      </w:r>
+      <w:r>
+        <w:rPr>
+          <w:b/>
+          <w:lang w:val="gu_IN" w:bidi="gu_IN"/>
+        </w:rPr>
         <w:t>"પ્રવાસી"</w:t>
       </w:r>
     </w:p>
@@ -21045,6 +21780,21 @@
           <w:b/>
           <w:lang w:val="gu_IN" w:bidi="gu_IN"/>
         </w:rPr>
+        <w:t>τὴν ἀναστροφὴν ὑμῶν ἐν τοῖς ἔθνεσιν ἔχοντες καλήν</w:t>
+      </w:r>
+    </w:p>
+    <w:p>
+      <w:pPr/>
+      <w:r>
+        <w:rPr>
+          <w:lang w:val="gu_IN" w:bidi="gu_IN"/>
+        </w:rPr>
+      </w:r>
+      <w:r>
+        <w:rPr>
+          <w:b/>
+          <w:lang w:val="gu_IN" w:bidi="gu_IN"/>
+        </w:rPr>
         <w:t>"વિદેશી લોકોમાં તમે તમારા આચરણ સારાં રાખો"</w:t>
       </w:r>
     </w:p>
@@ -21120,6 +21870,21 @@
           <w:b/>
           <w:lang w:val="gu_IN" w:bidi="gu_IN"/>
         </w:rPr>
+        <w:t>τὴν ἀναστροφὴν ὑμῶν ἐν τοῖς ἔθνεσιν ἔχοντες καλήν</w:t>
+      </w:r>
+    </w:p>
+    <w:p>
+      <w:pPr/>
+      <w:r>
+        <w:rPr>
+          <w:lang w:val="gu_IN" w:bidi="gu_IN"/>
+        </w:rPr>
+      </w:r>
+      <w:r>
+        <w:rPr>
+          <w:b/>
+          <w:lang w:val="gu_IN" w:bidi="gu_IN"/>
+        </w:rPr>
         <w:t>"વિદેશી લોકોમાં તમે તમારા આચરણ સારાં રાખો"</w:t>
       </w:r>
     </w:p>
@@ -21318,6 +22083,21 @@
           <w:b/>
           <w:lang w:val="gu_IN" w:bidi="gu_IN"/>
         </w:rPr>
+        <w:t>ἐν ᾧ καταλαλοῦσιν ὑμῶν ὡς</w:t>
+      </w:r>
+    </w:p>
+    <w:p>
+      <w:pPr/>
+      <w:r>
+        <w:rPr>
+          <w:lang w:val="gu_IN" w:bidi="gu_IN"/>
+        </w:rPr>
+      </w:r>
+      <w:r>
+        <w:rPr>
+          <w:b/>
+          <w:lang w:val="gu_IN" w:bidi="gu_IN"/>
+        </w:rPr>
         <w:t>"તેઓ જે કંઈપણ &amp; તરીકે તમારી નિંદા કરે છે, ત્યારે"</w:t>
       </w:r>
     </w:p>
@@ -21768,6 +22548,21 @@
           <w:b/>
           <w:lang w:val="gu_IN" w:bidi="gu_IN"/>
         </w:rPr>
+        <w:t>βασιλεῖ ὡς ὑπερέχοντι</w:t>
+      </w:r>
+    </w:p>
+    <w:p>
+      <w:pPr/>
+      <w:r>
+        <w:rPr>
+          <w:lang w:val="gu_IN" w:bidi="gu_IN"/>
+        </w:rPr>
+      </w:r>
+      <w:r>
+        <w:rPr>
+          <w:b/>
+          <w:lang w:val="gu_IN" w:bidi="gu_IN"/>
+        </w:rPr>
         <w:t>"જેમ સર્વોચ્ચ સત્તા ધરાવતા રાજાને"</w:t>
       </w:r>
     </w:p>
@@ -21831,6 +22626,21 @@
           <w:b/>
           <w:lang w:val="gu_IN" w:bidi="gu_IN"/>
         </w:rPr>
+        <w:t>ἡγεμόσιν ὡς δι’ αὐτοῦ πεμπομένοις</w:t>
+      </w:r>
+    </w:p>
+    <w:p>
+      <w:pPr/>
+      <w:r>
+        <w:rPr>
+          <w:lang w:val="gu_IN" w:bidi="gu_IN"/>
+        </w:rPr>
+      </w:r>
+      <w:r>
+        <w:rPr>
+          <w:b/>
+          <w:lang w:val="gu_IN" w:bidi="gu_IN"/>
+        </w:rPr>
         <w:t>"જેમ તેણે નીમેલા અધિકારીઓને તમે આધીન થાઓ"</w:t>
       </w:r>
     </w:p>
@@ -22087,6 +22897,21 @@
           <w:b/>
           <w:lang w:val="gu_IN" w:bidi="gu_IN"/>
         </w:rPr>
+        <w:t>εἰς ἐκδίκησιν κακοποιῶν, ἔπαινον δὲ ἀγαθοποιῶν</w:t>
+      </w:r>
+    </w:p>
+    <w:p>
+      <w:pPr/>
+      <w:r>
+        <w:rPr>
+          <w:lang w:val="gu_IN" w:bidi="gu_IN"/>
+        </w:rPr>
+      </w:r>
+      <w:r>
+        <w:rPr>
+          <w:b/>
+          <w:lang w:val="gu_IN" w:bidi="gu_IN"/>
+        </w:rPr>
         <w:t>"ભૂંડું કરનારાઓને દંડ કરવાને તથા સારું કરનારાઓને વખાણ કરવાને"</w:t>
       </w:r>
     </w:p>
@@ -22182,6 +23007,21 @@
           <w:b/>
           <w:lang w:val="gu_IN" w:bidi="gu_IN"/>
         </w:rPr>
+        <w:t>ἀγαθοποιοῦντας φιμοῦν τὴν τῶν ἀφρόνων ἀνθρώπων ἀγνωσίαν</w:t>
+      </w:r>
+    </w:p>
+    <w:p>
+      <w:pPr/>
+      <w:r>
+        <w:rPr>
+          <w:lang w:val="gu_IN" w:bidi="gu_IN"/>
+        </w:rPr>
+      </w:r>
+      <w:r>
+        <w:rPr>
+          <w:b/>
+          <w:lang w:val="gu_IN" w:bidi="gu_IN"/>
+        </w:rPr>
         <w:t>"સારું કરીને મૂર્ખ માણસોની અજ્ઞાનતાની વાતોને તમે બંધ પાડો"</w:t>
       </w:r>
     </w:p>
@@ -22257,6 +23097,21 @@
           <w:b/>
           <w:lang w:val="gu_IN" w:bidi="gu_IN"/>
         </w:rPr>
+        <w:t>ἀγαθοποιοῦντας φιμοῦν τὴν τῶν ἀφρόνων ἀνθρώπων ἀγνωσίαν</w:t>
+      </w:r>
+    </w:p>
+    <w:p>
+      <w:pPr/>
+      <w:r>
+        <w:rPr>
+          <w:lang w:val="gu_IN" w:bidi="gu_IN"/>
+        </w:rPr>
+      </w:r>
+      <w:r>
+        <w:rPr>
+          <w:b/>
+          <w:lang w:val="gu_IN" w:bidi="gu_IN"/>
+        </w:rPr>
         <w:t>"સારું કરીને મૂર્ખ માણસોની અજ્ઞાનતાની વાતોને તમે બંધ પાડો"</w:t>
       </w:r>
     </w:p>
@@ -23025,6 +23880,21 @@
           <w:b/>
           <w:lang w:val="gu_IN" w:bidi="gu_IN"/>
         </w:rPr>
+        <w:t>διὰ συνείδησιν Θεοῦ</w:t>
+      </w:r>
+    </w:p>
+    <w:p>
+      <w:pPr/>
+      <w:r>
+        <w:rPr>
+          <w:lang w:val="gu_IN" w:bidi="gu_IN"/>
+        </w:rPr>
+      </w:r>
+      <w:r>
+        <w:rPr>
+          <w:b/>
+          <w:lang w:val="gu_IN" w:bidi="gu_IN"/>
+        </w:rPr>
         <w:t>"દેવની સભાનતાને લીધે"</w:t>
       </w:r>
     </w:p>
@@ -23603,6 +24473,21 @@
           <w:b/>
           <w:lang w:val="gu_IN" w:bidi="gu_IN"/>
         </w:rPr>
+        <w:t>τοῦτο χάρις παρὰ Θεῷ</w:t>
+      </w:r>
+    </w:p>
+    <w:p>
+      <w:pPr/>
+      <w:r>
+        <w:rPr>
+          <w:lang w:val="gu_IN" w:bidi="gu_IN"/>
+        </w:rPr>
+      </w:r>
+      <w:r>
+        <w:rPr>
+          <w:b/>
+          <w:lang w:val="gu_IN" w:bidi="gu_IN"/>
+        </w:rPr>
         <w:t>"એ દેવની {સાથે} પ્રશંસાપાત્ર છે"</w:t>
       </w:r>
     </w:p>
@@ -23956,6 +24841,21 @@
           <w:b/>
           <w:lang w:val="gu_IN" w:bidi="gu_IN"/>
         </w:rPr>
+        <w:t>ὃς ἁμαρτίαν οὐκ ἐποίησεν, οὐδὲ εὑρέθη δόλος ἐν τῷ στόματι αὐτοῦ</w:t>
+      </w:r>
+    </w:p>
+    <w:p>
+      <w:pPr/>
+      <w:r>
+        <w:rPr>
+          <w:lang w:val="gu_IN" w:bidi="gu_IN"/>
+        </w:rPr>
+      </w:r>
+      <w:r>
+        <w:rPr>
+          <w:b/>
+          <w:lang w:val="gu_IN" w:bidi="gu_IN"/>
+        </w:rPr>
         <w:t>"તેણે કઈ પાપ કર્યું નહિ &amp; તેના મોંમાં કદી કઈ કપટ માલુમ પડ્યું નહિ"</w:t>
       </w:r>
     </w:p>
@@ -24031,6 +24931,21 @@
           <w:b/>
           <w:lang w:val="gu_IN" w:bidi="gu_IN"/>
         </w:rPr>
+        <w:t>οὐδὲ εὑρέθη δόλος ἐν τῷ στόματι αὐτοῦ</w:t>
+      </w:r>
+    </w:p>
+    <w:p>
+      <w:pPr/>
+      <w:r>
+        <w:rPr>
+          <w:lang w:val="gu_IN" w:bidi="gu_IN"/>
+        </w:rPr>
+      </w:r>
+      <w:r>
+        <w:rPr>
+          <w:b/>
+          <w:lang w:val="gu_IN" w:bidi="gu_IN"/>
+        </w:rPr>
         <w:t>"તેના મોંમાં કદી કઈ કપટ માલુમ પડ્યું નહિ"</w:t>
       </w:r>
     </w:p>
@@ -24306,6 +25221,21 @@
           <w:b/>
           <w:lang w:val="gu_IN" w:bidi="gu_IN"/>
         </w:rPr>
+        <w:t>ὃς λοιδορούμενος, οὐκ ἀντελοιδόρει</w:t>
+      </w:r>
+    </w:p>
+    <w:p>
+      <w:pPr/>
+      <w:r>
+        <w:rPr>
+          <w:lang w:val="gu_IN" w:bidi="gu_IN"/>
+        </w:rPr>
+      </w:r>
+      <w:r>
+        <w:rPr>
+          <w:b/>
+          <w:lang w:val="gu_IN" w:bidi="gu_IN"/>
+        </w:rPr>
         <w:t>"તેણે નિંદા સહન કરીને, સામી નિંદા કરી નહિ"</w:t>
       </w:r>
     </w:p>
@@ -25019,6 +25949,21 @@
           <w:b/>
           <w:lang w:val="gu_IN" w:bidi="gu_IN"/>
         </w:rPr>
+        <w:t>τῇ δικαιοσύνῃ ζήσωμεν</w:t>
+      </w:r>
+    </w:p>
+    <w:p>
+      <w:pPr/>
+      <w:r>
+        <w:rPr>
+          <w:lang w:val="gu_IN" w:bidi="gu_IN"/>
+        </w:rPr>
+      </w:r>
+      <w:r>
+        <w:rPr>
+          <w:b/>
+          <w:lang w:val="gu_IN" w:bidi="gu_IN"/>
+        </w:rPr>
         <w:t>"આપણે ન્યાયપણા સંબંધી જીવીએ"</w:t>
       </w:r>
     </w:p>
@@ -25814,6 +26759,21 @@
         <w:rPr>
           <w:lang w:val="gu_IN" w:bidi="gu_IN"/>
         </w:rPr>
+      </w:r>
+    </w:p>
+    <w:p>
+      <w:pPr/>
+      <w:r>
+        <w:rPr>
+          <w:lang w:val="gu_IN" w:bidi="gu_IN"/>
+        </w:rPr>
+      </w:r>
+      <w:r>
+        <w:rPr>
+          <w:b/>
+          <w:lang w:val="gu_IN" w:bidi="gu_IN"/>
+        </w:rPr>
+        <w:t>τῶν ψυχῶν ὑμῶν</w:t>
       </w:r>
     </w:p>
     <w:p>
@@ -27954,6 +28914,21 @@
           <w:b/>
           <w:lang w:val="gu_IN" w:bidi="gu_IN"/>
         </w:rPr>
+        <w:t>ὑποτασσόμεναι τοῖς ἰδίοις ἀνδράσιν</w:t>
+      </w:r>
+    </w:p>
+    <w:p>
+      <w:pPr/>
+      <w:r>
+        <w:rPr>
+          <w:lang w:val="gu_IN" w:bidi="gu_IN"/>
+        </w:rPr>
+      </w:r>
+      <w:r>
+        <w:rPr>
+          <w:b/>
+          <w:lang w:val="gu_IN" w:bidi="gu_IN"/>
+        </w:rPr>
         <w:t>"તેઓ પોતપોતાના પતિને આધીન રહીને"</w:t>
       </w:r>
     </w:p>
@@ -28633,6 +29608,21 @@
           <w:b/>
           <w:lang w:val="gu_IN" w:bidi="gu_IN"/>
         </w:rPr>
+        <w:t>ἀπονέμοντες τιμήν ὡς καὶ συνκληρονόμοις χάριτος ζωῆς</w:t>
+      </w:r>
+    </w:p>
+    <w:p>
+      <w:pPr/>
+      <w:r>
+        <w:rPr>
+          <w:lang w:val="gu_IN" w:bidi="gu_IN"/>
+        </w:rPr>
+      </w:r>
+      <w:r>
+        <w:rPr>
+          <w:b/>
+          <w:lang w:val="gu_IN" w:bidi="gu_IN"/>
+        </w:rPr>
         <w:t>"અને તમે તેઓની સાથે જીવનની કૃપાના સહ વારસ છો એમ ગણીને તેને માન આપો"</w:t>
       </w:r>
     </w:p>
@@ -28974,6 +29964,21 @@
           <w:b/>
           <w:lang w:val="gu_IN" w:bidi="gu_IN"/>
         </w:rPr>
+        <w:t>εἰς τὸ μὴ ἐνκόπτεσθαι τὰς προσευχὰς ὑμῶν</w:t>
+      </w:r>
+    </w:p>
+    <w:p>
+      <w:pPr/>
+      <w:r>
+        <w:rPr>
+          <w:lang w:val="gu_IN" w:bidi="gu_IN"/>
+        </w:rPr>
+      </w:r>
+      <w:r>
+        <w:rPr>
+          <w:b/>
+          <w:lang w:val="gu_IN" w:bidi="gu_IN"/>
+        </w:rPr>
         <w:t>"કે જેથી તમારી પ્રાર્થનાઓ અટકાવવામાં ન આવે"</w:t>
       </w:r>
     </w:p>
@@ -29123,6 +30128,21 @@
           <w:b/>
           <w:lang w:val="gu_IN" w:bidi="gu_IN"/>
         </w:rPr>
+        <w:t>ὁμόφρονες</w:t>
+      </w:r>
+    </w:p>
+    <w:p>
+      <w:pPr/>
+      <w:r>
+        <w:rPr>
+          <w:lang w:val="gu_IN" w:bidi="gu_IN"/>
+        </w:rPr>
+      </w:r>
+      <w:r>
+        <w:rPr>
+          <w:b/>
+          <w:lang w:val="gu_IN" w:bidi="gu_IN"/>
+        </w:rPr>
         <w:t>"એક મનના {થાઓ"</w:t>
       </w:r>
     </w:p>
@@ -29296,6 +30316,21 @@
           <w:b/>
           <w:lang w:val="gu_IN" w:bidi="gu_IN"/>
         </w:rPr>
+        <w:t>μὴ ἀποδιδόντες κακὸν ἀντὶ κακοῦ, ἢ λοιδορίαν ἀντὶ λοιδορίας</w:t>
+      </w:r>
+    </w:p>
+    <w:p>
+      <w:pPr/>
+      <w:r>
+        <w:rPr>
+          <w:lang w:val="gu_IN" w:bidi="gu_IN"/>
+        </w:rPr>
+      </w:r>
+      <w:r>
+        <w:rPr>
+          <w:b/>
+          <w:lang w:val="gu_IN" w:bidi="gu_IN"/>
+        </w:rPr>
         <w:t>"ભુંડાઈ ને બદલે ભુંડાઈ વાળનારા નહિ અથવા અપમાન ને બદલે અપમાન"</w:t>
       </w:r>
     </w:p>
@@ -29893,6 +30928,21 @@
           <w:b/>
           <w:lang w:val="gu_IN" w:bidi="gu_IN"/>
         </w:rPr>
+        <w:t>ὁ &amp; θέλων ζωὴν ἀγαπᾶν, καὶ ἰδεῖν ἡμέρας ἀγαθὰς, παυσάτω</w:t>
+      </w:r>
+    </w:p>
+    <w:p>
+      <w:pPr/>
+      <w:r>
+        <w:rPr>
+          <w:lang w:val="gu_IN" w:bidi="gu_IN"/>
+        </w:rPr>
+      </w:r>
+      <w:r>
+        <w:rPr>
+          <w:b/>
+          <w:lang w:val="gu_IN" w:bidi="gu_IN"/>
+        </w:rPr>
         <w:t>"જે જીવનને પ્રેમ કરવા અને સારા દિવસો જોવા ઈચ્છે છે &amp; અટકાવવા"</w:t>
       </w:r>
     </w:p>
@@ -29968,6 +31018,21 @@
           <w:b/>
           <w:lang w:val="gu_IN" w:bidi="gu_IN"/>
         </w:rPr>
+        <w:t>ὁ &amp; θέλων ζωὴν ἀγαπᾶν, καὶ ἰδεῖν ἡμέρας ἀγαθὰς</w:t>
+      </w:r>
+    </w:p>
+    <w:p>
+      <w:pPr/>
+      <w:r>
+        <w:rPr>
+          <w:lang w:val="gu_IN" w:bidi="gu_IN"/>
+        </w:rPr>
+      </w:r>
+      <w:r>
+        <w:rPr>
+          <w:b/>
+          <w:lang w:val="gu_IN" w:bidi="gu_IN"/>
+        </w:rPr>
         <w:t>"જે જીવનને પ્રેમ કરવા અને સારા દિવસો જોવા ઈચ્છે છે"</w:t>
       </w:r>
     </w:p>
@@ -30146,6 +31211,21 @@
           <w:b/>
           <w:lang w:val="gu_IN" w:bidi="gu_IN"/>
         </w:rPr>
+        <w:t>τὴν γλῶσσαν ἀπὸ κακοῦ, καὶ χείλη τοῦ μὴ λαλῆσαι δόλον</w:t>
+      </w:r>
+    </w:p>
+    <w:p>
+      <w:pPr/>
+      <w:r>
+        <w:rPr>
+          <w:lang w:val="gu_IN" w:bidi="gu_IN"/>
+        </w:rPr>
+      </w:r>
+      <w:r>
+        <w:rPr>
+          <w:b/>
+          <w:lang w:val="gu_IN" w:bidi="gu_IN"/>
+        </w:rPr>
         <w:t>"તેણે} પોતાની જીભ દુષ્ટતાથી અને પોતાના જીભને કપટી વાતોથી"</w:t>
       </w:r>
     </w:p>
@@ -30247,6 +31327,21 @@
           <w:b/>
           <w:lang w:val="gu_IN" w:bidi="gu_IN"/>
         </w:rPr>
+        <w:t>τὴν γλῶσσαν ἀπὸ κακοῦ, καὶ χείλη τοῦ μὴ λαλῆσαι δόλον</w:t>
+      </w:r>
+    </w:p>
+    <w:p>
+      <w:pPr/>
+      <w:r>
+        <w:rPr>
+          <w:lang w:val="gu_IN" w:bidi="gu_IN"/>
+        </w:rPr>
+      </w:r>
+      <w:r>
+        <w:rPr>
+          <w:b/>
+          <w:lang w:val="gu_IN" w:bidi="gu_IN"/>
+        </w:rPr>
         <w:t>"તેણે} પોતાની જીભ દુષ્ટતાથી અને પોતાના જીભને કપટી વાતોથી"</w:t>
       </w:r>
     </w:p>
@@ -31083,6 +32178,21 @@
           <w:b/>
           <w:lang w:val="gu_IN" w:bidi="gu_IN"/>
         </w:rPr>
+        <w:t>πρόσωπον δὲ Κυρίου ἐπὶ</w:t>
+      </w:r>
+    </w:p>
+    <w:p>
+      <w:pPr/>
+      <w:r>
+        <w:rPr>
+          <w:lang w:val="gu_IN" w:bidi="gu_IN"/>
+        </w:rPr>
+      </w:r>
+      <w:r>
+        <w:rPr>
+          <w:b/>
+          <w:lang w:val="gu_IN" w:bidi="gu_IN"/>
+        </w:rPr>
         <w:t>"પરંતુ પ્રભુનું મુખ &amp; વિમુખ છે"</w:t>
       </w:r>
     </w:p>
@@ -31451,6 +32561,21 @@
           <w:b/>
           <w:lang w:val="gu_IN" w:bidi="gu_IN"/>
         </w:rPr>
+        <w:t>τίς ὁ κακώσων ὑμᾶς, ἐὰν τοῦ ἀγαθοῦ ζηλωταὶ γένησθε</w:t>
+      </w:r>
+    </w:p>
+    <w:p>
+      <w:pPr/>
+      <w:r>
+        <w:rPr>
+          <w:lang w:val="gu_IN" w:bidi="gu_IN"/>
+        </w:rPr>
+      </w:r>
+      <w:r>
+        <w:rPr>
+          <w:b/>
+          <w:lang w:val="gu_IN" w:bidi="gu_IN"/>
+        </w:rPr>
         <w:t>"જે ભલું છે તેને જો તમે અનુસરનારા થયા તો તમારું ભૂંડું કરનાર કોણ {છે"</w:t>
       </w:r>
     </w:p>
@@ -31636,6 +32761,21 @@
           <w:b/>
           <w:lang w:val="gu_IN" w:bidi="gu_IN"/>
         </w:rPr>
+        <w:t>πάσχοιτε διὰ δικαιοσύνην</w:t>
+      </w:r>
+    </w:p>
+    <w:p>
+      <w:pPr/>
+      <w:r>
+        <w:rPr>
+          <w:lang w:val="gu_IN" w:bidi="gu_IN"/>
+        </w:rPr>
+      </w:r>
+      <w:r>
+        <w:rPr>
+          <w:b/>
+          <w:lang w:val="gu_IN" w:bidi="gu_IN"/>
+        </w:rPr>
         <w:t>"તમે ન્યાયીપણા માટે સહન કરો છો, તો"</w:t>
       </w:r>
     </w:p>
@@ -31808,6 +32948,21 @@
           <w:b/>
           <w:lang w:val="gu_IN" w:bidi="gu_IN"/>
         </w:rPr>
+        <w:t>τὸν δὲ φόβον αὐτῶν, μὴ φοβηθῆτε μηδὲ ταραχθῆτε</w:t>
+      </w:r>
+    </w:p>
+    <w:p>
+      <w:pPr/>
+      <w:r>
+        <w:rPr>
+          <w:lang w:val="gu_IN" w:bidi="gu_IN"/>
+        </w:rPr>
+      </w:r>
+      <w:r>
+        <w:rPr>
+          <w:b/>
+          <w:lang w:val="gu_IN" w:bidi="gu_IN"/>
+        </w:rPr>
         <w:t>"પરંતુ તમારે તેઓનાં ભય થી ડરવું જોઈએ નહિ અને ગભરાઓ પણ મા"</w:t>
       </w:r>
     </w:p>
@@ -32063,6 +33218,21 @@
           <w:b/>
           <w:lang w:val="gu_IN" w:bidi="gu_IN"/>
         </w:rPr>
+        <w:t>Κύριον &amp; τὸν Χριστὸν ἁγιάσατε ἐν ταῖς καρδίαις ὑμῶν</w:t>
+      </w:r>
+    </w:p>
+    <w:p>
+      <w:pPr/>
+      <w:r>
+        <w:rPr>
+          <w:lang w:val="gu_IN" w:bidi="gu_IN"/>
+        </w:rPr>
+      </w:r>
+      <w:r>
+        <w:rPr>
+          <w:b/>
+          <w:lang w:val="gu_IN" w:bidi="gu_IN"/>
+        </w:rPr>
         <w:t>"ખ્રિસ્તને તમારા પ્રભુ તરીકે તમારા હૃદયમાં પવિત્ર માનો"</w:t>
       </w:r>
     </w:p>
@@ -32764,6 +33934,21 @@
           <w:b/>
           <w:lang w:val="gu_IN" w:bidi="gu_IN"/>
         </w:rPr>
+        <w:t>ἵνα ἐν ᾧ καταλαλεῖσθε, καταισχυνθῶσιν, οἱ ἐπηρεάζοντες ὑμῶν τὴν ἀγαθὴν ἐν Χριστῷ ἀναστροφήν</w:t>
+      </w:r>
+    </w:p>
+    <w:p>
+      <w:pPr/>
+      <w:r>
+        <w:rPr>
+          <w:lang w:val="gu_IN" w:bidi="gu_IN"/>
+        </w:rPr>
+      </w:r>
+      <w:r>
+        <w:rPr>
+          <w:b/>
+          <w:lang w:val="gu_IN" w:bidi="gu_IN"/>
+        </w:rPr>
         <w:t>"જેથી, જે વિશે તમારી નિંદા થાય છે,તે વિશે જેઓ ખ્રીસ્તમાંના તમારા સારા આચરણની નિંદા કરે છે તેઓ શરમાઈ જાય"</w:t>
       </w:r>
     </w:p>
@@ -33032,6 +34217,21 @@
           <w:b/>
           <w:lang w:val="gu_IN" w:bidi="gu_IN"/>
         </w:rPr>
+        <w:t>καταισχυνθῶσιν, οἱ ἐπηρεάζοντες ὑμῶν τὴν ἀγαθὴν ἐν Χριστῷ ἀναστροφήν</w:t>
+      </w:r>
+    </w:p>
+    <w:p>
+      <w:pPr/>
+      <w:r>
+        <w:rPr>
+          <w:lang w:val="gu_IN" w:bidi="gu_IN"/>
+        </w:rPr>
+      </w:r>
+      <w:r>
+        <w:rPr>
+          <w:b/>
+          <w:lang w:val="gu_IN" w:bidi="gu_IN"/>
+        </w:rPr>
         <w:t>"જેઓ ખ્રીસ્તમાંના તમારા સારા આચરણની નિંદા કરે છે તેઓ શરમાઈ જાય"</w:t>
       </w:r>
     </w:p>
@@ -34703,6 +35903,21 @@
           <w:b/>
           <w:lang w:val="gu_IN" w:bidi="gu_IN"/>
         </w:rPr>
+        <w:t>ὃ καὶ ὑμᾶς ἀντίτυπον νῦν σῴζει βάπτισμα</w:t>
+      </w:r>
+    </w:p>
+    <w:p>
+      <w:pPr/>
+      <w:r>
+        <w:rPr>
+          <w:lang w:val="gu_IN" w:bidi="gu_IN"/>
+        </w:rPr>
+      </w:r>
+      <w:r>
+        <w:rPr>
+          <w:b/>
+          <w:lang w:val="gu_IN" w:bidi="gu_IN"/>
+        </w:rPr>
         <w:t>"એ, દૃષ્ટાંત પ્રમાણે, બાપ્તિસ્મા &amp; હવે તમને &amp; બચાવે છે"</w:t>
       </w:r>
     </w:p>
@@ -34984,6 +36199,21 @@
           <w:b/>
           <w:lang w:val="gu_IN" w:bidi="gu_IN"/>
         </w:rPr>
+        <w:t>οὐ σαρκὸς ἀπόθεσις ῥύπου, ἀλλὰ συνειδήσεως ἀγαθῆς, ἐπερώτημα εἰς Θεόν</w:t>
+      </w:r>
+    </w:p>
+    <w:p>
+      <w:pPr/>
+      <w:r>
+        <w:rPr>
+          <w:lang w:val="gu_IN" w:bidi="gu_IN"/>
+        </w:rPr>
+      </w:r>
+      <w:r>
+        <w:rPr>
+          <w:b/>
+          <w:lang w:val="gu_IN" w:bidi="gu_IN"/>
+        </w:rPr>
         <w:t>"દેહનો મેલ દુર કરવો નહિ,પણ દેવ પ્રત્યે સારા હદયની માંગણીથી"</w:t>
       </w:r>
     </w:p>
@@ -35292,6 +36522,21 @@
           <w:b/>
           <w:lang w:val="gu_IN" w:bidi="gu_IN"/>
         </w:rPr>
+        <w:t>καὶ ὑμᾶς &amp; νῦν σῴζει βάπτισμα, οὐ σαρκὸς ἀπόθεσις ῥύπου, ἀλλὰ συνειδήσεως ἀγαθῆς, ἐπερώτημα εἰς Θεόν δι’ ἀναστάσεως Ἰησοῦ Χριστοῦ</w:t>
+      </w:r>
+    </w:p>
+    <w:p>
+      <w:pPr/>
+      <w:r>
+        <w:rPr>
+          <w:lang w:val="gu_IN" w:bidi="gu_IN"/>
+        </w:rPr>
+      </w:r>
+      <w:r>
+        <w:rPr>
+          <w:b/>
+          <w:lang w:val="gu_IN" w:bidi="gu_IN"/>
+        </w:rPr>
         <w:t>"એ, દૃષ્ટાંત પ્રમાણે, બાપ્તિસ્મા-દેહનો મેલ દુર કરવો નહિ,પણ દેવ પ્રત્યે સારા હદયની માંગણીથી-ઈસુ ખ્રિસ્તના પુનરુત્થાન વડે હવે તમને &amp; બચાવે છે"</w:t>
       </w:r>
     </w:p>
@@ -35380,6 +36625,21 @@
           <w:b/>
           <w:lang w:val="gu_IN" w:bidi="gu_IN"/>
         </w:rPr>
+        <w:t>δι’ ἀναστάσεως Ἰησοῦ Χριστοῦ</w:t>
+      </w:r>
+    </w:p>
+    <w:p>
+      <w:pPr/>
+      <w:r>
+        <w:rPr>
+          <w:lang w:val="gu_IN" w:bidi="gu_IN"/>
+        </w:rPr>
+      </w:r>
+      <w:r>
+        <w:rPr>
+          <w:b/>
+          <w:lang w:val="gu_IN" w:bidi="gu_IN"/>
+        </w:rPr>
         <w:t>"ઈસુ ખ્રિસ્તના પુનરુત્થાન વડે"</w:t>
       </w:r>
     </w:p>
@@ -35462,6 +36722,21 @@
           <w:b/>
           <w:lang w:val="gu_IN" w:bidi="gu_IN"/>
         </w:rPr>
+        <w:t>ὅς ἐστιν ἐν δεξιᾷ Θεοῦ, πορευθεὶς εἰς οὐρανὸν, ὑποταγέντων αὐτῷ ἀγγέλων, καὶ ἐξουσιῶν, καὶ δυνάμεων</w:t>
+      </w:r>
+    </w:p>
+    <w:p>
+      <w:pPr/>
+      <w:r>
+        <w:rPr>
+          <w:lang w:val="gu_IN" w:bidi="gu_IN"/>
+        </w:rPr>
+      </w:r>
+      <w:r>
+        <w:rPr>
+          <w:b/>
+          <w:lang w:val="gu_IN" w:bidi="gu_IN"/>
+        </w:rPr>
         <w:t>"દૂતો,અધિકારીઓ તથા પરાક્રમીઓને પોતાને સ્વાધીન કર્યા પછી, તેતો સ્વર્ગમાં ગયો છે અને, દેવની જમણી તરફ બેઠેલો છે"</w:t>
       </w:r>
     </w:p>
@@ -35763,6 +37038,21 @@
           <w:b/>
           <w:lang w:val="gu_IN" w:bidi="gu_IN"/>
         </w:rPr>
+        <w:t>ὑποταγέντων αὐτῷ ἀγγέλων, καὶ ἐξουσιῶν, καὶ δυνάμεων</w:t>
+      </w:r>
+    </w:p>
+    <w:p>
+      <w:pPr/>
+      <w:r>
+        <w:rPr>
+          <w:lang w:val="gu_IN" w:bidi="gu_IN"/>
+        </w:rPr>
+      </w:r>
+      <w:r>
+        <w:rPr>
+          <w:b/>
+          <w:lang w:val="gu_IN" w:bidi="gu_IN"/>
+        </w:rPr>
         <w:t>"દૂતો,અધિકારીઓ તથા પરાક્રમીઓને પોતાને સ્વાધીન કર્યા પછી &amp; અને"</w:t>
       </w:r>
     </w:p>
@@ -35857,6 +37147,21 @@
         <w:rPr>
           <w:lang w:val="gu_IN" w:bidi="gu_IN"/>
         </w:rPr>
+      </w:r>
+    </w:p>
+    <w:p>
+      <w:pPr/>
+      <w:r>
+        <w:rPr>
+          <w:lang w:val="gu_IN" w:bidi="gu_IN"/>
+        </w:rPr>
+      </w:r>
+      <w:r>
+        <w:rPr>
+          <w:b/>
+          <w:lang w:val="gu_IN" w:bidi="gu_IN"/>
+        </w:rPr>
+        <w:t>ὑποταγέντων αὐτῷ ἀγγέλων, καὶ ἐξουσιῶν, καὶ δυνάμεων</w:t>
       </w:r>
     </w:p>
     <w:p>
@@ -37077,6 +38382,21 @@
           <w:b/>
           <w:lang w:val="gu_IN" w:bidi="gu_IN"/>
         </w:rPr>
+        <w:t>ἀρκετὸς &amp; ὁ παρεληλυθὼς χρόνος</w:t>
+      </w:r>
+    </w:p>
+    <w:p>
+      <w:pPr/>
+      <w:r>
+        <w:rPr>
+          <w:lang w:val="gu_IN" w:bidi="gu_IN"/>
+        </w:rPr>
+      </w:r>
+      <w:r>
+        <w:rPr>
+          <w:b/>
+          <w:lang w:val="gu_IN" w:bidi="gu_IN"/>
+        </w:rPr>
         <w:t>"જે સમય પસાર થઈ ગયો છે તે &amp; બસ છે"</w:t>
       </w:r>
     </w:p>
@@ -37243,6 +38563,21 @@
           <w:b/>
           <w:lang w:val="gu_IN" w:bidi="gu_IN"/>
         </w:rPr>
+        <w:t>πεπορευμένους ἐν ἀσελγείαις, ἐπιθυμίαις, οἰνοφλυγίαις, κώμοις, πότοις, καὶ ἀθεμίτοις εἰδωλολατρίαις</w:t>
+      </w:r>
+    </w:p>
+    <w:p>
+      <w:pPr/>
+      <w:r>
+        <w:rPr>
+          <w:lang w:val="gu_IN" w:bidi="gu_IN"/>
+        </w:rPr>
+      </w:r>
+      <w:r>
+        <w:rPr>
+          <w:b/>
+          <w:lang w:val="gu_IN" w:bidi="gu_IN"/>
+        </w:rPr>
         <w:t>"જેઓ વ્યભિચારમાં, વિષયભોગમાં,મદ્યપાનમાં, મોજશોખમાં, મિજબાની, અને ધિક્કારપાત્ર મૂર્તિપૂજામાં રહેતાં હતા"</w:t>
       </w:r>
     </w:p>
@@ -37331,6 +38666,21 @@
           <w:b/>
           <w:lang w:val="gu_IN" w:bidi="gu_IN"/>
         </w:rPr>
+        <w:t>πεπορευμένους ἐν ἀσελγείαις, ἐπιθυμίαις, οἰνοφλυγίαις, κώμοις, πότοις, καὶ ἀθεμίτοις εἰδωλολατρίαις</w:t>
+      </w:r>
+    </w:p>
+    <w:p>
+      <w:pPr/>
+      <w:r>
+        <w:rPr>
+          <w:lang w:val="gu_IN" w:bidi="gu_IN"/>
+        </w:rPr>
+      </w:r>
+      <w:r>
+        <w:rPr>
+          <w:b/>
+          <w:lang w:val="gu_IN" w:bidi="gu_IN"/>
+        </w:rPr>
         <w:t>"જેઓ વ્યભિચારમાં, વિષયભોગમાં,મદ્યપાનમાં, મોજશોખમાં, મિજબાની, અને ધિક્કારપાત્ર મૂર્તિપૂજામાં રહેતાં હતા"</w:t>
       </w:r>
     </w:p>
@@ -37419,6 +38769,21 @@
           <w:b/>
           <w:lang w:val="gu_IN" w:bidi="gu_IN"/>
         </w:rPr>
+        <w:t>μὴ συντρεχόντων ὑμῶν εἰς τὴν αὐτὴν τῆς ἀσωτίας ἀνάχυσιν</w:t>
+      </w:r>
+    </w:p>
+    <w:p>
+      <w:pPr/>
+      <w:r>
+        <w:rPr>
+          <w:lang w:val="gu_IN" w:bidi="gu_IN"/>
+        </w:rPr>
+      </w:r>
+      <w:r>
+        <w:rPr>
+          <w:b/>
+          <w:lang w:val="gu_IN" w:bidi="gu_IN"/>
+        </w:rPr>
         <w:t>"તમે તેમની સાથે &amp; અપમાનજનકના સમાન પ્રવાહમાં દોડી રહ્યા નથી"</w:t>
       </w:r>
     </w:p>
@@ -37913,6 +39278,21 @@
           <w:b/>
           <w:lang w:val="gu_IN" w:bidi="gu_IN"/>
         </w:rPr>
+        <w:t>τῷ ἑτοίμως ἔχοντι κρῖναι</w:t>
+      </w:r>
+    </w:p>
+    <w:p>
+      <w:pPr/>
+      <w:r>
+        <w:rPr>
+          <w:lang w:val="gu_IN" w:bidi="gu_IN"/>
+        </w:rPr>
+      </w:r>
+      <w:r>
+        <w:rPr>
+          <w:b/>
+          <w:lang w:val="gu_IN" w:bidi="gu_IN"/>
+        </w:rPr>
         <w:t>"ન્યાય કરવાને જે તૈયાર છે તેને"</w:t>
       </w:r>
     </w:p>
@@ -39116,6 +40496,21 @@
           <w:b/>
           <w:lang w:val="gu_IN" w:bidi="gu_IN"/>
         </w:rPr>
+        <w:t>νήψατε</w:t>
+      </w:r>
+    </w:p>
+    <w:p>
+      <w:pPr/>
+      <w:r>
+        <w:rPr>
+          <w:lang w:val="gu_IN" w:bidi="gu_IN"/>
+        </w:rPr>
+      </w:r>
+      <w:r>
+        <w:rPr>
+          <w:b/>
+          <w:lang w:val="gu_IN" w:bidi="gu_IN"/>
+        </w:rPr>
         <w:t>"શાંત રહીને"</w:t>
       </w:r>
     </w:p>
@@ -40202,6 +41597,21 @@
           <w:b/>
           <w:lang w:val="gu_IN" w:bidi="gu_IN"/>
         </w:rPr>
+        <w:t>ᾧ ἐστιν ἡ δόξα καὶ τὸ κράτος</w:t>
+      </w:r>
+    </w:p>
+    <w:p>
+      <w:pPr/>
+      <w:r>
+        <w:rPr>
+          <w:lang w:val="gu_IN" w:bidi="gu_IN"/>
+        </w:rPr>
+      </w:r>
+      <w:r>
+        <w:rPr>
+          <w:b/>
+          <w:lang w:val="gu_IN" w:bidi="gu_IN"/>
+        </w:rPr>
         <w:t>"તેને &amp; મહિમા અને સત્તા છે"</w:t>
       </w:r>
     </w:p>
@@ -41212,6 +42622,21 @@
           <w:b/>
           <w:lang w:val="gu_IN" w:bidi="gu_IN"/>
         </w:rPr>
+        <w:t>ὡς φονεὺς, ἢ κλέπτης, ἢ κακοποιὸς, ἢ ὡς ἀλλοτριεπίσκοπος</w:t>
+      </w:r>
+    </w:p>
+    <w:p>
+      <w:pPr/>
+      <w:r>
+        <w:rPr>
+          <w:lang w:val="gu_IN" w:bidi="gu_IN"/>
+        </w:rPr>
+      </w:r>
+      <w:r>
+        <w:rPr>
+          <w:b/>
+          <w:lang w:val="gu_IN" w:bidi="gu_IN"/>
+        </w:rPr>
         <w:t>"ખૂની કે ચોર અથવા દુષ્કર્મી અથવા ઘાલમેલ કરનાર તરીકે"</w:t>
       </w:r>
     </w:p>
@@ -41629,6 +43054,21 @@
           <w:b/>
           <w:lang w:val="gu_IN" w:bidi="gu_IN"/>
         </w:rPr>
+        <w:t>ὁ καιρὸς τοῦ ἄρξασθαι τὸ κρίμα ἀπὸ τοῦ οἴκου τοῦ Θεοῦ</w:t>
+      </w:r>
+    </w:p>
+    <w:p>
+      <w:pPr/>
+      <w:r>
+        <w:rPr>
+          <w:lang w:val="gu_IN" w:bidi="gu_IN"/>
+        </w:rPr>
+      </w:r>
+      <w:r>
+        <w:rPr>
+          <w:b/>
+          <w:lang w:val="gu_IN" w:bidi="gu_IN"/>
+        </w:rPr>
         <w:t>"ન્યાયકરણનો આરંભ દેવના કુટુંબમાં થાય {એવો} સમય આવ્યો છે"</w:t>
       </w:r>
     </w:p>
@@ -42490,6 +43930,21 @@
           <w:b/>
           <w:lang w:val="gu_IN" w:bidi="gu_IN"/>
         </w:rPr>
+        <w:t>εἰ ὁ δίκαιος μόλις σῴζεται, ὁ ἀσεβὴς καὶ ἁμαρτωλὸς ποῦ φανεῖται</w:t>
+      </w:r>
+    </w:p>
+    <w:p>
+      <w:pPr/>
+      <w:r>
+        <w:rPr>
+          <w:lang w:val="gu_IN" w:bidi="gu_IN"/>
+        </w:rPr>
+      </w:r>
+      <w:r>
+        <w:rPr>
+          <w:b/>
+          <w:lang w:val="gu_IN" w:bidi="gu_IN"/>
+        </w:rPr>
         <w:t>"જો ન્યાયી માણસનો ઉદ્ધાર મુશ્કેલીથી થાય છે, તો અધર્મી અને પાપી માણસ ક્યાં જશે"</w:t>
       </w:r>
     </w:p>
@@ -42565,6 +44020,21 @@
           <w:b/>
           <w:lang w:val="gu_IN" w:bidi="gu_IN"/>
         </w:rPr>
+        <w:t>εἰ ὁ δίκαιος μόλις σῴζεται</w:t>
+      </w:r>
+    </w:p>
+    <w:p>
+      <w:pPr/>
+      <w:r>
+        <w:rPr>
+          <w:lang w:val="gu_IN" w:bidi="gu_IN"/>
+        </w:rPr>
+      </w:r>
+      <w:r>
+        <w:rPr>
+          <w:b/>
+          <w:lang w:val="gu_IN" w:bidi="gu_IN"/>
+        </w:rPr>
         <w:t>"જો ન્યાયી માણસનો ઉદ્ધાર મુશ્કેલીથી થાય છે"</w:t>
       </w:r>
     </w:p>
@@ -43046,6 +44516,21 @@
           <w:b/>
           <w:lang w:val="gu_IN" w:bidi="gu_IN"/>
         </w:rPr>
+        <w:t>τὰς ψυχὰς</w:t>
+      </w:r>
+    </w:p>
+    <w:p>
+      <w:pPr/>
+      <w:r>
+        <w:rPr>
+          <w:lang w:val="gu_IN" w:bidi="gu_IN"/>
+        </w:rPr>
+      </w:r>
+      <w:r>
+        <w:rPr>
+          <w:b/>
+          <w:lang w:val="gu_IN" w:bidi="gu_IN"/>
+        </w:rPr>
         <w:t>"આત્માઓને"</w:t>
       </w:r>
     </w:p>
@@ -43120,6 +44605,21 @@
         <w:rPr>
           <w:lang w:val="gu_IN" w:bidi="gu_IN"/>
         </w:rPr>
+      </w:r>
+    </w:p>
+    <w:p>
+      <w:pPr/>
+      <w:r>
+        <w:rPr>
+          <w:lang w:val="gu_IN" w:bidi="gu_IN"/>
+        </w:rPr>
+      </w:r>
+      <w:r>
+        <w:rPr>
+          <w:b/>
+          <w:lang w:val="gu_IN" w:bidi="gu_IN"/>
+        </w:rPr>
+        <w:t>ἐν ἀγαθοποιΐᾳ</w:t>
       </w:r>
     </w:p>
     <w:p>
@@ -43569,6 +45069,21 @@
           <w:b/>
           <w:lang w:val="gu_IN" w:bidi="gu_IN"/>
         </w:rPr>
+        <w:t>μάρτυς τῶν τοῦ Χριστοῦ παθημάτων</w:t>
+      </w:r>
+    </w:p>
+    <w:p>
+      <w:pPr/>
+      <w:r>
+        <w:rPr>
+          <w:lang w:val="gu_IN" w:bidi="gu_IN"/>
+        </w:rPr>
+      </w:r>
+      <w:r>
+        <w:rPr>
+          <w:b/>
+          <w:lang w:val="gu_IN" w:bidi="gu_IN"/>
+        </w:rPr>
         <w:t>"ખ્રિસ્તના દુઃખોનો સાક્ષી છું"</w:t>
       </w:r>
     </w:p>
@@ -43664,6 +45179,21 @@
           <w:b/>
           <w:lang w:val="gu_IN" w:bidi="gu_IN"/>
         </w:rPr>
+        <w:t>τῆς μελλούσης ἀποκαλύπτεσθαι δόξης</w:t>
+      </w:r>
+    </w:p>
+    <w:p>
+      <w:pPr/>
+      <w:r>
+        <w:rPr>
+          <w:lang w:val="gu_IN" w:bidi="gu_IN"/>
+        </w:rPr>
+      </w:r>
+      <w:r>
+        <w:rPr>
+          <w:b/>
+          <w:lang w:val="gu_IN" w:bidi="gu_IN"/>
+        </w:rPr>
         <w:t>"પ્રગટ થનાર મહિમાનો ભાગીદાર છું"</w:t>
       </w:r>
     </w:p>
@@ -44049,6 +45579,21 @@
           <w:b/>
           <w:lang w:val="gu_IN" w:bidi="gu_IN"/>
         </w:rPr>
+        <w:t>ἐπισκοποῦντες μὴ ἀναγκαστῶς</w:t>
+      </w:r>
+    </w:p>
+    <w:p>
+      <w:pPr/>
+      <w:r>
+        <w:rPr>
+          <w:lang w:val="gu_IN" w:bidi="gu_IN"/>
+        </w:rPr>
+      </w:r>
+      <w:r>
+        <w:rPr>
+          <w:b/>
+          <w:lang w:val="gu_IN" w:bidi="gu_IN"/>
+        </w:rPr>
         <w:t>"દેખરેખ રાખો-ફરજ પડયાથી નહિ"</w:t>
       </w:r>
     </w:p>
@@ -44841,6 +46386,21 @@
           <w:b/>
           <w:lang w:val="gu_IN" w:bidi="gu_IN"/>
         </w:rPr>
+        <w:t>τοῦ ποιμνίου</w:t>
+      </w:r>
+    </w:p>
+    <w:p>
+      <w:pPr/>
+      <w:r>
+        <w:rPr>
+          <w:lang w:val="gu_IN" w:bidi="gu_IN"/>
+        </w:rPr>
+      </w:r>
+      <w:r>
+        <w:rPr>
+          <w:b/>
+          <w:lang w:val="gu_IN" w:bidi="gu_IN"/>
+        </w:rPr>
         <w:t>"ટોળાને"</w:t>
       </w:r>
     </w:p>
@@ -45239,6 +46799,21 @@
           <w:b/>
           <w:lang w:val="gu_IN" w:bidi="gu_IN"/>
         </w:rPr>
+        <w:t>φανερωθέντος τοῦ ἀρχιποίμενος</w:t>
+      </w:r>
+    </w:p>
+    <w:p>
+      <w:pPr/>
+      <w:r>
+        <w:rPr>
+          <w:lang w:val="gu_IN" w:bidi="gu_IN"/>
+        </w:rPr>
+      </w:r>
+      <w:r>
+        <w:rPr>
+          <w:b/>
+          <w:lang w:val="gu_IN" w:bidi="gu_IN"/>
+        </w:rPr>
         <w:t>"જયારે મુખ્ય ઘેટાંપાળક પ્રગટ થશે ત્યારે"</w:t>
       </w:r>
     </w:p>
@@ -45762,6 +47337,21 @@
           <w:b/>
           <w:lang w:val="gu_IN" w:bidi="gu_IN"/>
         </w:rPr>
+        <w:t>πρεσβυτέροις</w:t>
+      </w:r>
+    </w:p>
+    <w:p>
+      <w:pPr/>
+      <w:r>
+        <w:rPr>
+          <w:lang w:val="gu_IN" w:bidi="gu_IN"/>
+        </w:rPr>
+      </w:r>
+      <w:r>
+        <w:rPr>
+          <w:b/>
+          <w:lang w:val="gu_IN" w:bidi="gu_IN"/>
+        </w:rPr>
         <w:t>"વડીલોને"</w:t>
       </w:r>
     </w:p>
@@ -46250,6 +47840,21 @@
           <w:b/>
           <w:lang w:val="gu_IN" w:bidi="gu_IN"/>
         </w:rPr>
+        <w:t>ὁ Θεὸς ὑπερηφάνοις ἀντιτάσσεται, ταπεινοῖς δὲ δίδωσιν χάριν</w:t>
+      </w:r>
+    </w:p>
+    <w:p>
+      <w:pPr/>
+      <w:r>
+        <w:rPr>
+          <w:lang w:val="gu_IN" w:bidi="gu_IN"/>
+        </w:rPr>
+      </w:r>
+      <w:r>
+        <w:rPr>
+          <w:b/>
+          <w:lang w:val="gu_IN" w:bidi="gu_IN"/>
+        </w:rPr>
         <w:t>"દેવ ગર્વિષ્ઠોની વિરુદ્ધ છે, પણ તે નમ્ર માણસો પર કૃપા રાખે છે"</w:t>
       </w:r>
     </w:p>
@@ -46854,6 +48459,21 @@
           <w:b/>
           <w:lang w:val="gu_IN" w:bidi="gu_IN"/>
         </w:rPr>
+        <w:t>νήψατε</w:t>
+      </w:r>
+    </w:p>
+    <w:p>
+      <w:pPr/>
+      <w:r>
+        <w:rPr>
+          <w:lang w:val="gu_IN" w:bidi="gu_IN"/>
+        </w:rPr>
+      </w:r>
+      <w:r>
+        <w:rPr>
+          <w:b/>
+          <w:lang w:val="gu_IN" w:bidi="gu_IN"/>
+        </w:rPr>
         <w:t>"સાવચેત થાઓ, જાગતા રહો"</w:t>
       </w:r>
     </w:p>
@@ -47264,6 +48884,21 @@
           <w:b/>
           <w:lang w:val="gu_IN" w:bidi="gu_IN"/>
         </w:rPr>
+        <w:t>τὰ αὐτὰ τῶν παθημάτων &amp; ἐπιτελεῖσθαι</w:t>
+      </w:r>
+    </w:p>
+    <w:p>
+      <w:pPr/>
+      <w:r>
+        <w:rPr>
+          <w:lang w:val="gu_IN" w:bidi="gu_IN"/>
+        </w:rPr>
+      </w:r>
+      <w:r>
+        <w:rPr>
+          <w:b/>
+          <w:lang w:val="gu_IN" w:bidi="gu_IN"/>
+        </w:rPr>
         <w:t>"એ જ પ્રકારનાં દુઃખો પડે છે તે"</w:t>
       </w:r>
     </w:p>
@@ -47346,6 +48981,21 @@
           <w:b/>
           <w:lang w:val="gu_IN" w:bidi="gu_IN"/>
         </w:rPr>
+        <w:t>τὰ αὐτὰ τῶν παθημάτων &amp; ἐπιτελεῖσθαι</w:t>
+      </w:r>
+    </w:p>
+    <w:p>
+      <w:pPr/>
+      <w:r>
+        <w:rPr>
+          <w:lang w:val="gu_IN" w:bidi="gu_IN"/>
+        </w:rPr>
+      </w:r>
+      <w:r>
+        <w:rPr>
+          <w:b/>
+          <w:lang w:val="gu_IN" w:bidi="gu_IN"/>
+        </w:rPr>
         <w:t>"એ જ પ્રકારનાં દુઃખો પડે છે તે"</w:t>
       </w:r>
     </w:p>
@@ -47421,6 +49071,21 @@
           <w:b/>
           <w:lang w:val="gu_IN" w:bidi="gu_IN"/>
         </w:rPr>
+        <w:t>τῇ &amp; ὑμῶν ἀδελφότητι</w:t>
+      </w:r>
+    </w:p>
+    <w:p>
+      <w:pPr/>
+      <w:r>
+        <w:rPr>
+          <w:lang w:val="gu_IN" w:bidi="gu_IN"/>
+        </w:rPr>
+      </w:r>
+      <w:r>
+        <w:rPr>
+          <w:b/>
+          <w:lang w:val="gu_IN" w:bidi="gu_IN"/>
+        </w:rPr>
         <w:t>"તમારા ભાઇઓ પર"</w:t>
       </w:r>
     </w:p>
@@ -47509,6 +49174,21 @@
           <w:b/>
           <w:lang w:val="gu_IN" w:bidi="gu_IN"/>
         </w:rPr>
+        <w:t>ἐν τῷ κόσμῳ</w:t>
+      </w:r>
+    </w:p>
+    <w:p>
+      <w:pPr/>
+      <w:r>
+        <w:rPr>
+          <w:lang w:val="gu_IN" w:bidi="gu_IN"/>
+        </w:rPr>
+      </w:r>
+      <w:r>
+        <w:rPr>
+          <w:b/>
+          <w:lang w:val="gu_IN" w:bidi="gu_IN"/>
+        </w:rPr>
         <w:t>"પૃથ્વી પરના"</w:t>
       </w:r>
     </w:p>
@@ -47572,6 +49252,21 @@
           <w:b/>
           <w:lang w:val="gu_IN" w:bidi="gu_IN"/>
         </w:rPr>
+        <w:t>ὁ δὲ Θεὸς πάσης χάριτος, ὁ καλέσας ὑμᾶς εἰς τὴν αἰώνιον αὐτοῦ δόξαν ἐν Χριστῷ, ὀλίγον παθόντας</w:t>
+      </w:r>
+    </w:p>
+    <w:p>
+      <w:pPr/>
+      <w:r>
+        <w:rPr>
+          <w:lang w:val="gu_IN" w:bidi="gu_IN"/>
+        </w:rPr>
+      </w:r>
+      <w:r>
+        <w:rPr>
+          <w:b/>
+          <w:lang w:val="gu_IN" w:bidi="gu_IN"/>
+        </w:rPr>
         <w:t>"પણ સર્વ કૃપાનો દેવ જેને ખ્રિસ્તમાં તમને પોતાના સર્વકાળના મહિમાને સારુ બોલાવ્યા છે &amp; તમે થોડી વાર સહન કરો ત્યાર પછી"</w:t>
       </w:r>
     </w:p>
@@ -47944,6 +49639,21 @@
           <w:b/>
           <w:lang w:val="gu_IN" w:bidi="gu_IN"/>
         </w:rPr>
+        <w:t>ὀλίγον</w:t>
+      </w:r>
+    </w:p>
+    <w:p>
+      <w:pPr/>
+      <w:r>
+        <w:rPr>
+          <w:lang w:val="gu_IN" w:bidi="gu_IN"/>
+        </w:rPr>
+      </w:r>
+      <w:r>
+        <w:rPr>
+          <w:b/>
+          <w:lang w:val="gu_IN" w:bidi="gu_IN"/>
+        </w:rPr>
         <w:t>"થોડી વાર"</w:t>
       </w:r>
     </w:p>
@@ -48233,6 +49943,21 @@
           <w:b/>
           <w:lang w:val="gu_IN" w:bidi="gu_IN"/>
         </w:rPr>
+        <w:t>διὰ Σιλουανοῦ, ὑμῖν τοῦ πιστοῦ ἀδελφοῦ (ὡς λογίζομαι), δι’ ὀλίγων ἔγραψα</w:t>
+      </w:r>
+    </w:p>
+    <w:p>
+      <w:pPr/>
+      <w:r>
+        <w:rPr>
+          <w:lang w:val="gu_IN" w:bidi="gu_IN"/>
+        </w:rPr>
+      </w:r>
+      <w:r>
+        <w:rPr>
+          <w:b/>
+          <w:lang w:val="gu_IN" w:bidi="gu_IN"/>
+        </w:rPr>
         <w:t>"સિલ્વાનુસ હસ્તક, જે વિશ્વાસુ ભાઈ છે, જેમ હું {તેને} માનું છું, મેં ટુંકમાં તમારા પર લખ્યું છે"</w:t>
       </w:r>
     </w:p>
@@ -49623,6 +51348,21 @@
         <w:rPr>
           <w:lang w:val="gu_IN" w:bidi="gu_IN"/>
         </w:rPr>
+      </w:r>
+    </w:p>
+    <w:p>
+      <w:pPr/>
+      <w:r>
+        <w:rPr>
+          <w:lang w:val="gu_IN" w:bidi="gu_IN"/>
+        </w:rPr>
+      </w:r>
+      <w:r>
+        <w:rPr>
+          <w:b/>
+          <w:lang w:val="gu_IN" w:bidi="gu_IN"/>
+        </w:rPr>
+        <w:t>ἐν Χριστῷ</w:t>
       </w:r>
     </w:p>
     <w:p>
